--- a/sefer-edition/book-rewrites/2024-09-01 — סוֹף פְּסוּקֵי דְּזִמְרָה — מַהֲרַ״ם מֵרוֹטֶנְבּוּרְג, וַיְבָרֶךְ דָּוִד וְשִׁירַת הַיָּם — Sefer Edition — styled.docx
+++ b/sefer-edition/book-rewrites/2024-09-01 — סוֹף פְּסוּקֵי דְּזִמְרָה — מַהֲרַ״ם מֵרוֹטֶנְבּוּרְג, וַיְבָרֶךְ דָּוִד וְשִׁירַת הַיָּם — Sefer Edition — styled.docx
@@ -76,16 +76,36 @@
           <w:color w:val="3B3B3B"/>
           <w:sz w:val="22"/>
         </w:rPr>
-        <w:t xml:space="preserve"> is not a single moment but a layered seal: the six </w:t>
-      </w:r>
-      <w:r>
-        <w:rPr>
-          <w:rFonts w:ascii="Georgia" w:hAnsi="Georgia" w:cs="SBL Hebrew" w:eastAsia="Georgia"/>
+        <w:t xml:space="preserve"> (</w:t>
+      </w:r>
+      <w:r>
+        <w:rPr>
+          <w:rFonts w:ascii="SBL Hebrew" w:hAnsi="SBL Hebrew" w:cs="SBL Hebrew" w:eastAsia="SBL Hebrew"/>
           <w:b w:val="0"/>
           <w:i/>
           <w:color w:val="3B3B3B"/>
           <w:sz w:val="22"/>
         </w:rPr>
+        <w:t>פְּסוּקֵי דְּזִמְרָה</w:t>
+      </w:r>
+      <w:r>
+        <w:rPr>
+          <w:rFonts w:ascii="Georgia" w:hAnsi="Georgia" w:cs="SBL Hebrew" w:eastAsia="Georgia"/>
+          <w:b w:val="0"/>
+          <w:i/>
+          <w:color w:val="3B3B3B"/>
+          <w:sz w:val="22"/>
+        </w:rPr>
+        <w:t xml:space="preserve">) is not a single moment but a layered seal: the six </w:t>
+      </w:r>
+      <w:r>
+        <w:rPr>
+          <w:rFonts w:ascii="Georgia" w:hAnsi="Georgia" w:cs="SBL Hebrew" w:eastAsia="Georgia"/>
+          <w:b w:val="0"/>
+          <w:i/>
+          <w:color w:val="3B3B3B"/>
+          <w:sz w:val="22"/>
+        </w:rPr>
         <w:t>Halleluyos</w:t>
       </w:r>
       <w:r>
@@ -96,16 +116,36 @@
           <w:color w:val="3B3B3B"/>
           <w:sz w:val="22"/>
         </w:rPr>
-        <w:t xml:space="preserve"> at the end of </w:t>
-      </w:r>
-      <w:r>
-        <w:rPr>
-          <w:rFonts w:ascii="Georgia" w:hAnsi="Georgia" w:cs="SBL Hebrew" w:eastAsia="Georgia"/>
+        <w:t xml:space="preserve"> (</w:t>
+      </w:r>
+      <w:r>
+        <w:rPr>
+          <w:rFonts w:ascii="SBL Hebrew" w:hAnsi="SBL Hebrew" w:cs="SBL Hebrew" w:eastAsia="SBL Hebrew"/>
           <w:b w:val="0"/>
           <w:i/>
           <w:color w:val="3B3B3B"/>
           <w:sz w:val="22"/>
         </w:rPr>
+        <w:t>הַלְלוּיוֹת</w:t>
+      </w:r>
+      <w:r>
+        <w:rPr>
+          <w:rFonts w:ascii="Georgia" w:hAnsi="Georgia" w:cs="SBL Hebrew" w:eastAsia="Georgia"/>
+          <w:b w:val="0"/>
+          <w:i/>
+          <w:color w:val="3B3B3B"/>
+          <w:sz w:val="22"/>
+        </w:rPr>
+        <w:t xml:space="preserve">) at the end of </w:t>
+      </w:r>
+      <w:r>
+        <w:rPr>
+          <w:rFonts w:ascii="Georgia" w:hAnsi="Georgia" w:cs="SBL Hebrew" w:eastAsia="Georgia"/>
+          <w:b w:val="0"/>
+          <w:i/>
+          <w:color w:val="3B3B3B"/>
+          <w:sz w:val="22"/>
+        </w:rPr>
         <w:t>Tehillim</w:t>
       </w:r>
       <w:r>
@@ -116,16 +156,36 @@
           <w:color w:val="3B3B3B"/>
           <w:sz w:val="22"/>
         </w:rPr>
-        <w:t xml:space="preserve">, the </w:t>
-      </w:r>
-      <w:r>
-        <w:rPr>
-          <w:rFonts w:ascii="Georgia" w:hAnsi="Georgia" w:cs="SBL Hebrew" w:eastAsia="Georgia"/>
+        <w:t xml:space="preserve"> (</w:t>
+      </w:r>
+      <w:r>
+        <w:rPr>
+          <w:rFonts w:ascii="SBL Hebrew" w:hAnsi="SBL Hebrew" w:cs="SBL Hebrew" w:eastAsia="SBL Hebrew"/>
           <w:b w:val="0"/>
           <w:i/>
           <w:color w:val="3B3B3B"/>
           <w:sz w:val="22"/>
         </w:rPr>
+        <w:t>תְּהִלִּים</w:t>
+      </w:r>
+      <w:r>
+        <w:rPr>
+          <w:rFonts w:ascii="Georgia" w:hAnsi="Georgia" w:cs="SBL Hebrew" w:eastAsia="Georgia"/>
+          <w:b w:val="0"/>
+          <w:i/>
+          <w:color w:val="3B3B3B"/>
+          <w:sz w:val="22"/>
+        </w:rPr>
+        <w:t xml:space="preserve">), the </w:t>
+      </w:r>
+      <w:r>
+        <w:rPr>
+          <w:rFonts w:ascii="Georgia" w:hAnsi="Georgia" w:cs="SBL Hebrew" w:eastAsia="Georgia"/>
+          <w:b w:val="0"/>
+          <w:i/>
+          <w:color w:val="3B3B3B"/>
+          <w:sz w:val="22"/>
+        </w:rPr>
         <w:t>Baruch Hashem L’olam</w:t>
       </w:r>
       <w:r>
@@ -136,16 +196,36 @@
           <w:color w:val="3B3B3B"/>
           <w:sz w:val="22"/>
         </w:rPr>
-        <w:t xml:space="preserve"> cluster of the Maharam of Rothenburg, the </w:t>
-      </w:r>
-      <w:r>
-        <w:rPr>
-          <w:rFonts w:ascii="Georgia" w:hAnsi="Georgia" w:cs="SBL Hebrew" w:eastAsia="Georgia"/>
+        <w:t xml:space="preserve"> (</w:t>
+      </w:r>
+      <w:r>
+        <w:rPr>
+          <w:rFonts w:ascii="SBL Hebrew" w:hAnsi="SBL Hebrew" w:cs="SBL Hebrew" w:eastAsia="SBL Hebrew"/>
           <w:b w:val="0"/>
           <w:i/>
           <w:color w:val="3B3B3B"/>
           <w:sz w:val="22"/>
         </w:rPr>
+        <w:t>בָּרוּךְ ה׳ לְעוֹלָם</w:t>
+      </w:r>
+      <w:r>
+        <w:rPr>
+          <w:rFonts w:ascii="Georgia" w:hAnsi="Georgia" w:cs="SBL Hebrew" w:eastAsia="Georgia"/>
+          <w:b w:val="0"/>
+          <w:i/>
+          <w:color w:val="3B3B3B"/>
+          <w:sz w:val="22"/>
+        </w:rPr>
+        <w:t xml:space="preserve">) cluster of the Maharam of Rothenburg, the </w:t>
+      </w:r>
+      <w:r>
+        <w:rPr>
+          <w:rFonts w:ascii="Georgia" w:hAnsi="Georgia" w:cs="SBL Hebrew" w:eastAsia="Georgia"/>
+          <w:b w:val="0"/>
+          <w:i/>
+          <w:color w:val="3B3B3B"/>
+          <w:sz w:val="22"/>
+        </w:rPr>
         <w:t>hodaah</w:t>
       </w:r>
       <w:r>
@@ -156,16 +236,56 @@
           <w:color w:val="3B3B3B"/>
           <w:sz w:val="22"/>
         </w:rPr>
-        <w:t xml:space="preserve"> of David HaMelech and the </w:t>
-      </w:r>
-      <w:r>
-        <w:rPr>
-          <w:rFonts w:ascii="Georgia" w:hAnsi="Georgia" w:cs="SBL Hebrew" w:eastAsia="Georgia"/>
+        <w:t xml:space="preserve"> (</w:t>
+      </w:r>
+      <w:r>
+        <w:rPr>
+          <w:rFonts w:ascii="SBL Hebrew" w:hAnsi="SBL Hebrew" w:cs="SBL Hebrew" w:eastAsia="SBL Hebrew"/>
           <w:b w:val="0"/>
           <w:i/>
           <w:color w:val="3B3B3B"/>
           <w:sz w:val="22"/>
         </w:rPr>
+        <w:t>הוֹדָאָה</w:t>
+      </w:r>
+      <w:r>
+        <w:rPr>
+          <w:rFonts w:ascii="Georgia" w:hAnsi="Georgia" w:cs="SBL Hebrew" w:eastAsia="Georgia"/>
+          <w:b w:val="0"/>
+          <w:i/>
+          <w:color w:val="3B3B3B"/>
+          <w:sz w:val="22"/>
+        </w:rPr>
+        <w:t>) of David HaMelech (</w:t>
+      </w:r>
+      <w:r>
+        <w:rPr>
+          <w:rFonts w:ascii="SBL Hebrew" w:hAnsi="SBL Hebrew" w:cs="SBL Hebrew" w:eastAsia="SBL Hebrew"/>
+          <w:b w:val="0"/>
+          <w:i/>
+          <w:color w:val="3B3B3B"/>
+          <w:sz w:val="22"/>
+        </w:rPr>
+        <w:t>דָּוִד הַמֶּלֶךְ</w:t>
+      </w:r>
+      <w:r>
+        <w:rPr>
+          <w:rFonts w:ascii="Georgia" w:hAnsi="Georgia" w:cs="SBL Hebrew" w:eastAsia="Georgia"/>
+          <w:b w:val="0"/>
+          <w:i/>
+          <w:color w:val="3B3B3B"/>
+          <w:sz w:val="22"/>
+        </w:rPr>
+        <w:t xml:space="preserve">) and the </w:t>
+      </w:r>
+      <w:r>
+        <w:rPr>
+          <w:rFonts w:ascii="Georgia" w:hAnsi="Georgia" w:cs="SBL Hebrew" w:eastAsia="Georgia"/>
+          <w:b w:val="0"/>
+          <w:i/>
+          <w:color w:val="3B3B3B"/>
+          <w:sz w:val="22"/>
+        </w:rPr>
         <w:t>shirah</w:t>
       </w:r>
       <w:r>
@@ -176,16 +296,56 @@
           <w:color w:val="3B3B3B"/>
           <w:sz w:val="22"/>
         </w:rPr>
-        <w:t xml:space="preserve"> of Ezra HaSofer, and finally </w:t>
-      </w:r>
-      <w:r>
-        <w:rPr>
-          <w:rFonts w:ascii="Georgia" w:hAnsi="Georgia" w:cs="SBL Hebrew" w:eastAsia="Georgia"/>
+        <w:t xml:space="preserve"> (</w:t>
+      </w:r>
+      <w:r>
+        <w:rPr>
+          <w:rFonts w:ascii="SBL Hebrew" w:hAnsi="SBL Hebrew" w:cs="SBL Hebrew" w:eastAsia="SBL Hebrew"/>
           <w:b w:val="0"/>
           <w:i/>
           <w:color w:val="3B3B3B"/>
           <w:sz w:val="22"/>
         </w:rPr>
+        <w:t>שִׁירָה</w:t>
+      </w:r>
+      <w:r>
+        <w:rPr>
+          <w:rFonts w:ascii="Georgia" w:hAnsi="Georgia" w:cs="SBL Hebrew" w:eastAsia="Georgia"/>
+          <w:b w:val="0"/>
+          <w:i/>
+          <w:color w:val="3B3B3B"/>
+          <w:sz w:val="22"/>
+        </w:rPr>
+        <w:t>) of Ezra HaSofer (</w:t>
+      </w:r>
+      <w:r>
+        <w:rPr>
+          <w:rFonts w:ascii="SBL Hebrew" w:hAnsi="SBL Hebrew" w:cs="SBL Hebrew" w:eastAsia="SBL Hebrew"/>
+          <w:b w:val="0"/>
+          <w:i/>
+          <w:color w:val="3B3B3B"/>
+          <w:sz w:val="22"/>
+        </w:rPr>
+        <w:t>עֶזְרָא הַסּוֹפֵר</w:t>
+      </w:r>
+      <w:r>
+        <w:rPr>
+          <w:rFonts w:ascii="Georgia" w:hAnsi="Georgia" w:cs="SBL Hebrew" w:eastAsia="Georgia"/>
+          <w:b w:val="0"/>
+          <w:i/>
+          <w:color w:val="3B3B3B"/>
+          <w:sz w:val="22"/>
+        </w:rPr>
+        <w:t xml:space="preserve">), and finally </w:t>
+      </w:r>
+      <w:r>
+        <w:rPr>
+          <w:rFonts w:ascii="Georgia" w:hAnsi="Georgia" w:cs="SBL Hebrew" w:eastAsia="Georgia"/>
+          <w:b w:val="0"/>
+          <w:i/>
+          <w:color w:val="3B3B3B"/>
+          <w:sz w:val="22"/>
+        </w:rPr>
         <w:t>Shiras HaYam</w:t>
       </w:r>
       <w:r>
@@ -196,16 +356,36 @@
           <w:color w:val="3B3B3B"/>
           <w:sz w:val="22"/>
         </w:rPr>
-        <w:t xml:space="preserve"> as mandated by the </w:t>
-      </w:r>
-      <w:r>
-        <w:rPr>
-          <w:rFonts w:ascii="Georgia" w:hAnsi="Georgia" w:cs="SBL Hebrew" w:eastAsia="Georgia"/>
+        <w:t xml:space="preserve"> (</w:t>
+      </w:r>
+      <w:r>
+        <w:rPr>
+          <w:rFonts w:ascii="SBL Hebrew" w:hAnsi="SBL Hebrew" w:cs="SBL Hebrew" w:eastAsia="SBL Hebrew"/>
           <w:b w:val="0"/>
           <w:i/>
           <w:color w:val="3B3B3B"/>
           <w:sz w:val="22"/>
         </w:rPr>
+        <w:t>שִׁירַת הַיָּם</w:t>
+      </w:r>
+      <w:r>
+        <w:rPr>
+          <w:rFonts w:ascii="Georgia" w:hAnsi="Georgia" w:cs="SBL Hebrew" w:eastAsia="Georgia"/>
+          <w:b w:val="0"/>
+          <w:i/>
+          <w:color w:val="3B3B3B"/>
+          <w:sz w:val="22"/>
+        </w:rPr>
+        <w:t xml:space="preserve">) as mandated by the </w:t>
+      </w:r>
+      <w:r>
+        <w:rPr>
+          <w:rFonts w:ascii="Georgia" w:hAnsi="Georgia" w:cs="SBL Hebrew" w:eastAsia="Georgia"/>
+          <w:b w:val="0"/>
+          <w:i/>
+          <w:color w:val="3B3B3B"/>
+          <w:sz w:val="22"/>
+        </w:rPr>
         <w:t>Zohar HaKadosh</w:t>
       </w:r>
       <w:r>
@@ -216,16 +396,36 @@
           <w:color w:val="3B3B3B"/>
           <w:sz w:val="22"/>
         </w:rPr>
-        <w:t xml:space="preserve">. Each stratum records a specific moment in the life of </w:t>
-      </w:r>
-      <w:r>
-        <w:rPr>
-          <w:rFonts w:ascii="Georgia" w:hAnsi="Georgia" w:cs="SBL Hebrew" w:eastAsia="Georgia"/>
+        <w:t xml:space="preserve"> (</w:t>
+      </w:r>
+      <w:r>
+        <w:rPr>
+          <w:rFonts w:ascii="SBL Hebrew" w:hAnsi="SBL Hebrew" w:cs="SBL Hebrew" w:eastAsia="SBL Hebrew"/>
           <w:b w:val="0"/>
           <w:i/>
           <w:color w:val="3B3B3B"/>
           <w:sz w:val="22"/>
         </w:rPr>
+        <w:t>זֹהַר הַקָּדוֹשׁ</w:t>
+      </w:r>
+      <w:r>
+        <w:rPr>
+          <w:rFonts w:ascii="Georgia" w:hAnsi="Georgia" w:cs="SBL Hebrew" w:eastAsia="Georgia"/>
+          <w:b w:val="0"/>
+          <w:i/>
+          <w:color w:val="3B3B3B"/>
+          <w:sz w:val="22"/>
+        </w:rPr>
+        <w:t xml:space="preserve">). Each stratum records a specific moment in the life of </w:t>
+      </w:r>
+      <w:r>
+        <w:rPr>
+          <w:rFonts w:ascii="Georgia" w:hAnsi="Georgia" w:cs="SBL Hebrew" w:eastAsia="Georgia"/>
+          <w:b w:val="0"/>
+          <w:i/>
+          <w:color w:val="3B3B3B"/>
+          <w:sz w:val="22"/>
+        </w:rPr>
         <w:t>Klal Yisrael</w:t>
       </w:r>
       <w:r>
@@ -236,16 +436,36 @@
           <w:color w:val="3B3B3B"/>
           <w:sz w:val="22"/>
         </w:rPr>
-        <w:t xml:space="preserve">: the aspiration of Rabbi Yossi, the persecution of medieval Ashkenaz, the mobilization for the first </w:t>
-      </w:r>
-      <w:r>
-        <w:rPr>
-          <w:rFonts w:ascii="Georgia" w:hAnsi="Georgia" w:cs="SBL Hebrew" w:eastAsia="Georgia"/>
+        <w:t xml:space="preserve"> (</w:t>
+      </w:r>
+      <w:r>
+        <w:rPr>
+          <w:rFonts w:ascii="SBL Hebrew" w:hAnsi="SBL Hebrew" w:cs="SBL Hebrew" w:eastAsia="SBL Hebrew"/>
           <w:b w:val="0"/>
           <w:i/>
           <w:color w:val="3B3B3B"/>
           <w:sz w:val="22"/>
         </w:rPr>
+        <w:t>כְּלַל יִשְׂרָאֵל</w:t>
+      </w:r>
+      <w:r>
+        <w:rPr>
+          <w:rFonts w:ascii="Georgia" w:hAnsi="Georgia" w:cs="SBL Hebrew" w:eastAsia="Georgia"/>
+          <w:b w:val="0"/>
+          <w:i/>
+          <w:color w:val="3B3B3B"/>
+          <w:sz w:val="22"/>
+        </w:rPr>
+        <w:t xml:space="preserve">): the aspiration of Rabbi Yossi, the persecution of medieval Ashkenaz, the mobilization for the first </w:t>
+      </w:r>
+      <w:r>
+        <w:rPr>
+          <w:rFonts w:ascii="Georgia" w:hAnsi="Georgia" w:cs="SBL Hebrew" w:eastAsia="Georgia"/>
+          <w:b w:val="0"/>
+          <w:i/>
+          <w:color w:val="3B3B3B"/>
+          <w:sz w:val="22"/>
+        </w:rPr>
         <w:t>Beis HaMikdash</w:t>
       </w:r>
       <w:r>
@@ -256,16 +476,56 @@
           <w:color w:val="3B3B3B"/>
           <w:sz w:val="22"/>
         </w:rPr>
-        <w:t xml:space="preserve">, the return from Bavel, and the mystical reading of the exodus. To trace the seal is to trace two thousand years of </w:t>
-      </w:r>
-      <w:r>
-        <w:rPr>
-          <w:rFonts w:ascii="Georgia" w:hAnsi="Georgia" w:cs="SBL Hebrew" w:eastAsia="Georgia"/>
+        <w:t xml:space="preserve"> (</w:t>
+      </w:r>
+      <w:r>
+        <w:rPr>
+          <w:rFonts w:ascii="SBL Hebrew" w:hAnsi="SBL Hebrew" w:cs="SBL Hebrew" w:eastAsia="SBL Hebrew"/>
           <w:b w:val="0"/>
           <w:i/>
           <w:color w:val="3B3B3B"/>
           <w:sz w:val="22"/>
         </w:rPr>
+        <w:t>בֵּית הַמִּקְדָּשׁ</w:t>
+      </w:r>
+      <w:r>
+        <w:rPr>
+          <w:rFonts w:ascii="Georgia" w:hAnsi="Georgia" w:cs="SBL Hebrew" w:eastAsia="Georgia"/>
+          <w:b w:val="0"/>
+          <w:i/>
+          <w:color w:val="3B3B3B"/>
+          <w:sz w:val="22"/>
+        </w:rPr>
+        <w:t>), the return from Bavel (</w:t>
+      </w:r>
+      <w:r>
+        <w:rPr>
+          <w:rFonts w:ascii="SBL Hebrew" w:hAnsi="SBL Hebrew" w:cs="SBL Hebrew" w:eastAsia="SBL Hebrew"/>
+          <w:b w:val="0"/>
+          <w:i/>
+          <w:color w:val="3B3B3B"/>
+          <w:sz w:val="22"/>
+        </w:rPr>
+        <w:t>בָּבֶל</w:t>
+      </w:r>
+      <w:r>
+        <w:rPr>
+          <w:rFonts w:ascii="Georgia" w:hAnsi="Georgia" w:cs="SBL Hebrew" w:eastAsia="Georgia"/>
+          <w:b w:val="0"/>
+          <w:i/>
+          <w:color w:val="3B3B3B"/>
+          <w:sz w:val="22"/>
+        </w:rPr>
+        <w:t xml:space="preserve">), and the mystical reading of the exodus. To trace the seal is to trace two thousand years of </w:t>
+      </w:r>
+      <w:r>
+        <w:rPr>
+          <w:rFonts w:ascii="Georgia" w:hAnsi="Georgia" w:cs="SBL Hebrew" w:eastAsia="Georgia"/>
+          <w:b w:val="0"/>
+          <w:i/>
+          <w:color w:val="3B3B3B"/>
+          <w:sz w:val="22"/>
+        </w:rPr>
         <w:t>mesorah</w:t>
       </w:r>
       <w:r>
@@ -276,7 +536,27 @@
           <w:color w:val="3B3B3B"/>
           <w:sz w:val="22"/>
         </w:rPr>
-        <w:t>.</w:t>
+        <w:t xml:space="preserve"> (</w:t>
+      </w:r>
+      <w:r>
+        <w:rPr>
+          <w:rFonts w:ascii="SBL Hebrew" w:hAnsi="SBL Hebrew" w:cs="SBL Hebrew" w:eastAsia="SBL Hebrew"/>
+          <w:b w:val="0"/>
+          <w:i/>
+          <w:color w:val="3B3B3B"/>
+          <w:sz w:val="22"/>
+        </w:rPr>
+        <w:t>מָסוֹרָה</w:t>
+      </w:r>
+      <w:r>
+        <w:rPr>
+          <w:rFonts w:ascii="Georgia" w:hAnsi="Georgia" w:cs="SBL Hebrew" w:eastAsia="Georgia"/>
+          <w:b w:val="0"/>
+          <w:i/>
+          <w:color w:val="3B3B3B"/>
+          <w:sz w:val="22"/>
+        </w:rPr>
+        <w:t>).</w:t>
       </w:r>
     </w:p>
     <w:p>
@@ -330,7 +610,27 @@
           <w:color w:val="1A1A1A"/>
           <w:sz w:val="22"/>
         </w:rPr>
-        <w:t xml:space="preserve"> of </w:t>
+        <w:t xml:space="preserve"> (</w:t>
+      </w:r>
+      <w:r>
+        <w:rPr>
+          <w:rFonts w:ascii="SBL Hebrew" w:hAnsi="SBL Hebrew" w:cs="SBL Hebrew" w:eastAsia="SBL Hebrew"/>
+          <w:b w:val="0"/>
+          <w:i w:val="0"/>
+          <w:color w:val="1A1A1A"/>
+          <w:sz w:val="22"/>
+        </w:rPr>
+        <w:t>חִיּוּב</w:t>
+      </w:r>
+      <w:r>
+        <w:rPr>
+          <w:rFonts w:ascii="Georgia" w:hAnsi="Georgia" w:cs="SBL Hebrew" w:eastAsia="Georgia"/>
+          <w:b w:val="0"/>
+          <w:i w:val="0"/>
+          <w:color w:val="1A1A1A"/>
+          <w:sz w:val="22"/>
+        </w:rPr>
+        <w:t xml:space="preserve">) of </w:t>
       </w:r>
       <w:r>
         <w:rPr>
@@ -350,7 +650,27 @@
           <w:color w:val="1A1A1A"/>
           <w:sz w:val="22"/>
         </w:rPr>
-        <w:t xml:space="preserve"> resides in the six closing chapters of </w:t>
+        <w:t xml:space="preserve"> (</w:t>
+      </w:r>
+      <w:r>
+        <w:rPr>
+          <w:rFonts w:ascii="SBL Hebrew" w:hAnsi="SBL Hebrew" w:cs="SBL Hebrew" w:eastAsia="SBL Hebrew"/>
+          <w:b w:val="0"/>
+          <w:i w:val="0"/>
+          <w:color w:val="1A1A1A"/>
+          <w:sz w:val="22"/>
+        </w:rPr>
+        <w:t>פְּסוּקֵי דְּזִמְרָה</w:t>
+      </w:r>
+      <w:r>
+        <w:rPr>
+          <w:rFonts w:ascii="Georgia" w:hAnsi="Georgia" w:cs="SBL Hebrew" w:eastAsia="Georgia"/>
+          <w:b w:val="0"/>
+          <w:i w:val="0"/>
+          <w:color w:val="1A1A1A"/>
+          <w:sz w:val="22"/>
+        </w:rPr>
+        <w:t xml:space="preserve">) resides in the six closing chapters of </w:t>
       </w:r>
       <w:r>
         <w:rPr>
@@ -370,7 +690,27 @@
           <w:color w:val="1A1A1A"/>
           <w:sz w:val="22"/>
         </w:rPr>
-        <w:t xml:space="preserve"> — from </w:t>
+        <w:t xml:space="preserve"> (</w:t>
+      </w:r>
+      <w:r>
+        <w:rPr>
+          <w:rFonts w:ascii="SBL Hebrew" w:hAnsi="SBL Hebrew" w:cs="SBL Hebrew" w:eastAsia="SBL Hebrew"/>
+          <w:b w:val="0"/>
+          <w:i w:val="0"/>
+          <w:color w:val="1A1A1A"/>
+          <w:sz w:val="22"/>
+        </w:rPr>
+        <w:t>סֵפֶר תְּהִלִּים</w:t>
+      </w:r>
+      <w:r>
+        <w:rPr>
+          <w:rFonts w:ascii="Georgia" w:hAnsi="Georgia" w:cs="SBL Hebrew" w:eastAsia="Georgia"/>
+          <w:b w:val="0"/>
+          <w:i w:val="0"/>
+          <w:color w:val="1A1A1A"/>
+          <w:sz w:val="22"/>
+        </w:rPr>
+        <w:t xml:space="preserve">) — from </w:t>
       </w:r>
       <w:r>
         <w:rPr>
@@ -390,7 +730,27 @@
           <w:color w:val="1A1A1A"/>
           <w:sz w:val="22"/>
         </w:rPr>
-        <w:t xml:space="preserve"> 145 (</w:t>
+        <w:t xml:space="preserve"> (</w:t>
+      </w:r>
+      <w:r>
+        <w:rPr>
+          <w:rFonts w:ascii="SBL Hebrew" w:hAnsi="SBL Hebrew" w:cs="SBL Hebrew" w:eastAsia="SBL Hebrew"/>
+          <w:b w:val="0"/>
+          <w:i w:val="0"/>
+          <w:color w:val="1A1A1A"/>
+          <w:sz w:val="22"/>
+        </w:rPr>
+        <w:t>קַאפִּיטֶעל</w:t>
+      </w:r>
+      <w:r>
+        <w:rPr>
+          <w:rFonts w:ascii="Georgia" w:hAnsi="Georgia" w:cs="SBL Hebrew" w:eastAsia="Georgia"/>
+          <w:b w:val="0"/>
+          <w:i w:val="0"/>
+          <w:color w:val="1A1A1A"/>
+          <w:sz w:val="22"/>
+        </w:rPr>
+        <w:t>) 145 (</w:t>
       </w:r>
       <w:r>
         <w:rPr>
@@ -410,6 +770,26 @@
           <w:color w:val="1A1A1A"/>
           <w:sz w:val="22"/>
         </w:rPr>
+        <w:t xml:space="preserve"> — </w:t>
+      </w:r>
+      <w:r>
+        <w:rPr>
+          <w:rFonts w:ascii="SBL Hebrew" w:hAnsi="SBL Hebrew" w:cs="SBL Hebrew" w:eastAsia="SBL Hebrew"/>
+          <w:b w:val="0"/>
+          <w:i w:val="0"/>
+          <w:color w:val="1A1A1A"/>
+          <w:sz w:val="22"/>
+        </w:rPr>
+        <w:t>אַשְׁרֵי</w:t>
+      </w:r>
+      <w:r>
+        <w:rPr>
+          <w:rFonts w:ascii="Georgia" w:hAnsi="Georgia" w:cs="SBL Hebrew" w:eastAsia="Georgia"/>
+          <w:b w:val="0"/>
+          <w:i w:val="0"/>
+          <w:color w:val="1A1A1A"/>
+          <w:sz w:val="22"/>
+        </w:rPr>
         <w:t xml:space="preserve">) through </w:t>
       </w:r>
       <w:r>
@@ -450,7 +830,27 @@
           <w:color w:val="1A1A1A"/>
           <w:sz w:val="22"/>
         </w:rPr>
-        <w:t xml:space="preserve"> in </w:t>
+        <w:t xml:space="preserve"> (</w:t>
+      </w:r>
+      <w:r>
+        <w:rPr>
+          <w:rFonts w:ascii="SBL Hebrew" w:hAnsi="SBL Hebrew" w:cs="SBL Hebrew" w:eastAsia="SBL Hebrew"/>
+          <w:b w:val="0"/>
+          <w:i w:val="0"/>
+          <w:color w:val="1A1A1A"/>
+          <w:sz w:val="22"/>
+        </w:rPr>
+        <w:t>גְּמָרָא</w:t>
+      </w:r>
+      <w:r>
+        <w:rPr>
+          <w:rFonts w:ascii="Georgia" w:hAnsi="Georgia" w:cs="SBL Hebrew" w:eastAsia="Georgia"/>
+          <w:b w:val="0"/>
+          <w:i w:val="0"/>
+          <w:color w:val="1A1A1A"/>
+          <w:sz w:val="22"/>
+        </w:rPr>
+        <w:t xml:space="preserve">) in </w:t>
       </w:r>
       <w:r>
         <w:rPr>
@@ -461,6 +861,36 @@
           <w:sz w:val="22"/>
         </w:rPr>
         <w:t>Shabbos</w:t>
+      </w:r>
+      <w:r>
+        <w:rPr>
+          <w:rFonts w:ascii="Georgia" w:hAnsi="Georgia" w:cs="SBL Hebrew" w:eastAsia="Georgia"/>
+          <w:b w:val="0"/>
+          <w:i w:val="0"/>
+          <w:color w:val="1A1A1A"/>
+          <w:sz w:val="22"/>
+        </w:rPr>
+        <w:t xml:space="preserve"> (</w:t>
+      </w:r>
+      <w:r>
+        <w:rPr>
+          <w:rFonts w:ascii="SBL Hebrew" w:hAnsi="SBL Hebrew" w:cs="SBL Hebrew" w:eastAsia="SBL Hebrew"/>
+          <w:b w:val="0"/>
+          <w:i w:val="0"/>
+          <w:color w:val="1A1A1A"/>
+          <w:sz w:val="22"/>
+        </w:rPr>
+        <w:t>שַׁבָּת</w:t>
+      </w:r>
+      <w:r>
+        <w:rPr>
+          <w:rFonts w:ascii="Georgia" w:hAnsi="Georgia" w:cs="SBL Hebrew" w:eastAsia="Georgia"/>
+          <w:b w:val="0"/>
+          <w:i w:val="0"/>
+          <w:color w:val="1A1A1A"/>
+          <w:sz w:val="22"/>
+        </w:rPr>
+        <w:t>)</w:t>
       </w:r>
       <w:r>
         <w:rPr>
@@ -584,7 +1014,27 @@
           <w:color w:val="1A1A1A"/>
           <w:sz w:val="22"/>
         </w:rPr>
-        <w:t xml:space="preserve"> on that </w:t>
+        <w:t xml:space="preserve"> (</w:t>
+      </w:r>
+      <w:r>
+        <w:rPr>
+          <w:rFonts w:ascii="SBL Hebrew" w:hAnsi="SBL Hebrew" w:cs="SBL Hebrew" w:eastAsia="SBL Hebrew"/>
+          <w:b w:val="0"/>
+          <w:i w:val="0"/>
+          <w:color w:val="1A1A1A"/>
+          <w:sz w:val="22"/>
+        </w:rPr>
+        <w:t>רַשִׁ״י</w:t>
+      </w:r>
+      <w:r>
+        <w:rPr>
+          <w:rFonts w:ascii="Georgia" w:hAnsi="Georgia" w:cs="SBL Hebrew" w:eastAsia="Georgia"/>
+          <w:b w:val="0"/>
+          <w:i w:val="0"/>
+          <w:color w:val="1A1A1A"/>
+          <w:sz w:val="22"/>
+        </w:rPr>
+        <w:t xml:space="preserve">) on that </w:t>
       </w:r>
       <w:r>
         <w:rPr>
@@ -604,7 +1054,27 @@
           <w:color w:val="1A1A1A"/>
           <w:sz w:val="22"/>
         </w:rPr>
-        <w:t xml:space="preserve"> clarifies that the </w:t>
+        <w:t xml:space="preserve"> (</w:t>
+      </w:r>
+      <w:r>
+        <w:rPr>
+          <w:rFonts w:ascii="SBL Hebrew" w:hAnsi="SBL Hebrew" w:cs="SBL Hebrew" w:eastAsia="SBL Hebrew"/>
+          <w:b w:val="0"/>
+          <w:i w:val="0"/>
+          <w:color w:val="1A1A1A"/>
+          <w:sz w:val="22"/>
+        </w:rPr>
+        <w:t>סוּגְיָא</w:t>
+      </w:r>
+      <w:r>
+        <w:rPr>
+          <w:rFonts w:ascii="Georgia" w:hAnsi="Georgia" w:cs="SBL Hebrew" w:eastAsia="Georgia"/>
+          <w:b w:val="0"/>
+          <w:i w:val="0"/>
+          <w:color w:val="1A1A1A"/>
+          <w:sz w:val="22"/>
+        </w:rPr>
+        <w:t xml:space="preserve">) clarifies that the </w:t>
       </w:r>
       <w:r>
         <w:rPr>
@@ -624,7 +1094,27 @@
           <w:color w:val="1A1A1A"/>
           <w:sz w:val="22"/>
         </w:rPr>
-        <w:t xml:space="preserve"> intended here is not the festival </w:t>
+        <w:t xml:space="preserve"> (</w:t>
+      </w:r>
+      <w:r>
+        <w:rPr>
+          <w:rFonts w:ascii="SBL Hebrew" w:hAnsi="SBL Hebrew" w:cs="SBL Hebrew" w:eastAsia="SBL Hebrew"/>
+          <w:b w:val="0"/>
+          <w:i w:val="0"/>
+          <w:color w:val="1A1A1A"/>
+          <w:sz w:val="22"/>
+        </w:rPr>
+        <w:t>הַלֵּל</w:t>
+      </w:r>
+      <w:r>
+        <w:rPr>
+          <w:rFonts w:ascii="Georgia" w:hAnsi="Georgia" w:cs="SBL Hebrew" w:eastAsia="Georgia"/>
+          <w:b w:val="0"/>
+          <w:i w:val="0"/>
+          <w:color w:val="1A1A1A"/>
+          <w:sz w:val="22"/>
+        </w:rPr>
+        <w:t xml:space="preserve">) intended here is not the festival </w:t>
       </w:r>
       <w:r>
         <w:rPr>
@@ -704,7 +1194,27 @@
           <w:color w:val="1A1A1A"/>
           <w:sz w:val="22"/>
         </w:rPr>
-        <w:t>:</w:t>
+        <w:t xml:space="preserve"> (</w:t>
+      </w:r>
+      <w:r>
+        <w:rPr>
+          <w:rFonts w:ascii="SBL Hebrew" w:hAnsi="SBL Hebrew" w:cs="SBL Hebrew" w:eastAsia="SBL Hebrew"/>
+          <w:b w:val="0"/>
+          <w:i w:val="0"/>
+          <w:color w:val="1A1A1A"/>
+          <w:sz w:val="22"/>
+        </w:rPr>
+        <w:t>סֵפֶר</w:t>
+      </w:r>
+      <w:r>
+        <w:rPr>
+          <w:rFonts w:ascii="Georgia" w:hAnsi="Georgia" w:cs="SBL Hebrew" w:eastAsia="Georgia"/>
+          <w:b w:val="0"/>
+          <w:i w:val="0"/>
+          <w:color w:val="1A1A1A"/>
+          <w:sz w:val="22"/>
+        </w:rPr>
+        <w:t>):</w:t>
       </w:r>
     </w:p>
     <w:p>
@@ -819,7 +1329,27 @@
           <w:color w:val="1A1A1A"/>
           <w:sz w:val="22"/>
         </w:rPr>
-        <w:t xml:space="preserve">, to mark the formal close of the unit. This is the structural endpoint of </w:t>
+        <w:t xml:space="preserve"> (</w:t>
+      </w:r>
+      <w:r>
+        <w:rPr>
+          <w:rFonts w:ascii="SBL Hebrew" w:hAnsi="SBL Hebrew" w:cs="SBL Hebrew" w:eastAsia="SBL Hebrew"/>
+          <w:b w:val="0"/>
+          <w:i w:val="0"/>
+          <w:color w:val="1A1A1A"/>
+          <w:sz w:val="22"/>
+        </w:rPr>
+        <w:t>מִנְהָגִים</w:t>
+      </w:r>
+      <w:r>
+        <w:rPr>
+          <w:rFonts w:ascii="Georgia" w:hAnsi="Georgia" w:cs="SBL Hebrew" w:eastAsia="Georgia"/>
+          <w:b w:val="0"/>
+          <w:i w:val="0"/>
+          <w:color w:val="1A1A1A"/>
+          <w:sz w:val="22"/>
+        </w:rPr>
+        <w:t xml:space="preserve">), to mark the formal close of the unit. This is the structural endpoint of </w:t>
       </w:r>
       <w:r>
         <w:rPr>
@@ -859,7 +1389,27 @@
           <w:color w:val="1A1A1A"/>
           <w:sz w:val="22"/>
         </w:rPr>
-        <w:t xml:space="preserve"> cluster, </w:t>
+        <w:t xml:space="preserve"> (</w:t>
+      </w:r>
+      <w:r>
+        <w:rPr>
+          <w:rFonts w:ascii="SBL Hebrew" w:hAnsi="SBL Hebrew" w:cs="SBL Hebrew" w:eastAsia="SBL Hebrew"/>
+          <w:b w:val="0"/>
+          <w:i w:val="0"/>
+          <w:color w:val="1A1A1A"/>
+          <w:sz w:val="22"/>
+        </w:rPr>
+        <w:t>בָּרוּךְ ה׳</w:t>
+      </w:r>
+      <w:r>
+        <w:rPr>
+          <w:rFonts w:ascii="Georgia" w:hAnsi="Georgia" w:cs="SBL Hebrew" w:eastAsia="Georgia"/>
+          <w:b w:val="0"/>
+          <w:i w:val="0"/>
+          <w:color w:val="1A1A1A"/>
+          <w:sz w:val="22"/>
+        </w:rPr>
+        <w:t xml:space="preserve">) cluster, </w:t>
       </w:r>
       <w:r>
         <w:rPr>
@@ -879,7 +1429,27 @@
           <w:color w:val="1A1A1A"/>
           <w:sz w:val="22"/>
         </w:rPr>
-        <w:t xml:space="preserve">, </w:t>
+        <w:t xml:space="preserve"> (</w:t>
+      </w:r>
+      <w:r>
+        <w:rPr>
+          <w:rFonts w:ascii="SBL Hebrew" w:hAnsi="SBL Hebrew" w:cs="SBL Hebrew" w:eastAsia="SBL Hebrew"/>
+          <w:b w:val="0"/>
+          <w:i w:val="0"/>
+          <w:color w:val="1A1A1A"/>
+          <w:sz w:val="22"/>
+        </w:rPr>
+        <w:t>וַיְבָרֶךְ דָּוִד</w:t>
+      </w:r>
+      <w:r>
+        <w:rPr>
+          <w:rFonts w:ascii="Georgia" w:hAnsi="Georgia" w:cs="SBL Hebrew" w:eastAsia="Georgia"/>
+          <w:b w:val="0"/>
+          <w:i w:val="0"/>
+          <w:color w:val="1A1A1A"/>
+          <w:sz w:val="22"/>
+        </w:rPr>
+        <w:t xml:space="preserve">), </w:t>
       </w:r>
       <w:r>
         <w:rPr>
@@ -953,7 +1523,27 @@
           <w:color w:val="1A1A1A"/>
           <w:sz w:val="22"/>
         </w:rPr>
-        <w:t xml:space="preserve"> of the boundary itself require attention. Both concern the disciplined care with which the </w:t>
+        <w:t xml:space="preserve"> (</w:t>
+      </w:r>
+      <w:r>
+        <w:rPr>
+          <w:rFonts w:ascii="SBL Hebrew" w:hAnsi="SBL Hebrew" w:cs="SBL Hebrew" w:eastAsia="SBL Hebrew"/>
+          <w:b w:val="0"/>
+          <w:i w:val="0"/>
+          <w:color w:val="1A1A1A"/>
+          <w:sz w:val="22"/>
+        </w:rPr>
+        <w:t>הֲלָכוֹת</w:t>
+      </w:r>
+      <w:r>
+        <w:rPr>
+          <w:rFonts w:ascii="Georgia" w:hAnsi="Georgia" w:cs="SBL Hebrew" w:eastAsia="Georgia"/>
+          <w:b w:val="0"/>
+          <w:i w:val="0"/>
+          <w:color w:val="1A1A1A"/>
+          <w:sz w:val="22"/>
+        </w:rPr>
+        <w:t xml:space="preserve">) of the boundary itself require attention. Both concern the disciplined care with which the </w:t>
       </w:r>
       <w:r>
         <w:rPr>
@@ -973,7 +1563,27 @@
           <w:color w:val="1A1A1A"/>
           <w:sz w:val="22"/>
         </w:rPr>
-        <w:t xml:space="preserve"> guarded the received text against inadvertent alteration in the mouth of the daily </w:t>
+        <w:t xml:space="preserve"> (</w:t>
+      </w:r>
+      <w:r>
+        <w:rPr>
+          <w:rFonts w:ascii="SBL Hebrew" w:hAnsi="SBL Hebrew" w:cs="SBL Hebrew" w:eastAsia="SBL Hebrew"/>
+          <w:b w:val="0"/>
+          <w:i w:val="0"/>
+          <w:color w:val="1A1A1A"/>
+          <w:sz w:val="22"/>
+        </w:rPr>
+        <w:t>פּוֹסְקִים</w:t>
+      </w:r>
+      <w:r>
+        <w:rPr>
+          <w:rFonts w:ascii="Georgia" w:hAnsi="Georgia" w:cs="SBL Hebrew" w:eastAsia="Georgia"/>
+          <w:b w:val="0"/>
+          <w:i w:val="0"/>
+          <w:color w:val="1A1A1A"/>
+          <w:sz w:val="22"/>
+        </w:rPr>
+        <w:t xml:space="preserve">) guarded the received text against inadvertent alteration in the mouth of the daily </w:t>
       </w:r>
       <w:r>
         <w:rPr>
@@ -993,7 +1603,27 @@
           <w:color w:val="1A1A1A"/>
           <w:sz w:val="22"/>
         </w:rPr>
-        <w:t>.</w:t>
+        <w:t xml:space="preserve"> (</w:t>
+      </w:r>
+      <w:r>
+        <w:rPr>
+          <w:rFonts w:ascii="SBL Hebrew" w:hAnsi="SBL Hebrew" w:cs="SBL Hebrew" w:eastAsia="SBL Hebrew"/>
+          <w:b w:val="0"/>
+          <w:i w:val="0"/>
+          <w:color w:val="1A1A1A"/>
+          <w:sz w:val="22"/>
+        </w:rPr>
+        <w:t>מִתְפַּלֵּל</w:t>
+      </w:r>
+      <w:r>
+        <w:rPr>
+          <w:rFonts w:ascii="Georgia" w:hAnsi="Georgia" w:cs="SBL Hebrew" w:eastAsia="Georgia"/>
+          <w:b w:val="0"/>
+          <w:i w:val="0"/>
+          <w:color w:val="1A1A1A"/>
+          <w:sz w:val="22"/>
+        </w:rPr>
+        <w:t>).</w:t>
       </w:r>
     </w:p>
     <w:p>
@@ -1043,7 +1673,27 @@
           <w:color w:val="1A1A1A"/>
           <w:sz w:val="22"/>
         </w:rPr>
-        <w:t xml:space="preserve"> there arose the practice of chaining together the closing </w:t>
+        <w:t xml:space="preserve"> (</w:t>
+      </w:r>
+      <w:r>
+        <w:rPr>
+          <w:rFonts w:ascii="SBL Hebrew" w:hAnsi="SBL Hebrew" w:cs="SBL Hebrew" w:eastAsia="SBL Hebrew"/>
+          <w:b w:val="0"/>
+          <w:i w:val="0"/>
+          <w:color w:val="1A1A1A"/>
+          <w:sz w:val="22"/>
+        </w:rPr>
+        <w:t>נֻסָּחָאוֹת</w:t>
+      </w:r>
+      <w:r>
+        <w:rPr>
+          <w:rFonts w:ascii="Georgia" w:hAnsi="Georgia" w:cs="SBL Hebrew" w:eastAsia="Georgia"/>
+          <w:b w:val="0"/>
+          <w:i w:val="0"/>
+          <w:color w:val="1A1A1A"/>
+          <w:sz w:val="22"/>
+        </w:rPr>
+        <w:t xml:space="preserve">) there arose the practice of chaining together the closing </w:t>
       </w:r>
       <w:r>
         <w:rPr>
@@ -1063,7 +1713,27 @@
           <w:color w:val="1A1A1A"/>
           <w:sz w:val="22"/>
         </w:rPr>
-        <w:t xml:space="preserve"> of one </w:t>
+        <w:t xml:space="preserve"> (</w:t>
+      </w:r>
+      <w:r>
+        <w:rPr>
+          <w:rFonts w:ascii="SBL Hebrew" w:hAnsi="SBL Hebrew" w:cs="SBL Hebrew" w:eastAsia="SBL Hebrew"/>
+          <w:b w:val="0"/>
+          <w:i w:val="0"/>
+          <w:color w:val="1A1A1A"/>
+          <w:sz w:val="22"/>
+        </w:rPr>
+        <w:t>הַלְלוּיָ-הּ</w:t>
+      </w:r>
+      <w:r>
+        <w:rPr>
+          <w:rFonts w:ascii="Georgia" w:hAnsi="Georgia" w:cs="SBL Hebrew" w:eastAsia="Georgia"/>
+          <w:b w:val="0"/>
+          <w:i w:val="0"/>
+          <w:color w:val="1A1A1A"/>
+          <w:sz w:val="22"/>
+        </w:rPr>
+        <w:t xml:space="preserve">) of one </w:t>
       </w:r>
       <w:r>
         <w:rPr>
@@ -1123,7 +1793,27 @@
           <w:color w:val="1A1A1A"/>
           <w:sz w:val="22"/>
         </w:rPr>
-        <w:t xml:space="preserve"> caution against this practice. The concern is that words which the received text keeps apart should not be joined in a way that manufactures a phrase Moshe Rabbeinu did not compose. The principle stands in the same family as the </w:t>
+        <w:t xml:space="preserve"> caution against this practice. The concern is that words which the received text keeps apart should not be joined in a way that manufactures a phrase Moshe Rabbeinu (</w:t>
+      </w:r>
+      <w:r>
+        <w:rPr>
+          <w:rFonts w:ascii="SBL Hebrew" w:hAnsi="SBL Hebrew" w:cs="SBL Hebrew" w:eastAsia="SBL Hebrew"/>
+          <w:b w:val="0"/>
+          <w:i w:val="0"/>
+          <w:color w:val="1A1A1A"/>
+          <w:sz w:val="22"/>
+        </w:rPr>
+        <w:t>מֹשֶׁה רַבֵּנוּ</w:t>
+      </w:r>
+      <w:r>
+        <w:rPr>
+          <w:rFonts w:ascii="Georgia" w:hAnsi="Georgia" w:cs="SBL Hebrew" w:eastAsia="Georgia"/>
+          <w:b w:val="0"/>
+          <w:i w:val="0"/>
+          <w:color w:val="1A1A1A"/>
+          <w:sz w:val="22"/>
+        </w:rPr>
+        <w:t xml:space="preserve">) did not compose. The principle stands in the same family as the </w:t>
       </w:r>
       <w:r>
         <w:rPr>
@@ -1143,7 +1833,27 @@
           <w:color w:val="1A1A1A"/>
           <w:sz w:val="22"/>
         </w:rPr>
-        <w:t xml:space="preserve"> — </w:t>
+        <w:t xml:space="preserve"> (</w:t>
+      </w:r>
+      <w:r>
+        <w:rPr>
+          <w:rFonts w:ascii="SBL Hebrew" w:hAnsi="SBL Hebrew" w:cs="SBL Hebrew" w:eastAsia="SBL Hebrew"/>
+          <w:b w:val="0"/>
+          <w:i w:val="0"/>
+          <w:color w:val="1A1A1A"/>
+          <w:sz w:val="22"/>
+        </w:rPr>
+        <w:t>כְּלָל</w:t>
+      </w:r>
+      <w:r>
+        <w:rPr>
+          <w:rFonts w:ascii="Georgia" w:hAnsi="Georgia" w:cs="SBL Hebrew" w:eastAsia="Georgia"/>
+          <w:b w:val="0"/>
+          <w:i w:val="0"/>
+          <w:color w:val="1A1A1A"/>
+          <w:sz w:val="22"/>
+        </w:rPr>
+        <w:t xml:space="preserve">) — </w:t>
       </w:r>
       <w:r>
         <w:rPr>
@@ -1207,7 +1917,27 @@
           <w:color w:val="1A1A1A"/>
           <w:sz w:val="22"/>
         </w:rPr>
-        <w:t xml:space="preserve"> in the Friday-night </w:t>
+        <w:t xml:space="preserve"> (</w:t>
+      </w:r>
+      <w:r>
+        <w:rPr>
+          <w:rFonts w:ascii="SBL Hebrew" w:hAnsi="SBL Hebrew" w:cs="SBL Hebrew" w:eastAsia="SBL Hebrew"/>
+          <w:b w:val="0"/>
+          <w:i w:val="0"/>
+          <w:color w:val="1A1A1A"/>
+          <w:sz w:val="22"/>
+        </w:rPr>
+        <w:t>יוֹם הַשִּׁשִּׁי</w:t>
+      </w:r>
+      <w:r>
+        <w:rPr>
+          <w:rFonts w:ascii="Georgia" w:hAnsi="Georgia" w:cs="SBL Hebrew" w:eastAsia="Georgia"/>
+          <w:b w:val="0"/>
+          <w:i w:val="0"/>
+          <w:color w:val="1A1A1A"/>
+          <w:sz w:val="22"/>
+        </w:rPr>
+        <w:t xml:space="preserve">) in the Friday-night </w:t>
       </w:r>
       <w:r>
         <w:rPr>
@@ -1227,7 +1957,27 @@
           <w:color w:val="1A1A1A"/>
           <w:sz w:val="22"/>
         </w:rPr>
-        <w:t xml:space="preserve">: a brief hum or breath separates them from the preceding </w:t>
+        <w:t xml:space="preserve"> (</w:t>
+      </w:r>
+      <w:r>
+        <w:rPr>
+          <w:rFonts w:ascii="SBL Hebrew" w:hAnsi="SBL Hebrew" w:cs="SBL Hebrew" w:eastAsia="SBL Hebrew"/>
+          <w:b w:val="0"/>
+          <w:i w:val="0"/>
+          <w:color w:val="1A1A1A"/>
+          <w:sz w:val="22"/>
+        </w:rPr>
+        <w:t>קִדּוּשׁ</w:t>
+      </w:r>
+      <w:r>
+        <w:rPr>
+          <w:rFonts w:ascii="Georgia" w:hAnsi="Georgia" w:cs="SBL Hebrew" w:eastAsia="Georgia"/>
+          <w:b w:val="0"/>
+          <w:i w:val="0"/>
+          <w:color w:val="1A1A1A"/>
+          <w:sz w:val="22"/>
+        </w:rPr>
+        <w:t xml:space="preserve">): a brief hum or breath separates them from the preceding </w:t>
       </w:r>
       <w:r>
         <w:rPr>
@@ -1247,7 +1997,27 @@
           <w:color w:val="1A1A1A"/>
           <w:sz w:val="22"/>
         </w:rPr>
-        <w:t xml:space="preserve">, lest the reciter appear to have manufactured a continuous phrase where the verse-boundary belongs. Some Hassidic communities preserve the chained </w:t>
+        <w:t xml:space="preserve"> (</w:t>
+      </w:r>
+      <w:r>
+        <w:rPr>
+          <w:rFonts w:ascii="SBL Hebrew" w:hAnsi="SBL Hebrew" w:cs="SBL Hebrew" w:eastAsia="SBL Hebrew"/>
+          <w:b w:val="0"/>
+          <w:i w:val="0"/>
+          <w:color w:val="1A1A1A"/>
+          <w:sz w:val="22"/>
+        </w:rPr>
+        <w:t>וַיְהִי עֶרֶב וַיְהִי בֹקֶר</w:t>
+      </w:r>
+      <w:r>
+        <w:rPr>
+          <w:rFonts w:ascii="Georgia" w:hAnsi="Georgia" w:cs="SBL Hebrew" w:eastAsia="Georgia"/>
+          <w:b w:val="0"/>
+          <w:i w:val="0"/>
+          <w:color w:val="1A1A1A"/>
+          <w:sz w:val="22"/>
+        </w:rPr>
+        <w:t xml:space="preserve">), lest the reciter appear to have manufactured a continuous phrase where the verse-boundary belongs. Some Hassidic communities preserve the chained </w:t>
       </w:r>
       <w:r>
         <w:rPr>
@@ -1307,7 +2077,27 @@
           <w:color w:val="1A1A1A"/>
           <w:sz w:val="22"/>
         </w:rPr>
-        <w:t xml:space="preserve"> follows the caution.</w:t>
+        <w:t xml:space="preserve"> (</w:t>
+      </w:r>
+      <w:r>
+        <w:rPr>
+          <w:rFonts w:ascii="SBL Hebrew" w:hAnsi="SBL Hebrew" w:cs="SBL Hebrew" w:eastAsia="SBL Hebrew"/>
+          <w:b w:val="0"/>
+          <w:i w:val="0"/>
+          <w:color w:val="1A1A1A"/>
+          <w:sz w:val="22"/>
+        </w:rPr>
+        <w:t>פְּסָק</w:t>
+      </w:r>
+      <w:r>
+        <w:rPr>
+          <w:rFonts w:ascii="Georgia" w:hAnsi="Georgia" w:cs="SBL Hebrew" w:eastAsia="Georgia"/>
+          <w:b w:val="0"/>
+          <w:i w:val="0"/>
+          <w:color w:val="1A1A1A"/>
+          <w:sz w:val="22"/>
+        </w:rPr>
+        <w:t>) follows the caution.</w:t>
       </w:r>
     </w:p>
     <w:p>
@@ -1357,7 +2147,27 @@
           <w:color w:val="1A1A1A"/>
           <w:sz w:val="22"/>
         </w:rPr>
-        <w:t xml:space="preserve"> in </w:t>
+        <w:t xml:space="preserve"> (</w:t>
+      </w:r>
+      <w:r>
+        <w:rPr>
+          <w:rFonts w:ascii="SBL Hebrew" w:hAnsi="SBL Hebrew" w:cs="SBL Hebrew" w:eastAsia="SBL Hebrew"/>
+          <w:b w:val="0"/>
+          <w:i w:val="0"/>
+          <w:color w:val="1A1A1A"/>
+          <w:sz w:val="22"/>
+        </w:rPr>
+        <w:t>מִשְׁנָה</w:t>
+      </w:r>
+      <w:r>
+        <w:rPr>
+          <w:rFonts w:ascii="Georgia" w:hAnsi="Georgia" w:cs="SBL Hebrew" w:eastAsia="Georgia"/>
+          <w:b w:val="0"/>
+          <w:i w:val="0"/>
+          <w:color w:val="1A1A1A"/>
+          <w:sz w:val="22"/>
+        </w:rPr>
+        <w:t xml:space="preserve">) in </w:t>
       </w:r>
       <w:r>
         <w:rPr>
@@ -1368,6 +2178,36 @@
           <w:sz w:val="22"/>
         </w:rPr>
         <w:t>Berachos</w:t>
+      </w:r>
+      <w:r>
+        <w:rPr>
+          <w:rFonts w:ascii="Georgia" w:hAnsi="Georgia" w:cs="SBL Hebrew" w:eastAsia="Georgia"/>
+          <w:b w:val="0"/>
+          <w:i w:val="0"/>
+          <w:color w:val="1A1A1A"/>
+          <w:sz w:val="22"/>
+        </w:rPr>
+        <w:t xml:space="preserve"> (</w:t>
+      </w:r>
+      <w:r>
+        <w:rPr>
+          <w:rFonts w:ascii="SBL Hebrew" w:hAnsi="SBL Hebrew" w:cs="SBL Hebrew" w:eastAsia="SBL Hebrew"/>
+          <w:b w:val="0"/>
+          <w:i w:val="0"/>
+          <w:color w:val="1A1A1A"/>
+          <w:sz w:val="22"/>
+        </w:rPr>
+        <w:t>בְּרָכוֹת</w:t>
+      </w:r>
+      <w:r>
+        <w:rPr>
+          <w:rFonts w:ascii="Georgia" w:hAnsi="Georgia" w:cs="SBL Hebrew" w:eastAsia="Georgia"/>
+          <w:b w:val="0"/>
+          <w:i w:val="0"/>
+          <w:color w:val="1A1A1A"/>
+          <w:sz w:val="22"/>
+        </w:rPr>
+        <w:t>)</w:t>
       </w:r>
       <w:r>
         <w:rPr>
@@ -1406,7 +2246,27 @@
           <w:color w:val="1A1A1A"/>
           <w:sz w:val="22"/>
         </w:rPr>
-        <w:t xml:space="preserve"> in the manner of an invocation is silenced — the repetition implies </w:t>
+        <w:t xml:space="preserve"> (</w:t>
+      </w:r>
+      <w:r>
+        <w:rPr>
+          <w:rFonts w:ascii="SBL Hebrew" w:hAnsi="SBL Hebrew" w:cs="SBL Hebrew" w:eastAsia="SBL Hebrew"/>
+          <w:b w:val="0"/>
+          <w:i w:val="0"/>
+          <w:color w:val="1A1A1A"/>
+          <w:sz w:val="22"/>
+        </w:rPr>
+        <w:t>שְׁמַע</w:t>
+      </w:r>
+      <w:r>
+        <w:rPr>
+          <w:rFonts w:ascii="Georgia" w:hAnsi="Georgia" w:cs="SBL Hebrew" w:eastAsia="Georgia"/>
+          <w:b w:val="0"/>
+          <w:i w:val="0"/>
+          <w:color w:val="1A1A1A"/>
+          <w:sz w:val="22"/>
+        </w:rPr>
+        <w:t xml:space="preserve">) in the manner of an invocation is silenced — the repetition implies </w:t>
       </w:r>
       <w:r>
         <w:rPr>
@@ -1426,7 +2286,27 @@
           <w:color w:val="1A1A1A"/>
           <w:sz w:val="22"/>
         </w:rPr>
-        <w:t xml:space="preserve">, two dominions. The concern was born in the era in which </w:t>
+        <w:t xml:space="preserve"> (</w:t>
+      </w:r>
+      <w:r>
+        <w:rPr>
+          <w:rFonts w:ascii="SBL Hebrew" w:hAnsi="SBL Hebrew" w:cs="SBL Hebrew" w:eastAsia="SBL Hebrew"/>
+          <w:b w:val="0"/>
+          <w:i w:val="0"/>
+          <w:color w:val="1A1A1A"/>
+          <w:sz w:val="22"/>
+        </w:rPr>
+        <w:t>שְׁתֵּי רְשֻׁיּוֹת</w:t>
+      </w:r>
+      <w:r>
+        <w:rPr>
+          <w:rFonts w:ascii="Georgia" w:hAnsi="Georgia" w:cs="SBL Hebrew" w:eastAsia="Georgia"/>
+          <w:b w:val="0"/>
+          <w:i w:val="0"/>
+          <w:color w:val="1A1A1A"/>
+          <w:sz w:val="22"/>
+        </w:rPr>
+        <w:t xml:space="preserve">), two dominions. The concern was born in the era in which </w:t>
       </w:r>
       <w:r>
         <w:rPr>
@@ -1446,7 +2326,27 @@
           <w:color w:val="1A1A1A"/>
           <w:sz w:val="22"/>
         </w:rPr>
-        <w:t xml:space="preserve"> and </w:t>
+        <w:t xml:space="preserve"> (</w:t>
+      </w:r>
+      <w:r>
+        <w:rPr>
+          <w:rFonts w:ascii="SBL Hebrew" w:hAnsi="SBL Hebrew" w:cs="SBL Hebrew" w:eastAsia="SBL Hebrew"/>
+          <w:b w:val="0"/>
+          <w:i w:val="0"/>
+          <w:color w:val="1A1A1A"/>
+          <w:sz w:val="22"/>
+        </w:rPr>
+        <w:t>מִינִים</w:t>
+      </w:r>
+      <w:r>
+        <w:rPr>
+          <w:rFonts w:ascii="Georgia" w:hAnsi="Georgia" w:cs="SBL Hebrew" w:eastAsia="Georgia"/>
+          <w:b w:val="0"/>
+          <w:i w:val="0"/>
+          <w:color w:val="1A1A1A"/>
+          <w:sz w:val="22"/>
+        </w:rPr>
+        <w:t xml:space="preserve">) and </w:t>
       </w:r>
       <w:r>
         <w:rPr>
@@ -1466,7 +2366,27 @@
           <w:color w:val="1A1A1A"/>
           <w:sz w:val="22"/>
         </w:rPr>
-        <w:t xml:space="preserve"> sought to disturb the </w:t>
+        <w:t xml:space="preserve"> (</w:t>
+      </w:r>
+      <w:r>
+        <w:rPr>
+          <w:rFonts w:ascii="SBL Hebrew" w:hAnsi="SBL Hebrew" w:cs="SBL Hebrew" w:eastAsia="SBL Hebrew"/>
+          <w:b w:val="0"/>
+          <w:i w:val="0"/>
+          <w:color w:val="1A1A1A"/>
+          <w:sz w:val="22"/>
+        </w:rPr>
+        <w:t>אֶפִּיקוֹרְסִים</w:t>
+      </w:r>
+      <w:r>
+        <w:rPr>
+          <w:rFonts w:ascii="Georgia" w:hAnsi="Georgia" w:cs="SBL Hebrew" w:eastAsia="Georgia"/>
+          <w:b w:val="0"/>
+          <w:i w:val="0"/>
+          <w:color w:val="1A1A1A"/>
+          <w:sz w:val="22"/>
+        </w:rPr>
+        <w:t xml:space="preserve">) sought to disturb the </w:t>
       </w:r>
       <w:r>
         <w:rPr>
@@ -1486,7 +2406,27 @@
           <w:color w:val="1A1A1A"/>
           <w:sz w:val="22"/>
         </w:rPr>
-        <w:t xml:space="preserve"> of </w:t>
+        <w:t xml:space="preserve"> (</w:t>
+      </w:r>
+      <w:r>
+        <w:rPr>
+          <w:rFonts w:ascii="SBL Hebrew" w:hAnsi="SBL Hebrew" w:cs="SBL Hebrew" w:eastAsia="SBL Hebrew"/>
+          <w:b w:val="0"/>
+          <w:i w:val="0"/>
+          <w:color w:val="1A1A1A"/>
+          <w:sz w:val="22"/>
+        </w:rPr>
+        <w:t>בָּתֵּי מִדְרָשׁ</w:t>
+      </w:r>
+      <w:r>
+        <w:rPr>
+          <w:rFonts w:ascii="Georgia" w:hAnsi="Georgia" w:cs="SBL Hebrew" w:eastAsia="Georgia"/>
+          <w:b w:val="0"/>
+          <w:i w:val="0"/>
+          <w:color w:val="1A1A1A"/>
+          <w:sz w:val="22"/>
+        </w:rPr>
+        <w:t xml:space="preserve">) of </w:t>
       </w:r>
       <w:r>
         <w:rPr>
@@ -1506,7 +2446,27 @@
           <w:color w:val="1A1A1A"/>
           <w:sz w:val="22"/>
         </w:rPr>
-        <w:t xml:space="preserve">. Out of this concern, </w:t>
+        <w:t xml:space="preserve"> (</w:t>
+      </w:r>
+      <w:r>
+        <w:rPr>
+          <w:rFonts w:ascii="SBL Hebrew" w:hAnsi="SBL Hebrew" w:cs="SBL Hebrew" w:eastAsia="SBL Hebrew"/>
+          <w:b w:val="0"/>
+          <w:i w:val="0"/>
+          <w:color w:val="1A1A1A"/>
+          <w:sz w:val="22"/>
+        </w:rPr>
+        <w:t>חֲזַ״ל</w:t>
+      </w:r>
+      <w:r>
+        <w:rPr>
+          <w:rFonts w:ascii="Georgia" w:hAnsi="Georgia" w:cs="SBL Hebrew" w:eastAsia="Georgia"/>
+          <w:b w:val="0"/>
+          <w:i w:val="0"/>
+          <w:color w:val="1A1A1A"/>
+          <w:sz w:val="22"/>
+        </w:rPr>
+        <w:t xml:space="preserve">). Out of this concern, </w:t>
       </w:r>
       <w:r>
         <w:rPr>
@@ -1546,7 +2506,27 @@
           <w:color w:val="1A1A1A"/>
           <w:sz w:val="22"/>
         </w:rPr>
-        <w:t xml:space="preserve">. The </w:t>
+        <w:t xml:space="preserve"> (</w:t>
+      </w:r>
+      <w:r>
+        <w:rPr>
+          <w:rFonts w:ascii="SBL Hebrew" w:hAnsi="SBL Hebrew" w:cs="SBL Hebrew" w:eastAsia="SBL Hebrew"/>
+          <w:b w:val="0"/>
+          <w:i w:val="0"/>
+          <w:color w:val="1A1A1A"/>
+          <w:sz w:val="22"/>
+        </w:rPr>
+        <w:t>תְּפִלָּה</w:t>
+      </w:r>
+      <w:r>
+        <w:rPr>
+          <w:rFonts w:ascii="Georgia" w:hAnsi="Georgia" w:cs="SBL Hebrew" w:eastAsia="Georgia"/>
+          <w:b w:val="0"/>
+          <w:i w:val="0"/>
+          <w:color w:val="1A1A1A"/>
+          <w:sz w:val="22"/>
+        </w:rPr>
+        <w:t xml:space="preserve">). The </w:t>
       </w:r>
       <w:r>
         <w:rPr>
@@ -1566,7 +2546,27 @@
           <w:color w:val="1A1A1A"/>
           <w:sz w:val="22"/>
         </w:rPr>
-        <w:t xml:space="preserve"> may confine the strict prohibition to </w:t>
+        <w:t xml:space="preserve"> (</w:t>
+      </w:r>
+      <w:r>
+        <w:rPr>
+          <w:rFonts w:ascii="SBL Hebrew" w:hAnsi="SBL Hebrew" w:cs="SBL Hebrew" w:eastAsia="SBL Hebrew"/>
+          <w:b w:val="0"/>
+          <w:i w:val="0"/>
+          <w:color w:val="1A1A1A"/>
+          <w:sz w:val="22"/>
+        </w:rPr>
+        <w:t>רַמְבַּ״ם</w:t>
+      </w:r>
+      <w:r>
+        <w:rPr>
+          <w:rFonts w:ascii="Georgia" w:hAnsi="Georgia" w:cs="SBL Hebrew" w:eastAsia="Georgia"/>
+          <w:b w:val="0"/>
+          <w:i w:val="0"/>
+          <w:color w:val="1A1A1A"/>
+          <w:sz w:val="22"/>
+        </w:rPr>
+        <w:t xml:space="preserve">) may confine the strict prohibition to </w:t>
       </w:r>
       <w:r>
         <w:rPr>
@@ -1641,7 +2641,27 @@
           <w:color w:val="1A1A1A"/>
           <w:sz w:val="22"/>
         </w:rPr>
-        <w:t xml:space="preserve"> arises the standing hesitation among the </w:t>
+        <w:t xml:space="preserve"> (</w:t>
+      </w:r>
+      <w:r>
+        <w:rPr>
+          <w:rFonts w:ascii="SBL Hebrew" w:hAnsi="SBL Hebrew" w:cs="SBL Hebrew" w:eastAsia="SBL Hebrew"/>
+          <w:b w:val="0"/>
+          <w:i w:val="0"/>
+          <w:color w:val="1A1A1A"/>
+          <w:sz w:val="22"/>
+        </w:rPr>
+        <w:t>הֲלָכָה</w:t>
+      </w:r>
+      <w:r>
+        <w:rPr>
+          <w:rFonts w:ascii="Georgia" w:hAnsi="Georgia" w:cs="SBL Hebrew" w:eastAsia="Georgia"/>
+          <w:b w:val="0"/>
+          <w:i w:val="0"/>
+          <w:color w:val="1A1A1A"/>
+          <w:sz w:val="22"/>
+        </w:rPr>
+        <w:t xml:space="preserve">) arises the standing hesitation among the </w:t>
       </w:r>
       <w:r>
         <w:rPr>
@@ -1681,7 +2701,27 @@
           <w:color w:val="1A1A1A"/>
           <w:sz w:val="22"/>
         </w:rPr>
-        <w:t xml:space="preserve"> who repeat words for musical effect. A well-known illustration is preserved from the invitation extended to Rabbi Yosele Rosenblatt to lead </w:t>
+        <w:t xml:space="preserve"> (</w:t>
+      </w:r>
+      <w:r>
+        <w:rPr>
+          <w:rFonts w:ascii="SBL Hebrew" w:hAnsi="SBL Hebrew" w:cs="SBL Hebrew" w:eastAsia="SBL Hebrew"/>
+          <w:b w:val="0"/>
+          <w:i w:val="0"/>
+          <w:color w:val="1A1A1A"/>
+          <w:sz w:val="22"/>
+        </w:rPr>
+        <w:t>חַזָּנִים</w:t>
+      </w:r>
+      <w:r>
+        <w:rPr>
+          <w:rFonts w:ascii="Georgia" w:hAnsi="Georgia" w:cs="SBL Hebrew" w:eastAsia="Georgia"/>
+          <w:b w:val="0"/>
+          <w:i w:val="0"/>
+          <w:color w:val="1A1A1A"/>
+          <w:sz w:val="22"/>
+        </w:rPr>
+        <w:t xml:space="preserve">) who repeat words for musical effect. A well-known illustration is preserved from the invitation extended to Rabbi Yosele Rosenblatt to lead </w:t>
       </w:r>
       <w:r>
         <w:rPr>
@@ -1701,7 +2741,27 @@
           <w:color w:val="1A1A1A"/>
           <w:sz w:val="22"/>
         </w:rPr>
-        <w:t xml:space="preserve"> in Belz: the Belzer Rebbe accepted his service on the single condition that no word be repeated. The </w:t>
+        <w:t xml:space="preserve"> (</w:t>
+      </w:r>
+      <w:r>
+        <w:rPr>
+          <w:rFonts w:ascii="SBL Hebrew" w:hAnsi="SBL Hebrew" w:cs="SBL Hebrew" w:eastAsia="SBL Hebrew"/>
+          <w:b w:val="0"/>
+          <w:i w:val="0"/>
+          <w:color w:val="1A1A1A"/>
+          <w:sz w:val="22"/>
+        </w:rPr>
+        <w:t>יָמִים נוֹרָאִים</w:t>
+      </w:r>
+      <w:r>
+        <w:rPr>
+          <w:rFonts w:ascii="Georgia" w:hAnsi="Georgia" w:cs="SBL Hebrew" w:eastAsia="Georgia"/>
+          <w:b w:val="0"/>
+          <w:i w:val="0"/>
+          <w:color w:val="1A1A1A"/>
+          <w:sz w:val="22"/>
+        </w:rPr>
+        <w:t xml:space="preserve">) in Belz: the Belzer Rebbe accepted his service on the single condition that no word be repeated. The </w:t>
       </w:r>
       <w:r>
         <w:rPr>
@@ -1721,7 +2781,27 @@
           <w:color w:val="1A1A1A"/>
           <w:sz w:val="22"/>
         </w:rPr>
-        <w:t xml:space="preserve">, unable to bind himself to that condition, declined, and led the </w:t>
+        <w:t xml:space="preserve"> (</w:t>
+      </w:r>
+      <w:r>
+        <w:rPr>
+          <w:rFonts w:ascii="SBL Hebrew" w:hAnsi="SBL Hebrew" w:cs="SBL Hebrew" w:eastAsia="SBL Hebrew"/>
+          <w:b w:val="0"/>
+          <w:i w:val="0"/>
+          <w:color w:val="1A1A1A"/>
+          <w:sz w:val="22"/>
+        </w:rPr>
+        <w:t>חַזָּן</w:t>
+      </w:r>
+      <w:r>
+        <w:rPr>
+          <w:rFonts w:ascii="Georgia" w:hAnsi="Georgia" w:cs="SBL Hebrew" w:eastAsia="Georgia"/>
+          <w:b w:val="0"/>
+          <w:i w:val="0"/>
+          <w:color w:val="1A1A1A"/>
+          <w:sz w:val="22"/>
+        </w:rPr>
+        <w:t xml:space="preserve">), unable to bind himself to that condition, declined, and led the </w:t>
       </w:r>
       <w:r>
         <w:rPr>
@@ -1741,7 +2821,27 @@
           <w:color w:val="1A1A1A"/>
           <w:sz w:val="22"/>
         </w:rPr>
-        <w:t xml:space="preserve"> in a community less exacting on that point. The story preserves both the standing of the </w:t>
+        <w:t xml:space="preserve"> (</w:t>
+      </w:r>
+      <w:r>
+        <w:rPr>
+          <w:rFonts w:ascii="SBL Hebrew" w:hAnsi="SBL Hebrew" w:cs="SBL Hebrew" w:eastAsia="SBL Hebrew"/>
+          <w:b w:val="0"/>
+          <w:i w:val="0"/>
+          <w:color w:val="1A1A1A"/>
+          <w:sz w:val="22"/>
+        </w:rPr>
+        <w:t>תְּפִלּוֹת</w:t>
+      </w:r>
+      <w:r>
+        <w:rPr>
+          <w:rFonts w:ascii="Georgia" w:hAnsi="Georgia" w:cs="SBL Hebrew" w:eastAsia="Georgia"/>
+          <w:b w:val="0"/>
+          <w:i w:val="0"/>
+          <w:color w:val="1A1A1A"/>
+          <w:sz w:val="22"/>
+        </w:rPr>
+        <w:t xml:space="preserve">) in a community less exacting on that point. The story preserves both the standing of the </w:t>
       </w:r>
       <w:r>
         <w:rPr>
@@ -1781,7 +2881,27 @@
           <w:color w:val="1A1A1A"/>
           <w:sz w:val="22"/>
         </w:rPr>
-        <w:t xml:space="preserve"> engaged it.</w:t>
+        <w:t xml:space="preserve"> (</w:t>
+      </w:r>
+      <w:r>
+        <w:rPr>
+          <w:rFonts w:ascii="SBL Hebrew" w:hAnsi="SBL Hebrew" w:cs="SBL Hebrew" w:eastAsia="SBL Hebrew"/>
+          <w:b w:val="0"/>
+          <w:i w:val="0"/>
+          <w:color w:val="1A1A1A"/>
+          <w:sz w:val="22"/>
+        </w:rPr>
+        <w:t>צִבּוּר</w:t>
+      </w:r>
+      <w:r>
+        <w:rPr>
+          <w:rFonts w:ascii="Georgia" w:hAnsi="Georgia" w:cs="SBL Hebrew" w:eastAsia="Georgia"/>
+          <w:b w:val="0"/>
+          <w:i w:val="0"/>
+          <w:color w:val="1A1A1A"/>
+          <w:sz w:val="22"/>
+        </w:rPr>
+        <w:t>) engaged it.</w:t>
       </w:r>
     </w:p>
     <w:p>
@@ -1835,7 +2955,27 @@
           <w:color w:val="1A1A1A"/>
           <w:sz w:val="22"/>
         </w:rPr>
-        <w:t xml:space="preserve">, the </w:t>
+        <w:t xml:space="preserve"> (</w:t>
+      </w:r>
+      <w:r>
+        <w:rPr>
+          <w:rFonts w:ascii="SBL Hebrew" w:hAnsi="SBL Hebrew" w:cs="SBL Hebrew" w:eastAsia="SBL Hebrew"/>
+          <w:b w:val="0"/>
+          <w:i w:val="0"/>
+          <w:color w:val="1A1A1A"/>
+          <w:sz w:val="22"/>
+        </w:rPr>
+        <w:t>כֹּל הַנְּשָׁמָה</w:t>
+      </w:r>
+      <w:r>
+        <w:rPr>
+          <w:rFonts w:ascii="Georgia" w:hAnsi="Georgia" w:cs="SBL Hebrew" w:eastAsia="Georgia"/>
+          <w:b w:val="0"/>
+          <w:i w:val="0"/>
+          <w:color w:val="1A1A1A"/>
+          <w:sz w:val="22"/>
+        </w:rPr>
+        <w:t xml:space="preserve">), the </w:t>
       </w:r>
       <w:r>
         <w:rPr>
@@ -1855,7 +2995,27 @@
           <w:color w:val="1A1A1A"/>
           <w:sz w:val="22"/>
         </w:rPr>
-        <w:t xml:space="preserve"> appends a sequence of four </w:t>
+        <w:t xml:space="preserve"> (</w:t>
+      </w:r>
+      <w:r>
+        <w:rPr>
+          <w:rFonts w:ascii="SBL Hebrew" w:hAnsi="SBL Hebrew" w:cs="SBL Hebrew" w:eastAsia="SBL Hebrew"/>
+          <w:b w:val="0"/>
+          <w:i w:val="0"/>
+          <w:color w:val="1A1A1A"/>
+          <w:sz w:val="22"/>
+        </w:rPr>
+        <w:t>סִדּוּר</w:t>
+      </w:r>
+      <w:r>
+        <w:rPr>
+          <w:rFonts w:ascii="Georgia" w:hAnsi="Georgia" w:cs="SBL Hebrew" w:eastAsia="Georgia"/>
+          <w:b w:val="0"/>
+          <w:i w:val="0"/>
+          <w:color w:val="1A1A1A"/>
+          <w:sz w:val="22"/>
+        </w:rPr>
+        <w:t xml:space="preserve">) appends a sequence of four </w:t>
       </w:r>
       <w:r>
         <w:rPr>
@@ -1875,7 +3035,27 @@
           <w:color w:val="1A1A1A"/>
           <w:sz w:val="22"/>
         </w:rPr>
-        <w:t xml:space="preserve">, each opening with the formula </w:t>
+        <w:t xml:space="preserve"> (</w:t>
+      </w:r>
+      <w:r>
+        <w:rPr>
+          <w:rFonts w:ascii="SBL Hebrew" w:hAnsi="SBL Hebrew" w:cs="SBL Hebrew" w:eastAsia="SBL Hebrew"/>
+          <w:b w:val="0"/>
+          <w:i w:val="0"/>
+          <w:color w:val="1A1A1A"/>
+          <w:sz w:val="22"/>
+        </w:rPr>
+        <w:t>פְּסוּקִים</w:t>
+      </w:r>
+      <w:r>
+        <w:rPr>
+          <w:rFonts w:ascii="Georgia" w:hAnsi="Georgia" w:cs="SBL Hebrew" w:eastAsia="Georgia"/>
+          <w:b w:val="0"/>
+          <w:i w:val="0"/>
+          <w:color w:val="1A1A1A"/>
+          <w:sz w:val="22"/>
+        </w:rPr>
+        <w:t xml:space="preserve">), each opening with the formula </w:t>
       </w:r>
       <w:r>
         <w:rPr>
@@ -1895,7 +3075,27 @@
           <w:color w:val="1A1A1A"/>
           <w:sz w:val="22"/>
         </w:rPr>
-        <w:t>:</w:t>
+        <w:t xml:space="preserve"> (</w:t>
+      </w:r>
+      <w:r>
+        <w:rPr>
+          <w:rFonts w:ascii="SBL Hebrew" w:hAnsi="SBL Hebrew" w:cs="SBL Hebrew" w:eastAsia="SBL Hebrew"/>
+          <w:b w:val="0"/>
+          <w:i w:val="0"/>
+          <w:color w:val="1A1A1A"/>
+          <w:sz w:val="22"/>
+        </w:rPr>
+        <w:t>בָּרוּךְ ה׳</w:t>
+      </w:r>
+      <w:r>
+        <w:rPr>
+          <w:rFonts w:ascii="Georgia" w:hAnsi="Georgia" w:cs="SBL Hebrew" w:eastAsia="Georgia"/>
+          <w:b w:val="0"/>
+          <w:i w:val="0"/>
+          <w:color w:val="1A1A1A"/>
+          <w:sz w:val="22"/>
+        </w:rPr>
+        <w:t>):</w:t>
       </w:r>
     </w:p>
     <w:p>
@@ -1930,7 +3130,27 @@
           <w:color w:val="1A1A1A"/>
           <w:sz w:val="22"/>
         </w:rPr>
-        <w:t xml:space="preserve"> of </w:t>
+        <w:t xml:space="preserve"> (</w:t>
+      </w:r>
+      <w:r>
+        <w:rPr>
+          <w:rFonts w:ascii="SBL Hebrew" w:hAnsi="SBL Hebrew" w:cs="SBL Hebrew" w:eastAsia="SBL Hebrew"/>
+          <w:b w:val="0"/>
+          <w:i w:val="0"/>
+          <w:color w:val="1A1A1A"/>
+          <w:sz w:val="22"/>
+        </w:rPr>
+        <w:t>קַאפִּיטְלַאךְ</w:t>
+      </w:r>
+      <w:r>
+        <w:rPr>
+          <w:rFonts w:ascii="Georgia" w:hAnsi="Georgia" w:cs="SBL Hebrew" w:eastAsia="Georgia"/>
+          <w:b w:val="0"/>
+          <w:i w:val="0"/>
+          <w:color w:val="1A1A1A"/>
+          <w:sz w:val="22"/>
+        </w:rPr>
+        <w:t xml:space="preserve">) of </w:t>
       </w:r>
       <w:r>
         <w:rPr>
@@ -1970,7 +3190,27 @@
           <w:color w:val="1A1A1A"/>
           <w:sz w:val="22"/>
         </w:rPr>
-        <w:t xml:space="preserve">: it is the enactment of a specific </w:t>
+        <w:t xml:space="preserve"> (</w:t>
+      </w:r>
+      <w:r>
+        <w:rPr>
+          <w:rFonts w:ascii="SBL Hebrew" w:hAnsi="SBL Hebrew" w:cs="SBL Hebrew" w:eastAsia="SBL Hebrew"/>
+          <w:b w:val="0"/>
+          <w:i w:val="0"/>
+          <w:color w:val="1A1A1A"/>
+          <w:sz w:val="22"/>
+        </w:rPr>
+        <w:t>מִקְרָאִי</w:t>
+      </w:r>
+      <w:r>
+        <w:rPr>
+          <w:rFonts w:ascii="Georgia" w:hAnsi="Georgia" w:cs="SBL Hebrew" w:eastAsia="Georgia"/>
+          <w:b w:val="0"/>
+          <w:i w:val="0"/>
+          <w:color w:val="1A1A1A"/>
+          <w:sz w:val="22"/>
+        </w:rPr>
+        <w:t xml:space="preserve">): it is the enactment of a specific </w:t>
       </w:r>
       <w:r>
         <w:rPr>
@@ -1990,7 +3230,27 @@
           <w:color w:val="1A1A1A"/>
           <w:sz w:val="22"/>
         </w:rPr>
-        <w:t xml:space="preserve"> in Ashkenaz, in response to a specific historical crisis. The figure is Rabbeinu Meir of Rothenburg, the </w:t>
+        <w:t xml:space="preserve"> (</w:t>
+      </w:r>
+      <w:r>
+        <w:rPr>
+          <w:rFonts w:ascii="SBL Hebrew" w:hAnsi="SBL Hebrew" w:cs="SBL Hebrew" w:eastAsia="SBL Hebrew"/>
+          <w:b w:val="0"/>
+          <w:i w:val="0"/>
+          <w:color w:val="1A1A1A"/>
+          <w:sz w:val="22"/>
+        </w:rPr>
+        <w:t>גָּדוֹל</w:t>
+      </w:r>
+      <w:r>
+        <w:rPr>
+          <w:rFonts w:ascii="Georgia" w:hAnsi="Georgia" w:cs="SBL Hebrew" w:eastAsia="Georgia"/>
+          <w:b w:val="0"/>
+          <w:i w:val="0"/>
+          <w:color w:val="1A1A1A"/>
+          <w:sz w:val="22"/>
+        </w:rPr>
+        <w:t xml:space="preserve">) in Ashkenaz, in response to a specific historical crisis. The figure is Rabbeinu Meir of Rothenburg, the </w:t>
       </w:r>
       <w:r>
         <w:rPr>
@@ -2010,7 +3270,27 @@
           <w:color w:val="1A1A1A"/>
           <w:sz w:val="22"/>
         </w:rPr>
-        <w:t>, and the crisis is the persecution of German Jewry in the thirteenth century.</w:t>
+        <w:t xml:space="preserve"> (</w:t>
+      </w:r>
+      <w:r>
+        <w:rPr>
+          <w:rFonts w:ascii="SBL Hebrew" w:hAnsi="SBL Hebrew" w:cs="SBL Hebrew" w:eastAsia="SBL Hebrew"/>
+          <w:b w:val="0"/>
+          <w:i w:val="0"/>
+          <w:color w:val="1A1A1A"/>
+          <w:sz w:val="22"/>
+        </w:rPr>
+        <w:t>מַהֲרַ״ם</w:t>
+      </w:r>
+      <w:r>
+        <w:rPr>
+          <w:rFonts w:ascii="Georgia" w:hAnsi="Georgia" w:cs="SBL Hebrew" w:eastAsia="Georgia"/>
+          <w:b w:val="0"/>
+          <w:i w:val="0"/>
+          <w:color w:val="1A1A1A"/>
+          <w:sz w:val="22"/>
+        </w:rPr>
+        <w:t>), and the crisis is the persecution of German Jewry in the thirteenth century.</w:t>
       </w:r>
     </w:p>
     <w:p>
@@ -2079,7 +3359,27 @@
           <w:color w:val="1A1A1A"/>
           <w:sz w:val="22"/>
         </w:rPr>
-        <w:t xml:space="preserve"> — was born in the German lands about the year 1220 and died in captivity in the fortress of Ensisheim in Alsace in the year 1293.</w:t>
+        <w:t xml:space="preserve"> (</w:t>
+      </w:r>
+      <w:r>
+        <w:rPr>
+          <w:rFonts w:ascii="SBL Hebrew" w:hAnsi="SBL Hebrew" w:cs="SBL Hebrew" w:eastAsia="SBL Hebrew"/>
+          <w:b w:val="0"/>
+          <w:i w:val="0"/>
+          <w:color w:val="1A1A1A"/>
+          <w:sz w:val="22"/>
+        </w:rPr>
+        <w:t>מַהֲרַ״ם</w:t>
+      </w:r>
+      <w:r>
+        <w:rPr>
+          <w:rFonts w:ascii="Georgia" w:hAnsi="Georgia" w:cs="SBL Hebrew" w:eastAsia="Georgia"/>
+          <w:b w:val="0"/>
+          <w:i w:val="0"/>
+          <w:color w:val="1A1A1A"/>
+          <w:sz w:val="22"/>
+        </w:rPr>
+        <w:t>) — was born in the German lands about the year 1220 and died in captivity in the fortress of Ensisheim in Alsace in the year 1293.</w:t>
       </w:r>
       <w:r>
         <w:rPr>
@@ -2118,7 +3418,27 @@
           <w:color w:val="1A1A1A"/>
           <w:sz w:val="22"/>
         </w:rPr>
-        <w:t xml:space="preserve"> are more foundational. His </w:t>
+        <w:t xml:space="preserve"> (</w:t>
+      </w:r>
+      <w:r>
+        <w:rPr>
+          <w:rFonts w:ascii="SBL Hebrew" w:hAnsi="SBL Hebrew" w:cs="SBL Hebrew" w:eastAsia="SBL Hebrew"/>
+          <w:b w:val="0"/>
+          <w:i w:val="0"/>
+          <w:color w:val="1A1A1A"/>
+          <w:sz w:val="22"/>
+        </w:rPr>
+        <w:t>מָסוֹרָה</w:t>
+      </w:r>
+      <w:r>
+        <w:rPr>
+          <w:rFonts w:ascii="Georgia" w:hAnsi="Georgia" w:cs="SBL Hebrew" w:eastAsia="Georgia"/>
+          <w:b w:val="0"/>
+          <w:i w:val="0"/>
+          <w:color w:val="1A1A1A"/>
+          <w:sz w:val="22"/>
+        </w:rPr>
+        <w:t xml:space="preserve">) are more foundational. His </w:t>
       </w:r>
       <w:r>
         <w:rPr>
@@ -2138,7 +3458,27 @@
           <w:color w:val="1A1A1A"/>
           <w:sz w:val="22"/>
         </w:rPr>
-        <w:t xml:space="preserve">, his </w:t>
+        <w:t xml:space="preserve"> (</w:t>
+      </w:r>
+      <w:r>
+        <w:rPr>
+          <w:rFonts w:ascii="SBL Hebrew" w:hAnsi="SBL Hebrew" w:cs="SBL Hebrew" w:eastAsia="SBL Hebrew"/>
+          <w:b w:val="0"/>
+          <w:i w:val="0"/>
+          <w:color w:val="1A1A1A"/>
+          <w:sz w:val="22"/>
+        </w:rPr>
+        <w:t>תְּשׁוּבוֹת</w:t>
+      </w:r>
+      <w:r>
+        <w:rPr>
+          <w:rFonts w:ascii="Georgia" w:hAnsi="Georgia" w:cs="SBL Hebrew" w:eastAsia="Georgia"/>
+          <w:b w:val="0"/>
+          <w:i w:val="0"/>
+          <w:color w:val="1A1A1A"/>
+          <w:sz w:val="22"/>
+        </w:rPr>
+        <w:t xml:space="preserve">), his </w:t>
       </w:r>
       <w:r>
         <w:rPr>
@@ -2158,7 +3498,27 @@
           <w:color w:val="1A1A1A"/>
           <w:sz w:val="22"/>
         </w:rPr>
-        <w:t xml:space="preserve">, and his </w:t>
+        <w:t xml:space="preserve"> (</w:t>
+      </w:r>
+      <w:r>
+        <w:rPr>
+          <w:rFonts w:ascii="SBL Hebrew" w:hAnsi="SBL Hebrew" w:cs="SBL Hebrew" w:eastAsia="SBL Hebrew"/>
+          <w:b w:val="0"/>
+          <w:i w:val="0"/>
+          <w:color w:val="1A1A1A"/>
+          <w:sz w:val="22"/>
+        </w:rPr>
+        <w:t>פֵּירוּשִׁים</w:t>
+      </w:r>
+      <w:r>
+        <w:rPr>
+          <w:rFonts w:ascii="Georgia" w:hAnsi="Georgia" w:cs="SBL Hebrew" w:eastAsia="Georgia"/>
+          <w:b w:val="0"/>
+          <w:i w:val="0"/>
+          <w:color w:val="1A1A1A"/>
+          <w:sz w:val="22"/>
+        </w:rPr>
+        <w:t xml:space="preserve">), and his </w:t>
       </w:r>
       <w:r>
         <w:rPr>
@@ -2178,7 +3538,27 @@
           <w:color w:val="1A1A1A"/>
           <w:sz w:val="22"/>
         </w:rPr>
-        <w:t xml:space="preserve"> shape the halachic and liturgical inheritance of Ashkenaz. His </w:t>
+        <w:t xml:space="preserve"> (</w:t>
+      </w:r>
+      <w:r>
+        <w:rPr>
+          <w:rFonts w:ascii="SBL Hebrew" w:hAnsi="SBL Hebrew" w:cs="SBL Hebrew" w:eastAsia="SBL Hebrew"/>
+          <w:b w:val="0"/>
+          <w:i w:val="0"/>
+          <w:color w:val="1A1A1A"/>
+          <w:sz w:val="22"/>
+        </w:rPr>
+        <w:t>קִינוֹת</w:t>
+      </w:r>
+      <w:r>
+        <w:rPr>
+          <w:rFonts w:ascii="Georgia" w:hAnsi="Georgia" w:cs="SBL Hebrew" w:eastAsia="Georgia"/>
+          <w:b w:val="0"/>
+          <w:i w:val="0"/>
+          <w:color w:val="1A1A1A"/>
+          <w:sz w:val="22"/>
+        </w:rPr>
+        <w:t xml:space="preserve">) shape the halachic and liturgical inheritance of Ashkenaz. His </w:t>
       </w:r>
       <w:r>
         <w:rPr>
@@ -2198,7 +3578,27 @@
           <w:color w:val="1A1A1A"/>
           <w:sz w:val="22"/>
         </w:rPr>
-        <w:t xml:space="preserve"> was Rabbeinu Yechiel of Paris, a </w:t>
+        <w:t xml:space="preserve"> (</w:t>
+      </w:r>
+      <w:r>
+        <w:rPr>
+          <w:rFonts w:ascii="SBL Hebrew" w:hAnsi="SBL Hebrew" w:cs="SBL Hebrew" w:eastAsia="SBL Hebrew"/>
+          <w:b w:val="0"/>
+          <w:i w:val="0"/>
+          <w:color w:val="1A1A1A"/>
+          <w:sz w:val="22"/>
+        </w:rPr>
+        <w:t>רֶבִּי</w:t>
+      </w:r>
+      <w:r>
+        <w:rPr>
+          <w:rFonts w:ascii="Georgia" w:hAnsi="Georgia" w:cs="SBL Hebrew" w:eastAsia="Georgia"/>
+          <w:b w:val="0"/>
+          <w:i w:val="0"/>
+          <w:color w:val="1A1A1A"/>
+          <w:sz w:val="22"/>
+        </w:rPr>
+        <w:t xml:space="preserve">) was Rabbeinu Yechiel of Paris, a </w:t>
       </w:r>
       <w:r>
         <w:rPr>
@@ -2218,7 +3618,27 @@
           <w:color w:val="1A1A1A"/>
           <w:sz w:val="22"/>
         </w:rPr>
-        <w:t xml:space="preserve"> of the </w:t>
+        <w:t xml:space="preserve"> (</w:t>
+      </w:r>
+      <w:r>
+        <w:rPr>
+          <w:rFonts w:ascii="SBL Hebrew" w:hAnsi="SBL Hebrew" w:cs="SBL Hebrew" w:eastAsia="SBL Hebrew"/>
+          <w:b w:val="0"/>
+          <w:i w:val="0"/>
+          <w:color w:val="1A1A1A"/>
+          <w:sz w:val="22"/>
+        </w:rPr>
+        <w:t>תַּלְמִיד</w:t>
+      </w:r>
+      <w:r>
+        <w:rPr>
+          <w:rFonts w:ascii="Georgia" w:hAnsi="Georgia" w:cs="SBL Hebrew" w:eastAsia="Georgia"/>
+          <w:b w:val="0"/>
+          <w:i w:val="0"/>
+          <w:color w:val="1A1A1A"/>
+          <w:sz w:val="22"/>
+        </w:rPr>
+        <w:t xml:space="preserve">) of the </w:t>
       </w:r>
       <w:r>
         <w:rPr>
@@ -2238,7 +3658,27 @@
           <w:color w:val="1A1A1A"/>
           <w:sz w:val="22"/>
         </w:rPr>
-        <w:t xml:space="preserve">; his own </w:t>
+        <w:t xml:space="preserve"> (</w:t>
+      </w:r>
+      <w:r>
+        <w:rPr>
+          <w:rFonts w:ascii="SBL Hebrew" w:hAnsi="SBL Hebrew" w:cs="SBL Hebrew" w:eastAsia="SBL Hebrew"/>
+          <w:b w:val="0"/>
+          <w:i w:val="0"/>
+          <w:color w:val="1A1A1A"/>
+          <w:sz w:val="22"/>
+        </w:rPr>
+        <w:t>אוֹר זָרוּעַ</w:t>
+      </w:r>
+      <w:r>
+        <w:rPr>
+          <w:rFonts w:ascii="Georgia" w:hAnsi="Georgia" w:cs="SBL Hebrew" w:eastAsia="Georgia"/>
+          <w:b w:val="0"/>
+          <w:i w:val="0"/>
+          <w:color w:val="1A1A1A"/>
+          <w:sz w:val="22"/>
+        </w:rPr>
+        <w:t xml:space="preserve">); his own </w:t>
       </w:r>
       <w:r>
         <w:rPr>
@@ -2258,7 +3698,27 @@
           <w:color w:val="1A1A1A"/>
           <w:sz w:val="22"/>
         </w:rPr>
-        <w:t xml:space="preserve"> and the circle around him include the </w:t>
+        <w:t xml:space="preserve"> (</w:t>
+      </w:r>
+      <w:r>
+        <w:rPr>
+          <w:rFonts w:ascii="SBL Hebrew" w:hAnsi="SBL Hebrew" w:cs="SBL Hebrew" w:eastAsia="SBL Hebrew"/>
+          <w:b w:val="0"/>
+          <w:i w:val="0"/>
+          <w:color w:val="1A1A1A"/>
+          <w:sz w:val="22"/>
+        </w:rPr>
+        <w:t>תַּלְמִידִים</w:t>
+      </w:r>
+      <w:r>
+        <w:rPr>
+          <w:rFonts w:ascii="Georgia" w:hAnsi="Georgia" w:cs="SBL Hebrew" w:eastAsia="Georgia"/>
+          <w:b w:val="0"/>
+          <w:i w:val="0"/>
+          <w:color w:val="1A1A1A"/>
+          <w:sz w:val="22"/>
+        </w:rPr>
+        <w:t xml:space="preserve">) and the circle around him include the </w:t>
       </w:r>
       <w:r>
         <w:rPr>
@@ -2278,7 +3738,27 @@
           <w:color w:val="1A1A1A"/>
           <w:sz w:val="22"/>
         </w:rPr>
-        <w:t xml:space="preserve"> (Rabbeinu Asher ben Yechiel) and much of the next generation of Ashkenazic </w:t>
+        <w:t xml:space="preserve"> (</w:t>
+      </w:r>
+      <w:r>
+        <w:rPr>
+          <w:rFonts w:ascii="SBL Hebrew" w:hAnsi="SBL Hebrew" w:cs="SBL Hebrew" w:eastAsia="SBL Hebrew"/>
+          <w:b w:val="0"/>
+          <w:i w:val="0"/>
+          <w:color w:val="1A1A1A"/>
+          <w:sz w:val="22"/>
+        </w:rPr>
+        <w:t>רֹא״שׁ</w:t>
+      </w:r>
+      <w:r>
+        <w:rPr>
+          <w:rFonts w:ascii="Georgia" w:hAnsi="Georgia" w:cs="SBL Hebrew" w:eastAsia="Georgia"/>
+          <w:b w:val="0"/>
+          <w:i w:val="0"/>
+          <w:color w:val="1A1A1A"/>
+          <w:sz w:val="22"/>
+        </w:rPr>
+        <w:t xml:space="preserve">) (Rabbeinu Asher ben Yechiel) and much of the next generation of Ashkenazic </w:t>
       </w:r>
       <w:r>
         <w:rPr>
@@ -2298,7 +3778,27 @@
           <w:color w:val="1A1A1A"/>
           <w:sz w:val="22"/>
         </w:rPr>
-        <w:t xml:space="preserve">. Through those channels his </w:t>
+        <w:t xml:space="preserve"> (</w:t>
+      </w:r>
+      <w:r>
+        <w:rPr>
+          <w:rFonts w:ascii="SBL Hebrew" w:hAnsi="SBL Hebrew" w:cs="SBL Hebrew" w:eastAsia="SBL Hebrew"/>
+          <w:b w:val="0"/>
+          <w:i w:val="0"/>
+          <w:color w:val="1A1A1A"/>
+          <w:sz w:val="22"/>
+        </w:rPr>
+        <w:t>רִאשׁוֹנִים</w:t>
+      </w:r>
+      <w:r>
+        <w:rPr>
+          <w:rFonts w:ascii="Georgia" w:hAnsi="Georgia" w:cs="SBL Hebrew" w:eastAsia="Georgia"/>
+          <w:b w:val="0"/>
+          <w:i w:val="0"/>
+          <w:color w:val="1A1A1A"/>
+          <w:sz w:val="22"/>
+        </w:rPr>
+        <w:t xml:space="preserve">). Through those channels his </w:t>
       </w:r>
       <w:r>
         <w:rPr>
@@ -2318,7 +3818,27 @@
           <w:color w:val="1A1A1A"/>
           <w:sz w:val="22"/>
         </w:rPr>
-        <w:t xml:space="preserve"> descended into the </w:t>
+        <w:t xml:space="preserve"> (</w:t>
+      </w:r>
+      <w:r>
+        <w:rPr>
+          <w:rFonts w:ascii="SBL Hebrew" w:hAnsi="SBL Hebrew" w:cs="SBL Hebrew" w:eastAsia="SBL Hebrew"/>
+          <w:b w:val="0"/>
+          <w:i w:val="0"/>
+          <w:color w:val="1A1A1A"/>
+          <w:sz w:val="22"/>
+        </w:rPr>
+        <w:t>פְּסָקִים</w:t>
+      </w:r>
+      <w:r>
+        <w:rPr>
+          <w:rFonts w:ascii="Georgia" w:hAnsi="Georgia" w:cs="SBL Hebrew" w:eastAsia="Georgia"/>
+          <w:b w:val="0"/>
+          <w:i w:val="0"/>
+          <w:color w:val="1A1A1A"/>
+          <w:sz w:val="22"/>
+        </w:rPr>
+        <w:t xml:space="preserve">) descended into the </w:t>
       </w:r>
       <w:r>
         <w:rPr>
@@ -2338,7 +3858,27 @@
           <w:color w:val="1A1A1A"/>
           <w:sz w:val="22"/>
         </w:rPr>
-        <w:t xml:space="preserve">, the </w:t>
+        <w:t xml:space="preserve"> (</w:t>
+      </w:r>
+      <w:r>
+        <w:rPr>
+          <w:rFonts w:ascii="SBL Hebrew" w:hAnsi="SBL Hebrew" w:cs="SBL Hebrew" w:eastAsia="SBL Hebrew"/>
+          <w:b w:val="0"/>
+          <w:i w:val="0"/>
+          <w:color w:val="1A1A1A"/>
+          <w:sz w:val="22"/>
+        </w:rPr>
+        <w:t>טוּר</w:t>
+      </w:r>
+      <w:r>
+        <w:rPr>
+          <w:rFonts w:ascii="Georgia" w:hAnsi="Georgia" w:cs="SBL Hebrew" w:eastAsia="Georgia"/>
+          <w:b w:val="0"/>
+          <w:i w:val="0"/>
+          <w:color w:val="1A1A1A"/>
+          <w:sz w:val="22"/>
+        </w:rPr>
+        <w:t xml:space="preserve">), the </w:t>
       </w:r>
       <w:r>
         <w:rPr>
@@ -2358,7 +3898,27 @@
           <w:color w:val="1A1A1A"/>
           <w:sz w:val="22"/>
         </w:rPr>
-        <w:t xml:space="preserve">, and the received body of Ashkenazic </w:t>
+        <w:t xml:space="preserve"> (</w:t>
+      </w:r>
+      <w:r>
+        <w:rPr>
+          <w:rFonts w:ascii="SBL Hebrew" w:hAnsi="SBL Hebrew" w:cs="SBL Hebrew" w:eastAsia="SBL Hebrew"/>
+          <w:b w:val="0"/>
+          <w:i w:val="0"/>
+          <w:color w:val="1A1A1A"/>
+          <w:sz w:val="22"/>
+        </w:rPr>
+        <w:t>בֵּית יוֹסֵף</w:t>
+      </w:r>
+      <w:r>
+        <w:rPr>
+          <w:rFonts w:ascii="Georgia" w:hAnsi="Georgia" w:cs="SBL Hebrew" w:eastAsia="Georgia"/>
+          <w:b w:val="0"/>
+          <w:i w:val="0"/>
+          <w:color w:val="1A1A1A"/>
+          <w:sz w:val="22"/>
+        </w:rPr>
+        <w:t xml:space="preserve">), and the received body of Ashkenazic </w:t>
       </w:r>
       <w:r>
         <w:rPr>
@@ -2378,7 +3938,27 @@
           <w:color w:val="1A1A1A"/>
           <w:sz w:val="22"/>
         </w:rPr>
-        <w:t>.</w:t>
+        <w:t xml:space="preserve"> (</w:t>
+      </w:r>
+      <w:r>
+        <w:rPr>
+          <w:rFonts w:ascii="SBL Hebrew" w:hAnsi="SBL Hebrew" w:cs="SBL Hebrew" w:eastAsia="SBL Hebrew"/>
+          <w:b w:val="0"/>
+          <w:i w:val="0"/>
+          <w:color w:val="1A1A1A"/>
+          <w:sz w:val="22"/>
+        </w:rPr>
+        <w:t>הֲלָכָה</w:t>
+      </w:r>
+      <w:r>
+        <w:rPr>
+          <w:rFonts w:ascii="Georgia" w:hAnsi="Georgia" w:cs="SBL Hebrew" w:eastAsia="Georgia"/>
+          <w:b w:val="0"/>
+          <w:i w:val="0"/>
+          <w:color w:val="1A1A1A"/>
+          <w:sz w:val="22"/>
+        </w:rPr>
+        <w:t>).</w:t>
       </w:r>
     </w:p>
     <w:p>
@@ -2413,7 +3993,27 @@
           <w:color w:val="1A1A1A"/>
           <w:sz w:val="22"/>
         </w:rPr>
-        <w:t xml:space="preserve"> in Paris in the 1240s. His </w:t>
+        <w:t xml:space="preserve"> (</w:t>
+      </w:r>
+      <w:r>
+        <w:rPr>
+          <w:rFonts w:ascii="SBL Hebrew" w:hAnsi="SBL Hebrew" w:cs="SBL Hebrew" w:eastAsia="SBL Hebrew"/>
+          <w:b w:val="0"/>
+          <w:i w:val="0"/>
+          <w:color w:val="1A1A1A"/>
+          <w:sz w:val="22"/>
+        </w:rPr>
+        <w:t>תַּלְמוּד</w:t>
+      </w:r>
+      <w:r>
+        <w:rPr>
+          <w:rFonts w:ascii="Georgia" w:hAnsi="Georgia" w:cs="SBL Hebrew" w:eastAsia="Georgia"/>
+          <w:b w:val="0"/>
+          <w:i w:val="0"/>
+          <w:color w:val="1A1A1A"/>
+          <w:sz w:val="22"/>
+        </w:rPr>
+        <w:t xml:space="preserve">) in Paris in the 1240s. His </w:t>
       </w:r>
       <w:r>
         <w:rPr>
@@ -2433,7 +4033,27 @@
           <w:color w:val="1A1A1A"/>
           <w:sz w:val="22"/>
         </w:rPr>
-        <w:t xml:space="preserve"> </w:t>
+        <w:t xml:space="preserve"> (</w:t>
+      </w:r>
+      <w:r>
+        <w:rPr>
+          <w:rFonts w:ascii="SBL Hebrew" w:hAnsi="SBL Hebrew" w:cs="SBL Hebrew" w:eastAsia="SBL Hebrew"/>
+          <w:b w:val="0"/>
+          <w:i w:val="0"/>
+          <w:color w:val="1A1A1A"/>
+          <w:sz w:val="22"/>
+        </w:rPr>
+        <w:t>קִינָה</w:t>
+      </w:r>
+      <w:r>
+        <w:rPr>
+          <w:rFonts w:ascii="Georgia" w:hAnsi="Georgia" w:cs="SBL Hebrew" w:eastAsia="Georgia"/>
+          <w:b w:val="0"/>
+          <w:i w:val="0"/>
+          <w:color w:val="1A1A1A"/>
+          <w:sz w:val="22"/>
+        </w:rPr>
+        <w:t xml:space="preserve">) </w:t>
       </w:r>
       <w:r>
         <w:rPr>
@@ -2444,6 +4064,36 @@
           <w:sz w:val="22"/>
         </w:rPr>
         <w:t>“Sha’ali Serufah Ba’eish”</w:t>
+      </w:r>
+      <w:r>
+        <w:rPr>
+          <w:rFonts w:ascii="Georgia" w:hAnsi="Georgia" w:cs="SBL Hebrew" w:eastAsia="Georgia"/>
+          <w:b w:val="0"/>
+          <w:i w:val="0"/>
+          <w:color w:val="1A1A1A"/>
+          <w:sz w:val="22"/>
+        </w:rPr>
+        <w:t xml:space="preserve"> (</w:t>
+      </w:r>
+      <w:r>
+        <w:rPr>
+          <w:rFonts w:ascii="SBL Hebrew" w:hAnsi="SBL Hebrew" w:cs="SBL Hebrew" w:eastAsia="SBL Hebrew"/>
+          <w:b w:val="0"/>
+          <w:i w:val="0"/>
+          <w:color w:val="1A1A1A"/>
+          <w:sz w:val="22"/>
+        </w:rPr>
+        <w:t>שַׁאֲלִי שְׂרוּפָה בָּאֵשׁ</w:t>
+      </w:r>
+      <w:r>
+        <w:rPr>
+          <w:rFonts w:ascii="Georgia" w:hAnsi="Georgia" w:cs="SBL Hebrew" w:eastAsia="Georgia"/>
+          <w:b w:val="0"/>
+          <w:i w:val="0"/>
+          <w:color w:val="1A1A1A"/>
+          <w:sz w:val="22"/>
+        </w:rPr>
+        <w:t>)</w:t>
       </w:r>
       <w:r>
         <w:rPr>
@@ -2482,7 +4132,27 @@
           <w:color w:val="1A1A1A"/>
           <w:sz w:val="22"/>
         </w:rPr>
-        <w:t xml:space="preserve"> across Ashkenaz — is his own lament for that burning.</w:t>
+        <w:t xml:space="preserve"> (</w:t>
+      </w:r>
+      <w:r>
+        <w:rPr>
+          <w:rFonts w:ascii="SBL Hebrew" w:hAnsi="SBL Hebrew" w:cs="SBL Hebrew" w:eastAsia="SBL Hebrew"/>
+          <w:b w:val="0"/>
+          <w:i w:val="0"/>
+          <w:color w:val="1A1A1A"/>
+          <w:sz w:val="22"/>
+        </w:rPr>
+        <w:t>תִּשְׁעָה בְּאָב</w:t>
+      </w:r>
+      <w:r>
+        <w:rPr>
+          <w:rFonts w:ascii="Georgia" w:hAnsi="Georgia" w:cs="SBL Hebrew" w:eastAsia="Georgia"/>
+          <w:b w:val="0"/>
+          <w:i w:val="0"/>
+          <w:color w:val="1A1A1A"/>
+          <w:sz w:val="22"/>
+        </w:rPr>
+        <w:t>) across Ashkenaz — is his own lament for that burning.</w:t>
       </w:r>
     </w:p>
     <w:p>
@@ -2532,7 +4202,27 @@
           <w:color w:val="1A1A1A"/>
           <w:sz w:val="22"/>
         </w:rPr>
-        <w:t xml:space="preserve">. He joined a wider Ashkenazic movement of </w:t>
+        <w:t xml:space="preserve"> (</w:t>
+      </w:r>
+      <w:r>
+        <w:rPr>
+          <w:rFonts w:ascii="SBL Hebrew" w:hAnsi="SBL Hebrew" w:cs="SBL Hebrew" w:eastAsia="SBL Hebrew"/>
+          <w:b w:val="0"/>
+          <w:i w:val="0"/>
+          <w:color w:val="1A1A1A"/>
+          <w:sz w:val="22"/>
+        </w:rPr>
+        <w:t>אֶרֶץ יִשְׂרָאֵל</w:t>
+      </w:r>
+      <w:r>
+        <w:rPr>
+          <w:rFonts w:ascii="Georgia" w:hAnsi="Georgia" w:cs="SBL Hebrew" w:eastAsia="Georgia"/>
+          <w:b w:val="0"/>
+          <w:i w:val="0"/>
+          <w:color w:val="1A1A1A"/>
+          <w:sz w:val="22"/>
+        </w:rPr>
+        <w:t xml:space="preserve">). He joined a wider Ashkenazic movement of </w:t>
       </w:r>
       <w:r>
         <w:rPr>
@@ -2552,7 +4242,27 @@
           <w:color w:val="1A1A1A"/>
           <w:sz w:val="22"/>
         </w:rPr>
-        <w:t xml:space="preserve"> already ascending to </w:t>
+        <w:t xml:space="preserve"> (</w:t>
+      </w:r>
+      <w:r>
+        <w:rPr>
+          <w:rFonts w:ascii="SBL Hebrew" w:hAnsi="SBL Hebrew" w:cs="SBL Hebrew" w:eastAsia="SBL Hebrew"/>
+          <w:b w:val="0"/>
+          <w:i w:val="0"/>
+          <w:color w:val="1A1A1A"/>
+          <w:sz w:val="22"/>
+        </w:rPr>
+        <w:t>בַּעֲלֵי תּוֹסָפוֹת</w:t>
+      </w:r>
+      <w:r>
+        <w:rPr>
+          <w:rFonts w:ascii="Georgia" w:hAnsi="Georgia" w:cs="SBL Hebrew" w:eastAsia="Georgia"/>
+          <w:b w:val="0"/>
+          <w:i w:val="0"/>
+          <w:color w:val="1A1A1A"/>
+          <w:sz w:val="22"/>
+        </w:rPr>
+        <w:t xml:space="preserve">) already ascending to </w:t>
       </w:r>
       <w:r>
         <w:rPr>
@@ -2572,7 +4282,27 @@
           <w:color w:val="1A1A1A"/>
           <w:sz w:val="22"/>
         </w:rPr>
-        <w:t xml:space="preserve">, intending to strengthen the </w:t>
+        <w:t xml:space="preserve"> (</w:t>
+      </w:r>
+      <w:r>
+        <w:rPr>
+          <w:rFonts w:ascii="SBL Hebrew" w:hAnsi="SBL Hebrew" w:cs="SBL Hebrew" w:eastAsia="SBL Hebrew"/>
+          <w:b w:val="0"/>
+          <w:i w:val="0"/>
+          <w:color w:val="1A1A1A"/>
+          <w:sz w:val="22"/>
+        </w:rPr>
+        <w:t>יְרוּשָׁלַיִם</w:t>
+      </w:r>
+      <w:r>
+        <w:rPr>
+          <w:rFonts w:ascii="Georgia" w:hAnsi="Georgia" w:cs="SBL Hebrew" w:eastAsia="Georgia"/>
+          <w:b w:val="0"/>
+          <w:i w:val="0"/>
+          <w:color w:val="1A1A1A"/>
+          <w:sz w:val="22"/>
+        </w:rPr>
+        <w:t xml:space="preserve">), intending to strengthen the </w:t>
       </w:r>
       <w:r>
         <w:rPr>
@@ -2592,7 +4322,27 @@
           <w:color w:val="1A1A1A"/>
           <w:sz w:val="22"/>
         </w:rPr>
-        <w:t xml:space="preserve"> there. He had reached northern Italy when the journey was arrested. A Jewish apostate informed Emperor Rudolf I of Habsburg (whose reign extended from 1273 to 1291) that the Maharam was leading Jewish families out of the German lands in defiance of the imperial prohibition on Jewish emigration. Rudolf construed the departure as an act of revolt. The Maharam was seized, returned to the Empire, and imprisoned in the fortress of Ensisheim in Alsace, portions of which still stand.</w:t>
+        <w:t xml:space="preserve"> (</w:t>
+      </w:r>
+      <w:r>
+        <w:rPr>
+          <w:rFonts w:ascii="SBL Hebrew" w:hAnsi="SBL Hebrew" w:cs="SBL Hebrew" w:eastAsia="SBL Hebrew"/>
+          <w:b w:val="0"/>
+          <w:i w:val="0"/>
+          <w:color w:val="1A1A1A"/>
+          <w:sz w:val="22"/>
+        </w:rPr>
+        <w:t>יִשּׁוּב</w:t>
+      </w:r>
+      <w:r>
+        <w:rPr>
+          <w:rFonts w:ascii="Georgia" w:hAnsi="Georgia" w:cs="SBL Hebrew" w:eastAsia="Georgia"/>
+          <w:b w:val="0"/>
+          <w:i w:val="0"/>
+          <w:color w:val="1A1A1A"/>
+          <w:sz w:val="22"/>
+        </w:rPr>
+        <w:t>) there. He had reached northern Italy when the journey was arrested. A Jewish apostate informed Emperor Rudolf I of Habsburg (whose reign extended from 1273 to 1291) that the Maharam was leading Jewish families out of the German lands in defiance of the imperial prohibition on Jewish emigration. Rudolf construed the departure as an act of revolt. The Maharam was seized, returned to the Empire, and imprisoned in the fortress of Ensisheim in Alsace, portions of which still stand.</w:t>
       </w:r>
     </w:p>
     <w:p>
@@ -2642,7 +4392,27 @@
           <w:color w:val="1A1A1A"/>
           <w:sz w:val="22"/>
         </w:rPr>
-        <w:t xml:space="preserve"> were denied him. He obtained one concession: that a single </w:t>
+        <w:t xml:space="preserve"> (</w:t>
+      </w:r>
+      <w:r>
+        <w:rPr>
+          <w:rFonts w:ascii="SBL Hebrew" w:hAnsi="SBL Hebrew" w:cs="SBL Hebrew" w:eastAsia="SBL Hebrew"/>
+          <w:b w:val="0"/>
+          <w:i w:val="0"/>
+          <w:color w:val="1A1A1A"/>
+          <w:sz w:val="22"/>
+        </w:rPr>
+        <w:t>סְפָרִים</w:t>
+      </w:r>
+      <w:r>
+        <w:rPr>
+          <w:rFonts w:ascii="Georgia" w:hAnsi="Georgia" w:cs="SBL Hebrew" w:eastAsia="Georgia"/>
+          <w:b w:val="0"/>
+          <w:i w:val="0"/>
+          <w:color w:val="1A1A1A"/>
+          <w:sz w:val="22"/>
+        </w:rPr>
+        <w:t xml:space="preserve">) were denied him. He obtained one concession: that a single </w:t>
       </w:r>
       <w:r>
         <w:rPr>
@@ -2662,7 +4432,27 @@
           <w:color w:val="1A1A1A"/>
           <w:sz w:val="22"/>
         </w:rPr>
-        <w:t xml:space="preserve"> be permitted to come daily to the fortress, stand outside the window of his cell, and receive by dictation the </w:t>
+        <w:t xml:space="preserve"> (</w:t>
+      </w:r>
+      <w:r>
+        <w:rPr>
+          <w:rFonts w:ascii="SBL Hebrew" w:hAnsi="SBL Hebrew" w:cs="SBL Hebrew" w:eastAsia="SBL Hebrew"/>
+          <w:b w:val="0"/>
+          <w:i w:val="0"/>
+          <w:color w:val="1A1A1A"/>
+          <w:sz w:val="22"/>
+        </w:rPr>
+        <w:t>תַּלְמִיד</w:t>
+      </w:r>
+      <w:r>
+        <w:rPr>
+          <w:rFonts w:ascii="Georgia" w:hAnsi="Georgia" w:cs="SBL Hebrew" w:eastAsia="Georgia"/>
+          <w:b w:val="0"/>
+          <w:i w:val="0"/>
+          <w:color w:val="1A1A1A"/>
+          <w:sz w:val="22"/>
+        </w:rPr>
+        <w:t xml:space="preserve">) be permitted to come daily to the fortress, stand outside the window of his cell, and receive by dictation the </w:t>
       </w:r>
       <w:r>
         <w:rPr>
@@ -2682,7 +4472,27 @@
           <w:color w:val="1A1A1A"/>
           <w:sz w:val="22"/>
         </w:rPr>
-        <w:t xml:space="preserve"> and </w:t>
+        <w:t xml:space="preserve"> (</w:t>
+      </w:r>
+      <w:r>
+        <w:rPr>
+          <w:rFonts w:ascii="SBL Hebrew" w:hAnsi="SBL Hebrew" w:cs="SBL Hebrew" w:eastAsia="SBL Hebrew"/>
+          <w:b w:val="0"/>
+          <w:i w:val="0"/>
+          <w:color w:val="1A1A1A"/>
+          <w:sz w:val="22"/>
+        </w:rPr>
+        <w:t>חִידּוּשֵׁי תּוֹרָה</w:t>
+      </w:r>
+      <w:r>
+        <w:rPr>
+          <w:rFonts w:ascii="Georgia" w:hAnsi="Georgia" w:cs="SBL Hebrew" w:eastAsia="Georgia"/>
+          <w:b w:val="0"/>
+          <w:i w:val="0"/>
+          <w:color w:val="1A1A1A"/>
+          <w:sz w:val="22"/>
+        </w:rPr>
+        <w:t xml:space="preserve">) and </w:t>
       </w:r>
       <w:r>
         <w:rPr>
@@ -2702,7 +4512,27 @@
           <w:color w:val="1A1A1A"/>
           <w:sz w:val="22"/>
         </w:rPr>
-        <w:t xml:space="preserve"> which the Maharam continued to produce. That </w:t>
+        <w:t xml:space="preserve"> (</w:t>
+      </w:r>
+      <w:r>
+        <w:rPr>
+          <w:rFonts w:ascii="SBL Hebrew" w:hAnsi="SBL Hebrew" w:cs="SBL Hebrew" w:eastAsia="SBL Hebrew"/>
+          <w:b w:val="0"/>
+          <w:i w:val="0"/>
+          <w:color w:val="1A1A1A"/>
+          <w:sz w:val="22"/>
+        </w:rPr>
+        <w:t>תְּשׁוּבוֹת</w:t>
+      </w:r>
+      <w:r>
+        <w:rPr>
+          <w:rFonts w:ascii="Georgia" w:hAnsi="Georgia" w:cs="SBL Hebrew" w:eastAsia="Georgia"/>
+          <w:b w:val="0"/>
+          <w:i w:val="0"/>
+          <w:color w:val="1A1A1A"/>
+          <w:sz w:val="22"/>
+        </w:rPr>
+        <w:t xml:space="preserve">) which the Maharam continued to produce. That </w:t>
       </w:r>
       <w:r>
         <w:rPr>
@@ -2742,7 +4572,27 @@
           <w:color w:val="1A1A1A"/>
           <w:sz w:val="22"/>
         </w:rPr>
-        <w:t xml:space="preserve"> (also styled </w:t>
+        <w:t xml:space="preserve"> (</w:t>
+      </w:r>
+      <w:r>
+        <w:rPr>
+          <w:rFonts w:ascii="SBL Hebrew" w:hAnsi="SBL Hebrew" w:cs="SBL Hebrew" w:eastAsia="SBL Hebrew"/>
+          <w:b w:val="0"/>
+          <w:i w:val="0"/>
+          <w:color w:val="1A1A1A"/>
+          <w:sz w:val="22"/>
+        </w:rPr>
+        <w:t>סֵפֶר תַּשְׁבַּ״ץ</w:t>
+      </w:r>
+      <w:r>
+        <w:rPr>
+          <w:rFonts w:ascii="Georgia" w:hAnsi="Georgia" w:cs="SBL Hebrew" w:eastAsia="Georgia"/>
+          <w:b w:val="0"/>
+          <w:i w:val="0"/>
+          <w:color w:val="1A1A1A"/>
+          <w:sz w:val="22"/>
+        </w:rPr>
+        <w:t xml:space="preserve">) (also styled </w:t>
       </w:r>
       <w:r>
         <w:rPr>
@@ -2841,7 +4691,27 @@
           <w:color w:val="1A1A1A"/>
           <w:sz w:val="22"/>
         </w:rPr>
-        <w:t xml:space="preserve"> and </w:t>
+        <w:t xml:space="preserve"> (</w:t>
+      </w:r>
+      <w:r>
+        <w:rPr>
+          <w:rFonts w:ascii="SBL Hebrew" w:hAnsi="SBL Hebrew" w:cs="SBL Hebrew" w:eastAsia="SBL Hebrew"/>
+          <w:b w:val="0"/>
+          <w:i w:val="0"/>
+          <w:color w:val="1A1A1A"/>
+          <w:sz w:val="22"/>
+        </w:rPr>
+        <w:t>מִנְהָג</w:t>
+      </w:r>
+      <w:r>
+        <w:rPr>
+          <w:rFonts w:ascii="Georgia" w:hAnsi="Georgia" w:cs="SBL Hebrew" w:eastAsia="Georgia"/>
+          <w:b w:val="0"/>
+          <w:i w:val="0"/>
+          <w:color w:val="1A1A1A"/>
+          <w:sz w:val="22"/>
+        </w:rPr>
+        <w:t xml:space="preserve">) and </w:t>
       </w:r>
       <w:r>
         <w:rPr>
@@ -2896,7 +4766,27 @@
           <w:color w:val="1A1A1A"/>
           <w:sz w:val="22"/>
         </w:rPr>
-        <w:t xml:space="preserve"> on </w:t>
+        <w:t xml:space="preserve"> (</w:t>
+      </w:r>
+      <w:r>
+        <w:rPr>
+          <w:rFonts w:ascii="SBL Hebrew" w:hAnsi="SBL Hebrew" w:cs="SBL Hebrew" w:eastAsia="SBL Hebrew"/>
+          <w:b w:val="0"/>
+          <w:i w:val="0"/>
+          <w:color w:val="1A1A1A"/>
+          <w:sz w:val="22"/>
+        </w:rPr>
+        <w:t>פֵּירוּשׁ</w:t>
+      </w:r>
+      <w:r>
+        <w:rPr>
+          <w:rFonts w:ascii="Georgia" w:hAnsi="Georgia" w:cs="SBL Hebrew" w:eastAsia="Georgia"/>
+          <w:b w:val="0"/>
+          <w:i w:val="0"/>
+          <w:color w:val="1A1A1A"/>
+          <w:sz w:val="22"/>
+        </w:rPr>
+        <w:t xml:space="preserve">) on </w:t>
       </w:r>
       <w:r>
         <w:rPr>
@@ -2916,7 +4806,27 @@
           <w:color w:val="1A1A1A"/>
           <w:sz w:val="22"/>
         </w:rPr>
-        <w:t>,</w:t>
+        <w:t xml:space="preserve"> (</w:t>
+      </w:r>
+      <w:r>
+        <w:rPr>
+          <w:rFonts w:ascii="SBL Hebrew" w:hAnsi="SBL Hebrew" w:cs="SBL Hebrew" w:eastAsia="SBL Hebrew"/>
+          <w:b w:val="0"/>
+          <w:i w:val="0"/>
+          <w:color w:val="1A1A1A"/>
+          <w:sz w:val="22"/>
+        </w:rPr>
+        <w:t>מַסֶּכֶת אֳהָלוֹת</w:t>
+      </w:r>
+      <w:r>
+        <w:rPr>
+          <w:rFonts w:ascii="Georgia" w:hAnsi="Georgia" w:cs="SBL Hebrew" w:eastAsia="Georgia"/>
+          <w:b w:val="0"/>
+          <w:i w:val="0"/>
+          <w:color w:val="1A1A1A"/>
+          <w:sz w:val="22"/>
+        </w:rPr>
+        <w:t>),</w:t>
       </w:r>
       <w:r>
         <w:rPr>
@@ -2955,7 +4865,27 @@
           <w:color w:val="1A1A1A"/>
           <w:sz w:val="22"/>
         </w:rPr>
-        <w:t xml:space="preserve"> whose theme is a </w:t>
+        <w:t xml:space="preserve"> (</w:t>
+      </w:r>
+      <w:r>
+        <w:rPr>
+          <w:rFonts w:ascii="SBL Hebrew" w:hAnsi="SBL Hebrew" w:cs="SBL Hebrew" w:eastAsia="SBL Hebrew"/>
+          <w:b w:val="0"/>
+          <w:i w:val="0"/>
+          <w:color w:val="1A1A1A"/>
+          <w:sz w:val="22"/>
+        </w:rPr>
+        <w:t>פֶּרֶק</w:t>
+      </w:r>
+      <w:r>
+        <w:rPr>
+          <w:rFonts w:ascii="Georgia" w:hAnsi="Georgia" w:cs="SBL Hebrew" w:eastAsia="Georgia"/>
+          <w:b w:val="0"/>
+          <w:i w:val="0"/>
+          <w:color w:val="1A1A1A"/>
+          <w:sz w:val="22"/>
+        </w:rPr>
+        <w:t xml:space="preserve">) whose theme is a </w:t>
       </w:r>
       <w:r>
         <w:rPr>
@@ -2975,7 +4905,27 @@
           <w:color w:val="1A1A1A"/>
           <w:sz w:val="22"/>
         </w:rPr>
-        <w:t xml:space="preserve"> — a tower suspended in the air — the Maharam wrote of himself with a candor rarely permitted to a </w:t>
+        <w:t xml:space="preserve"> (</w:t>
+      </w:r>
+      <w:r>
+        <w:rPr>
+          <w:rFonts w:ascii="SBL Hebrew" w:hAnsi="SBL Hebrew" w:cs="SBL Hebrew" w:eastAsia="SBL Hebrew"/>
+          <w:b w:val="0"/>
+          <w:i w:val="0"/>
+          <w:color w:val="1A1A1A"/>
+          <w:sz w:val="22"/>
+        </w:rPr>
+        <w:t>מִגְדָּל הַפּוֹרֵחַ בָּאֲוִיר</w:t>
+      </w:r>
+      <w:r>
+        <w:rPr>
+          <w:rFonts w:ascii="Georgia" w:hAnsi="Georgia" w:cs="SBL Hebrew" w:eastAsia="Georgia"/>
+          <w:b w:val="0"/>
+          <w:i w:val="0"/>
+          <w:color w:val="1A1A1A"/>
+          <w:sz w:val="22"/>
+        </w:rPr>
+        <w:t xml:space="preserve">) — a tower suspended in the air — the Maharam wrote of himself with a candor rarely permitted to a </w:t>
       </w:r>
       <w:r>
         <w:rPr>
@@ -3055,7 +5005,27 @@
           <w:color w:val="1A1A1A"/>
           <w:sz w:val="22"/>
         </w:rPr>
-        <w:t xml:space="preserve"> were to be found disputing what he had written, he was </w:t>
+        <w:t xml:space="preserve"> (</w:t>
+      </w:r>
+      <w:r>
+        <w:rPr>
+          <w:rFonts w:ascii="SBL Hebrew" w:hAnsi="SBL Hebrew" w:cs="SBL Hebrew" w:eastAsia="SBL Hebrew"/>
+          <w:b w:val="0"/>
+          <w:i w:val="0"/>
+          <w:color w:val="1A1A1A"/>
+          <w:sz w:val="22"/>
+        </w:rPr>
+        <w:t>רִאשׁוֹן</w:t>
+      </w:r>
+      <w:r>
+        <w:rPr>
+          <w:rFonts w:ascii="Georgia" w:hAnsi="Georgia" w:cs="SBL Hebrew" w:eastAsia="Georgia"/>
+          <w:b w:val="0"/>
+          <w:i w:val="0"/>
+          <w:color w:val="1A1A1A"/>
+          <w:sz w:val="22"/>
+        </w:rPr>
+        <w:t xml:space="preserve">) were to be found disputing what he had written, he was </w:t>
       </w:r>
       <w:r>
         <w:rPr>
@@ -3075,7 +5045,27 @@
           <w:color w:val="1A1A1A"/>
           <w:sz w:val="22"/>
         </w:rPr>
-        <w:t xml:space="preserve"> his </w:t>
+        <w:t xml:space="preserve"> (</w:t>
+      </w:r>
+      <w:r>
+        <w:rPr>
+          <w:rFonts w:ascii="SBL Hebrew" w:hAnsi="SBL Hebrew" w:cs="SBL Hebrew" w:eastAsia="SBL Hebrew"/>
+          <w:b w:val="0"/>
+          <w:i w:val="0"/>
+          <w:color w:val="1A1A1A"/>
+          <w:sz w:val="22"/>
+        </w:rPr>
+        <w:t>מְבַטֵּל</w:t>
+      </w:r>
+      <w:r>
+        <w:rPr>
+          <w:rFonts w:ascii="Georgia" w:hAnsi="Georgia" w:cs="SBL Hebrew" w:eastAsia="Georgia"/>
+          <w:b w:val="0"/>
+          <w:i w:val="0"/>
+          <w:color w:val="1A1A1A"/>
+          <w:sz w:val="22"/>
+        </w:rPr>
+        <w:t xml:space="preserve">) his </w:t>
       </w:r>
       <w:r>
         <w:rPr>
@@ -3095,7 +5085,27 @@
           <w:color w:val="1A1A1A"/>
           <w:sz w:val="22"/>
         </w:rPr>
-        <w:t>, for he was writing without books.</w:t>
+        <w:t xml:space="preserve"> (</w:t>
+      </w:r>
+      <w:r>
+        <w:rPr>
+          <w:rFonts w:ascii="SBL Hebrew" w:hAnsi="SBL Hebrew" w:cs="SBL Hebrew" w:eastAsia="SBL Hebrew"/>
+          <w:b w:val="0"/>
+          <w:i w:val="0"/>
+          <w:color w:val="1A1A1A"/>
+          <w:sz w:val="22"/>
+        </w:rPr>
+        <w:t>דַּעַת</w:t>
+      </w:r>
+      <w:r>
+        <w:rPr>
+          <w:rFonts w:ascii="Georgia" w:hAnsi="Georgia" w:cs="SBL Hebrew" w:eastAsia="Georgia"/>
+          <w:b w:val="0"/>
+          <w:i w:val="0"/>
+          <w:color w:val="1A1A1A"/>
+          <w:sz w:val="22"/>
+        </w:rPr>
+        <w:t>), for he was writing without books.</w:t>
       </w:r>
     </w:p>
     <w:p>
@@ -3185,7 +5195,27 @@
           <w:color w:val="1A1A1A"/>
           <w:sz w:val="22"/>
         </w:rPr>
-        <w:t xml:space="preserve"> in the Empire in expectation of ransom. He chose to remain in captivity, and died there.</w:t>
+        <w:t xml:space="preserve"> (</w:t>
+      </w:r>
+      <w:r>
+        <w:rPr>
+          <w:rFonts w:ascii="SBL Hebrew" w:hAnsi="SBL Hebrew" w:cs="SBL Hebrew" w:eastAsia="SBL Hebrew"/>
+          <w:b w:val="0"/>
+          <w:i w:val="0"/>
+          <w:color w:val="1A1A1A"/>
+          <w:sz w:val="22"/>
+        </w:rPr>
+        <w:t>רַב</w:t>
+      </w:r>
+      <w:r>
+        <w:rPr>
+          <w:rFonts w:ascii="Georgia" w:hAnsi="Georgia" w:cs="SBL Hebrew" w:eastAsia="Georgia"/>
+          <w:b w:val="0"/>
+          <w:i w:val="0"/>
+          <w:color w:val="1A1A1A"/>
+          <w:sz w:val="22"/>
+        </w:rPr>
+        <w:t>) in the Empire in expectation of ransom. He chose to remain in captivity, and died there.</w:t>
       </w:r>
     </w:p>
     <w:p>
@@ -3260,7 +5290,27 @@
           <w:color w:val="1A1A1A"/>
           <w:sz w:val="22"/>
         </w:rPr>
-        <w:t xml:space="preserve"> forbidding ransom above the going price of captives, extended by the Maharam’s own example to the case of the </w:t>
+        <w:t xml:space="preserve"> (</w:t>
+      </w:r>
+      <w:r>
+        <w:rPr>
+          <w:rFonts w:ascii="SBL Hebrew" w:hAnsi="SBL Hebrew" w:cs="SBL Hebrew" w:eastAsia="SBL Hebrew"/>
+          <w:b w:val="0"/>
+          <w:i w:val="0"/>
+          <w:color w:val="1A1A1A"/>
+          <w:sz w:val="22"/>
+        </w:rPr>
+        <w:t>גִּטִּין</w:t>
+      </w:r>
+      <w:r>
+        <w:rPr>
+          <w:rFonts w:ascii="Georgia" w:hAnsi="Georgia" w:cs="SBL Hebrew" w:eastAsia="Georgia"/>
+          <w:b w:val="0"/>
+          <w:i w:val="0"/>
+          <w:color w:val="1A1A1A"/>
+          <w:sz w:val="22"/>
+        </w:rPr>
+        <w:t xml:space="preserve">) forbidding ransom above the going price of captives, extended by the Maharam’s own example to the case of the </w:t>
       </w:r>
       <w:r>
         <w:rPr>
@@ -3280,7 +5330,27 @@
           <w:color w:val="1A1A1A"/>
           <w:sz w:val="22"/>
         </w:rPr>
-        <w:t xml:space="preserve"> whose captivity would otherwise become a standing pretext for future extortion. The historical judgment has vindicated him: after the Maharam, the German authorities did not again succeed in extorting a great </w:t>
+        <w:t xml:space="preserve"> (</w:t>
+      </w:r>
+      <w:r>
+        <w:rPr>
+          <w:rFonts w:ascii="SBL Hebrew" w:hAnsi="SBL Hebrew" w:cs="SBL Hebrew" w:eastAsia="SBL Hebrew"/>
+          <w:b w:val="0"/>
+          <w:i w:val="0"/>
+          <w:color w:val="1A1A1A"/>
+          <w:sz w:val="22"/>
+        </w:rPr>
+        <w:t>גְּדוֹל הַדּוֹר</w:t>
+      </w:r>
+      <w:r>
+        <w:rPr>
+          <w:rFonts w:ascii="Georgia" w:hAnsi="Georgia" w:cs="SBL Hebrew" w:eastAsia="Georgia"/>
+          <w:b w:val="0"/>
+          <w:i w:val="0"/>
+          <w:color w:val="1A1A1A"/>
+          <w:sz w:val="22"/>
+        </w:rPr>
+        <w:t xml:space="preserve">) whose captivity would otherwise become a standing pretext for future extortion. The historical judgment has vindicated him: after the Maharam, the German authorities did not again succeed in extorting a great </w:t>
       </w:r>
       <w:r>
         <w:rPr>
@@ -3369,7 +5439,27 @@
           <w:color w:val="1A1A1A"/>
           <w:sz w:val="22"/>
         </w:rPr>
-        <w:t xml:space="preserve"> of Vermayza (Worms).</w:t>
+        <w:t xml:space="preserve"> (</w:t>
+      </w:r>
+      <w:r>
+        <w:rPr>
+          <w:rFonts w:ascii="SBL Hebrew" w:hAnsi="SBL Hebrew" w:cs="SBL Hebrew" w:eastAsia="SBL Hebrew"/>
+          <w:b w:val="0"/>
+          <w:i w:val="0"/>
+          <w:color w:val="1A1A1A"/>
+          <w:sz w:val="22"/>
+        </w:rPr>
+        <w:t>בֵּית הַחַיִּים</w:t>
+      </w:r>
+      <w:r>
+        <w:rPr>
+          <w:rFonts w:ascii="Georgia" w:hAnsi="Georgia" w:cs="SBL Hebrew" w:eastAsia="Georgia"/>
+          <w:b w:val="0"/>
+          <w:i w:val="0"/>
+          <w:color w:val="1A1A1A"/>
+          <w:sz w:val="22"/>
+        </w:rPr>
+        <w:t>) of Vermayza (Worms).</w:t>
       </w:r>
     </w:p>
     <w:p>
@@ -3438,7 +5528,27 @@
           <w:color w:val="1A1A1A"/>
           <w:sz w:val="22"/>
         </w:rPr>
-        <w:t xml:space="preserve"> in the middle of the </w:t>
+        <w:t xml:space="preserve"> (</w:t>
+      </w:r>
+      <w:r>
+        <w:rPr>
+          <w:rFonts w:ascii="SBL Hebrew" w:hAnsi="SBL Hebrew" w:cs="SBL Hebrew" w:eastAsia="SBL Hebrew"/>
+          <w:b w:val="0"/>
+          <w:i w:val="0"/>
+          <w:color w:val="1A1A1A"/>
+          <w:sz w:val="22"/>
+        </w:rPr>
+        <w:t>בָּתֵּי מִדְרָשׁ</w:t>
+      </w:r>
+      <w:r>
+        <w:rPr>
+          <w:rFonts w:ascii="Georgia" w:hAnsi="Georgia" w:cs="SBL Hebrew" w:eastAsia="Georgia"/>
+          <w:b w:val="0"/>
+          <w:i w:val="0"/>
+          <w:color w:val="1A1A1A"/>
+          <w:sz w:val="22"/>
+        </w:rPr>
+        <w:t xml:space="preserve">) in the middle of the </w:t>
       </w:r>
       <w:r>
         <w:rPr>
@@ -3458,7 +5568,27 @@
           <w:color w:val="1A1A1A"/>
           <w:sz w:val="22"/>
         </w:rPr>
-        <w:t xml:space="preserve"> and mid-</w:t>
+        <w:t xml:space="preserve"> (</w:t>
+      </w:r>
+      <w:r>
+        <w:rPr>
+          <w:rFonts w:ascii="SBL Hebrew" w:hAnsi="SBL Hebrew" w:cs="SBL Hebrew" w:eastAsia="SBL Hebrew"/>
+          <w:b w:val="0"/>
+          <w:i w:val="0"/>
+          <w:color w:val="1A1A1A"/>
+          <w:sz w:val="22"/>
+        </w:rPr>
+        <w:t>שִׁיעוּר</w:t>
+      </w:r>
+      <w:r>
+        <w:rPr>
+          <w:rFonts w:ascii="Georgia" w:hAnsi="Georgia" w:cs="SBL Hebrew" w:eastAsia="Georgia"/>
+          <w:b w:val="0"/>
+          <w:i w:val="0"/>
+          <w:color w:val="1A1A1A"/>
+          <w:sz w:val="22"/>
+        </w:rPr>
+        <w:t>) and mid-</w:t>
       </w:r>
       <w:r>
         <w:rPr>
@@ -3478,7 +5608,27 @@
           <w:color w:val="1A1A1A"/>
           <w:sz w:val="22"/>
         </w:rPr>
-        <w:t xml:space="preserve">; refusing to answer the summons of a monarch or governor exposed the </w:t>
+        <w:t xml:space="preserve"> (</w:t>
+      </w:r>
+      <w:r>
+        <w:rPr>
+          <w:rFonts w:ascii="SBL Hebrew" w:hAnsi="SBL Hebrew" w:cs="SBL Hebrew" w:eastAsia="SBL Hebrew"/>
+          <w:b w:val="0"/>
+          <w:i w:val="0"/>
+          <w:color w:val="1A1A1A"/>
+          <w:sz w:val="22"/>
+        </w:rPr>
+        <w:t>תְּפִלָּה</w:t>
+      </w:r>
+      <w:r>
+        <w:rPr>
+          <w:rFonts w:ascii="Georgia" w:hAnsi="Georgia" w:cs="SBL Hebrew" w:eastAsia="Georgia"/>
+          <w:b w:val="0"/>
+          <w:i w:val="0"/>
+          <w:color w:val="1A1A1A"/>
+          <w:sz w:val="22"/>
+        </w:rPr>
+        <w:t xml:space="preserve">); refusing to answer the summons of a monarch or governor exposed the </w:t>
       </w:r>
       <w:r>
         <w:rPr>
@@ -3498,7 +5648,27 @@
           <w:color w:val="1A1A1A"/>
           <w:sz w:val="22"/>
         </w:rPr>
-        <w:t xml:space="preserve"> to danger of life. The framework of </w:t>
+        <w:t xml:space="preserve"> (</w:t>
+      </w:r>
+      <w:r>
+        <w:rPr>
+          <w:rFonts w:ascii="SBL Hebrew" w:hAnsi="SBL Hebrew" w:cs="SBL Hebrew" w:eastAsia="SBL Hebrew"/>
+          <w:b w:val="0"/>
+          <w:i w:val="0"/>
+          <w:color w:val="1A1A1A"/>
+          <w:sz w:val="22"/>
+        </w:rPr>
+        <w:t>צִבּוּר</w:t>
+      </w:r>
+      <w:r>
+        <w:rPr>
+          <w:rFonts w:ascii="Georgia" w:hAnsi="Georgia" w:cs="SBL Hebrew" w:eastAsia="Georgia"/>
+          <w:b w:val="0"/>
+          <w:i w:val="0"/>
+          <w:color w:val="1A1A1A"/>
+          <w:sz w:val="22"/>
+        </w:rPr>
+        <w:t xml:space="preserve">) to danger of life. The framework of </w:t>
       </w:r>
       <w:r>
         <w:rPr>
@@ -3518,7 +5688,27 @@
           <w:color w:val="1A1A1A"/>
           <w:sz w:val="22"/>
         </w:rPr>
-        <w:t xml:space="preserve"> already accommodated such moments. The </w:t>
+        <w:t xml:space="preserve"> (</w:t>
+      </w:r>
+      <w:r>
+        <w:rPr>
+          <w:rFonts w:ascii="SBL Hebrew" w:hAnsi="SBL Hebrew" w:cs="SBL Hebrew" w:eastAsia="SBL Hebrew"/>
+          <w:b w:val="0"/>
+          <w:i w:val="0"/>
+          <w:color w:val="1A1A1A"/>
+          <w:sz w:val="22"/>
+        </w:rPr>
+        <w:t>הֲלָכָה</w:t>
+      </w:r>
+      <w:r>
+        <w:rPr>
+          <w:rFonts w:ascii="Georgia" w:hAnsi="Georgia" w:cs="SBL Hebrew" w:eastAsia="Georgia"/>
+          <w:b w:val="0"/>
+          <w:i w:val="0"/>
+          <w:color w:val="1A1A1A"/>
+          <w:sz w:val="22"/>
+        </w:rPr>
+        <w:t xml:space="preserve">) already accommodated such moments. The </w:t>
       </w:r>
       <w:r>
         <w:rPr>
@@ -3538,7 +5728,27 @@
           <w:color w:val="1A1A1A"/>
           <w:sz w:val="22"/>
         </w:rPr>
-        <w:t xml:space="preserve">, following the </w:t>
+        <w:t xml:space="preserve"> (</w:t>
+      </w:r>
+      <w:r>
+        <w:rPr>
+          <w:rFonts w:ascii="SBL Hebrew" w:hAnsi="SBL Hebrew" w:cs="SBL Hebrew" w:eastAsia="SBL Hebrew"/>
+          <w:b w:val="0"/>
+          <w:i w:val="0"/>
+          <w:color w:val="1A1A1A"/>
+          <w:sz w:val="22"/>
+        </w:rPr>
+        <w:t>שֻׁלְחָן עָרוּךְ</w:t>
+      </w:r>
+      <w:r>
+        <w:rPr>
+          <w:rFonts w:ascii="Georgia" w:hAnsi="Georgia" w:cs="SBL Hebrew" w:eastAsia="Georgia"/>
+          <w:b w:val="0"/>
+          <w:i w:val="0"/>
+          <w:color w:val="1A1A1A"/>
+          <w:sz w:val="22"/>
+        </w:rPr>
+        <w:t xml:space="preserve">), following the </w:t>
       </w:r>
       <w:r>
         <w:rPr>
@@ -3558,7 +5768,27 @@
           <w:color w:val="1A1A1A"/>
           <w:sz w:val="22"/>
         </w:rPr>
-        <w:t xml:space="preserve">, permits and in certain cases requires </w:t>
+        <w:t xml:space="preserve"> (</w:t>
+      </w:r>
+      <w:r>
+        <w:rPr>
+          <w:rFonts w:ascii="SBL Hebrew" w:hAnsi="SBL Hebrew" w:cs="SBL Hebrew" w:eastAsia="SBL Hebrew"/>
+          <w:b w:val="0"/>
+          <w:i w:val="0"/>
+          <w:color w:val="1A1A1A"/>
+          <w:sz w:val="22"/>
+        </w:rPr>
+        <w:t>גְּמָרָא</w:t>
+      </w:r>
+      <w:r>
+        <w:rPr>
+          <w:rFonts w:ascii="Georgia" w:hAnsi="Georgia" w:cs="SBL Hebrew" w:eastAsia="Georgia"/>
+          <w:b w:val="0"/>
+          <w:i w:val="0"/>
+          <w:color w:val="1A1A1A"/>
+          <w:sz w:val="22"/>
+        </w:rPr>
+        <w:t xml:space="preserve">), permits and in certain cases requires </w:t>
       </w:r>
       <w:r>
         <w:rPr>
@@ -3578,7 +5808,27 @@
           <w:color w:val="1A1A1A"/>
           <w:sz w:val="22"/>
         </w:rPr>
-        <w:t xml:space="preserve"> within </w:t>
+        <w:t xml:space="preserve"> (</w:t>
+      </w:r>
+      <w:r>
+        <w:rPr>
+          <w:rFonts w:ascii="SBL Hebrew" w:hAnsi="SBL Hebrew" w:cs="SBL Hebrew" w:eastAsia="SBL Hebrew"/>
+          <w:b w:val="0"/>
+          <w:i w:val="0"/>
+          <w:color w:val="1A1A1A"/>
+          <w:sz w:val="22"/>
+        </w:rPr>
+        <w:t>הֶפְסֵק</w:t>
+      </w:r>
+      <w:r>
+        <w:rPr>
+          <w:rFonts w:ascii="Georgia" w:hAnsi="Georgia" w:cs="SBL Hebrew" w:eastAsia="Georgia"/>
+          <w:b w:val="0"/>
+          <w:i w:val="0"/>
+          <w:color w:val="1A1A1A"/>
+          <w:sz w:val="22"/>
+        </w:rPr>
+        <w:t xml:space="preserve">) within </w:t>
       </w:r>
       <w:r>
         <w:rPr>
@@ -3618,7 +5868,27 @@
           <w:color w:val="1A1A1A"/>
           <w:sz w:val="22"/>
         </w:rPr>
-        <w:t xml:space="preserve"> and for </w:t>
+        <w:t xml:space="preserve"> (</w:t>
+      </w:r>
+      <w:r>
+        <w:rPr>
+          <w:rFonts w:ascii="SBL Hebrew" w:hAnsi="SBL Hebrew" w:cs="SBL Hebrew" w:eastAsia="SBL Hebrew"/>
+          <w:b w:val="0"/>
+          <w:i w:val="0"/>
+          <w:color w:val="1A1A1A"/>
+          <w:sz w:val="22"/>
+        </w:rPr>
+        <w:t>כְּבוֹד הַמֶּלֶךְ</w:t>
+      </w:r>
+      <w:r>
+        <w:rPr>
+          <w:rFonts w:ascii="Georgia" w:hAnsi="Georgia" w:cs="SBL Hebrew" w:eastAsia="Georgia"/>
+          <w:b w:val="0"/>
+          <w:i w:val="0"/>
+          <w:color w:val="1A1A1A"/>
+          <w:sz w:val="22"/>
+        </w:rPr>
+        <w:t xml:space="preserve">) and for </w:t>
       </w:r>
       <w:r>
         <w:rPr>
@@ -3638,7 +5908,27 @@
           <w:color w:val="1A1A1A"/>
           <w:sz w:val="22"/>
         </w:rPr>
-        <w:t xml:space="preserve">, and permits interruption to prevent </w:t>
+        <w:t xml:space="preserve"> (</w:t>
+      </w:r>
+      <w:r>
+        <w:rPr>
+          <w:rFonts w:ascii="SBL Hebrew" w:hAnsi="SBL Hebrew" w:cs="SBL Hebrew" w:eastAsia="SBL Hebrew"/>
+          <w:b w:val="0"/>
+          <w:i w:val="0"/>
+          <w:color w:val="1A1A1A"/>
+          <w:sz w:val="22"/>
+        </w:rPr>
+        <w:t>מוֹרָא מַלְכוּת</w:t>
+      </w:r>
+      <w:r>
+        <w:rPr>
+          <w:rFonts w:ascii="Georgia" w:hAnsi="Georgia" w:cs="SBL Hebrew" w:eastAsia="Georgia"/>
+          <w:b w:val="0"/>
+          <w:i w:val="0"/>
+          <w:color w:val="1A1A1A"/>
+          <w:sz w:val="22"/>
+        </w:rPr>
+        <w:t xml:space="preserve">), and permits interruption to prevent </w:t>
       </w:r>
       <w:r>
         <w:rPr>
@@ -3658,7 +5948,27 @@
           <w:color w:val="1A1A1A"/>
           <w:sz w:val="22"/>
         </w:rPr>
-        <w:t>.</w:t>
+        <w:t xml:space="preserve"> (</w:t>
+      </w:r>
+      <w:r>
+        <w:rPr>
+          <w:rFonts w:ascii="SBL Hebrew" w:hAnsi="SBL Hebrew" w:cs="SBL Hebrew" w:eastAsia="SBL Hebrew"/>
+          <w:b w:val="0"/>
+          <w:i w:val="0"/>
+          <w:color w:val="1A1A1A"/>
+          <w:sz w:val="22"/>
+        </w:rPr>
+        <w:t>הֶפְסֵד מְרֻבֶּה</w:t>
+      </w:r>
+      <w:r>
+        <w:rPr>
+          <w:rFonts w:ascii="Georgia" w:hAnsi="Georgia" w:cs="SBL Hebrew" w:eastAsia="Georgia"/>
+          <w:b w:val="0"/>
+          <w:i w:val="0"/>
+          <w:color w:val="1A1A1A"/>
+          <w:sz w:val="22"/>
+        </w:rPr>
+        <w:t>).</w:t>
       </w:r>
       <w:r>
         <w:rPr>
@@ -3697,7 +6007,27 @@
           <w:color w:val="1A1A1A"/>
           <w:sz w:val="22"/>
         </w:rPr>
-        <w:t xml:space="preserve"> are not of one order: the first is a </w:t>
+        <w:t xml:space="preserve"> (</w:t>
+      </w:r>
+      <w:r>
+        <w:rPr>
+          <w:rFonts w:ascii="SBL Hebrew" w:hAnsi="SBL Hebrew" w:cs="SBL Hebrew" w:eastAsia="SBL Hebrew"/>
+          <w:b w:val="0"/>
+          <w:i w:val="0"/>
+          <w:color w:val="1A1A1A"/>
+          <w:sz w:val="22"/>
+        </w:rPr>
+        <w:t>הֶתֵּרִים</w:t>
+      </w:r>
+      <w:r>
+        <w:rPr>
+          <w:rFonts w:ascii="Georgia" w:hAnsi="Georgia" w:cs="SBL Hebrew" w:eastAsia="Georgia"/>
+          <w:b w:val="0"/>
+          <w:i w:val="0"/>
+          <w:color w:val="1A1A1A"/>
+          <w:sz w:val="22"/>
+        </w:rPr>
+        <w:t xml:space="preserve">) are not of one order: the first is a </w:t>
       </w:r>
       <w:r>
         <w:rPr>
@@ -3717,7 +6047,27 @@
           <w:color w:val="1A1A1A"/>
           <w:sz w:val="22"/>
         </w:rPr>
-        <w:t xml:space="preserve"> concern, in which danger and honor of monarchy suspend the norm; the second is a permitted response to substantial economic loss.</w:t>
+        <w:t xml:space="preserve"> (</w:t>
+      </w:r>
+      <w:r>
+        <w:rPr>
+          <w:rFonts w:ascii="SBL Hebrew" w:hAnsi="SBL Hebrew" w:cs="SBL Hebrew" w:eastAsia="SBL Hebrew"/>
+          <w:b w:val="0"/>
+          <w:i w:val="0"/>
+          <w:color w:val="1A1A1A"/>
+          <w:sz w:val="22"/>
+        </w:rPr>
+        <w:t>דְּחוּיָה</w:t>
+      </w:r>
+      <w:r>
+        <w:rPr>
+          <w:rFonts w:ascii="Georgia" w:hAnsi="Georgia" w:cs="SBL Hebrew" w:eastAsia="Georgia"/>
+          <w:b w:val="0"/>
+          <w:i w:val="0"/>
+          <w:color w:val="1A1A1A"/>
+          <w:sz w:val="22"/>
+        </w:rPr>
+        <w:t>) concern, in which danger and honor of monarchy suspend the norm; the second is a permitted response to substantial economic loss.</w:t>
       </w:r>
     </w:p>
     <w:p>
@@ -3772,7 +6122,27 @@
           <w:color w:val="1A1A1A"/>
           <w:sz w:val="22"/>
         </w:rPr>
-        <w:t xml:space="preserve"> at its head, </w:t>
+        <w:t xml:space="preserve"> (</w:t>
+      </w:r>
+      <w:r>
+        <w:rPr>
+          <w:rFonts w:ascii="SBL Hebrew" w:hAnsi="SBL Hebrew" w:cs="SBL Hebrew" w:eastAsia="SBL Hebrew"/>
+          <w:b w:val="0"/>
+          <w:i w:val="0"/>
+          <w:color w:val="1A1A1A"/>
+          <w:sz w:val="22"/>
+        </w:rPr>
+        <w:t>בָּרוּךְ שֶׁאָמַר</w:t>
+      </w:r>
+      <w:r>
+        <w:rPr>
+          <w:rFonts w:ascii="Georgia" w:hAnsi="Georgia" w:cs="SBL Hebrew" w:eastAsia="Georgia"/>
+          <w:b w:val="0"/>
+          <w:i w:val="0"/>
+          <w:color w:val="1A1A1A"/>
+          <w:sz w:val="22"/>
+        </w:rPr>
+        <w:t xml:space="preserve">) at its head, </w:t>
       </w:r>
       <w:r>
         <w:rPr>
@@ -3792,7 +6162,27 @@
           <w:color w:val="1A1A1A"/>
           <w:sz w:val="22"/>
         </w:rPr>
-        <w:t xml:space="preserve"> at its close. To rupture the middle without a seal is to leave the </w:t>
+        <w:t xml:space="preserve"> (</w:t>
+      </w:r>
+      <w:r>
+        <w:rPr>
+          <w:rFonts w:ascii="SBL Hebrew" w:hAnsi="SBL Hebrew" w:cs="SBL Hebrew" w:eastAsia="SBL Hebrew"/>
+          <w:b w:val="0"/>
+          <w:i w:val="0"/>
+          <w:color w:val="1A1A1A"/>
+          <w:sz w:val="22"/>
+        </w:rPr>
+        <w:t>יִשְׁתַּבַּח</w:t>
+      </w:r>
+      <w:r>
+        <w:rPr>
+          <w:rFonts w:ascii="Georgia" w:hAnsi="Georgia" w:cs="SBL Hebrew" w:eastAsia="Georgia"/>
+          <w:b w:val="0"/>
+          <w:i w:val="0"/>
+          <w:color w:val="1A1A1A"/>
+          <w:sz w:val="22"/>
+        </w:rPr>
+        <w:t xml:space="preserve">) at its close. To rupture the middle without a seal is to leave the </w:t>
       </w:r>
       <w:r>
         <w:rPr>
@@ -3812,7 +6202,27 @@
           <w:color w:val="1A1A1A"/>
           <w:sz w:val="22"/>
         </w:rPr>
-        <w:t xml:space="preserve"> that frame it hanging on either side of a broken text. A new </w:t>
+        <w:t xml:space="preserve"> (</w:t>
+      </w:r>
+      <w:r>
+        <w:rPr>
+          <w:rFonts w:ascii="SBL Hebrew" w:hAnsi="SBL Hebrew" w:cs="SBL Hebrew" w:eastAsia="SBL Hebrew"/>
+          <w:b w:val="0"/>
+          <w:i w:val="0"/>
+          <w:color w:val="1A1A1A"/>
+          <w:sz w:val="22"/>
+        </w:rPr>
+        <w:t>בְּרָכוֹת</w:t>
+      </w:r>
+      <w:r>
+        <w:rPr>
+          <w:rFonts w:ascii="Georgia" w:hAnsi="Georgia" w:cs="SBL Hebrew" w:eastAsia="Georgia"/>
+          <w:b w:val="0"/>
+          <w:i w:val="0"/>
+          <w:color w:val="1A1A1A"/>
+          <w:sz w:val="22"/>
+        </w:rPr>
+        <w:t xml:space="preserve">) that frame it hanging on either side of a broken text. A new </w:t>
       </w:r>
       <w:r>
         <w:rPr>
@@ -3832,7 +6242,27 @@
           <w:color w:val="1A1A1A"/>
           <w:sz w:val="22"/>
         </w:rPr>
-        <w:t xml:space="preserve"> could not be composed — the era of the composition of </w:t>
+        <w:t xml:space="preserve"> (</w:t>
+      </w:r>
+      <w:r>
+        <w:rPr>
+          <w:rFonts w:ascii="SBL Hebrew" w:hAnsi="SBL Hebrew" w:cs="SBL Hebrew" w:eastAsia="SBL Hebrew"/>
+          <w:b w:val="0"/>
+          <w:i w:val="0"/>
+          <w:color w:val="1A1A1A"/>
+          <w:sz w:val="22"/>
+        </w:rPr>
+        <w:t>בְּרָכָה</w:t>
+      </w:r>
+      <w:r>
+        <w:rPr>
+          <w:rFonts w:ascii="Georgia" w:hAnsi="Georgia" w:cs="SBL Hebrew" w:eastAsia="Georgia"/>
+          <w:b w:val="0"/>
+          <w:i w:val="0"/>
+          <w:color w:val="1A1A1A"/>
+          <w:sz w:val="22"/>
+        </w:rPr>
+        <w:t xml:space="preserve">) could not be composed — the era of the composition of </w:t>
       </w:r>
       <w:r>
         <w:rPr>
@@ -3962,7 +6392,27 @@
           <w:color w:val="1A1A1A"/>
           <w:sz w:val="22"/>
         </w:rPr>
-        <w:t xml:space="preserve"> — a concentrated invocation of the Divine Name in the mode of praise — assembled from the received text of </w:t>
+        <w:t xml:space="preserve"> (</w:t>
+      </w:r>
+      <w:r>
+        <w:rPr>
+          <w:rFonts w:ascii="SBL Hebrew" w:hAnsi="SBL Hebrew" w:cs="SBL Hebrew" w:eastAsia="SBL Hebrew"/>
+          <w:b w:val="0"/>
+          <w:i w:val="0"/>
+          <w:color w:val="1A1A1A"/>
+          <w:sz w:val="22"/>
+        </w:rPr>
+        <w:t>הַזְכָּרַת שֵׁם שָׁמַיִם</w:t>
+      </w:r>
+      <w:r>
+        <w:rPr>
+          <w:rFonts w:ascii="Georgia" w:hAnsi="Georgia" w:cs="SBL Hebrew" w:eastAsia="Georgia"/>
+          <w:b w:val="0"/>
+          <w:i w:val="0"/>
+          <w:color w:val="1A1A1A"/>
+          <w:sz w:val="22"/>
+        </w:rPr>
+        <w:t xml:space="preserve">) — a concentrated invocation of the Divine Name in the mode of praise — assembled from the received text of </w:t>
       </w:r>
       <w:r>
         <w:rPr>
@@ -4002,7 +6452,27 @@
           <w:color w:val="1A1A1A"/>
           <w:sz w:val="22"/>
         </w:rPr>
-        <w:t xml:space="preserve"> formulations mimic the register of a </w:t>
+        <w:t xml:space="preserve"> (</w:t>
+      </w:r>
+      <w:r>
+        <w:rPr>
+          <w:rFonts w:ascii="SBL Hebrew" w:hAnsi="SBL Hebrew" w:cs="SBL Hebrew" w:eastAsia="SBL Hebrew"/>
+          <w:b w:val="0"/>
+          <w:i w:val="0"/>
+          <w:color w:val="1A1A1A"/>
+          <w:sz w:val="22"/>
+        </w:rPr>
+        <w:t>בָּרוּךְ</w:t>
+      </w:r>
+      <w:r>
+        <w:rPr>
+          <w:rFonts w:ascii="Georgia" w:hAnsi="Georgia" w:cs="SBL Hebrew" w:eastAsia="Georgia"/>
+          <w:b w:val="0"/>
+          <w:i w:val="0"/>
+          <w:color w:val="1A1A1A"/>
+          <w:sz w:val="22"/>
+        </w:rPr>
+        <w:t xml:space="preserve">) formulations mimic the register of a </w:t>
       </w:r>
       <w:r>
         <w:rPr>
@@ -4042,7 +6512,27 @@
           <w:color w:val="1A1A1A"/>
           <w:sz w:val="22"/>
         </w:rPr>
-        <w:t>: a quasi-</w:t>
+        <w:t xml:space="preserve"> (</w:t>
+      </w:r>
+      <w:r>
+        <w:rPr>
+          <w:rFonts w:ascii="SBL Hebrew" w:hAnsi="SBL Hebrew" w:cs="SBL Hebrew" w:eastAsia="SBL Hebrew"/>
+          <w:b w:val="0"/>
+          <w:i w:val="0"/>
+          <w:color w:val="1A1A1A"/>
+          <w:sz w:val="22"/>
+        </w:rPr>
+        <w:t>מֵעֵין בְּרָכָה</w:t>
+      </w:r>
+      <w:r>
+        <w:rPr>
+          <w:rFonts w:ascii="Georgia" w:hAnsi="Georgia" w:cs="SBL Hebrew" w:eastAsia="Georgia"/>
+          <w:b w:val="0"/>
+          <w:i w:val="0"/>
+          <w:color w:val="1A1A1A"/>
+          <w:sz w:val="22"/>
+        </w:rPr>
+        <w:t>): a quasi-</w:t>
       </w:r>
       <w:r>
         <w:rPr>
@@ -4187,7 +6677,27 @@
           <w:color w:val="1A1A1A"/>
           <w:sz w:val="22"/>
         </w:rPr>
-        <w:t xml:space="preserve"> in </w:t>
+        <w:t xml:space="preserve"> (</w:t>
+      </w:r>
+      <w:r>
+        <w:rPr>
+          <w:rFonts w:ascii="SBL Hebrew" w:hAnsi="SBL Hebrew" w:cs="SBL Hebrew" w:eastAsia="SBL Hebrew"/>
+          <w:b w:val="0"/>
+          <w:i w:val="0"/>
+          <w:color w:val="1A1A1A"/>
+          <w:sz w:val="22"/>
+        </w:rPr>
+        <w:t>בֵּית יוֹסֵף</w:t>
+      </w:r>
+      <w:r>
+        <w:rPr>
+          <w:rFonts w:ascii="Georgia" w:hAnsi="Georgia" w:cs="SBL Hebrew" w:eastAsia="Georgia"/>
+          <w:b w:val="0"/>
+          <w:i w:val="0"/>
+          <w:color w:val="1A1A1A"/>
+          <w:sz w:val="22"/>
+        </w:rPr>
+        <w:t xml:space="preserve">) in </w:t>
       </w:r>
       <w:r>
         <w:rPr>
@@ -4207,7 +6717,27 @@
           <w:color w:val="1A1A1A"/>
           <w:sz w:val="22"/>
         </w:rPr>
-        <w:t xml:space="preserve"> 51 records the Maharam’s practice as the source of the </w:t>
+        <w:t xml:space="preserve"> (</w:t>
+      </w:r>
+      <w:r>
+        <w:rPr>
+          <w:rFonts w:ascii="SBL Hebrew" w:hAnsi="SBL Hebrew" w:cs="SBL Hebrew" w:eastAsia="SBL Hebrew"/>
+          <w:b w:val="0"/>
+          <w:i w:val="0"/>
+          <w:color w:val="1A1A1A"/>
+          <w:sz w:val="22"/>
+        </w:rPr>
+        <w:t>אֹרַח חַיִּים</w:t>
+      </w:r>
+      <w:r>
+        <w:rPr>
+          <w:rFonts w:ascii="Georgia" w:hAnsi="Georgia" w:cs="SBL Hebrew" w:eastAsia="Georgia"/>
+          <w:b w:val="0"/>
+          <w:i w:val="0"/>
+          <w:color w:val="1A1A1A"/>
+          <w:sz w:val="22"/>
+        </w:rPr>
+        <w:t xml:space="preserve">) 51 records the Maharam’s practice as the source of the </w:t>
       </w:r>
       <w:r>
         <w:rPr>
@@ -4286,7 +6816,27 @@
           <w:color w:val="1A1A1A"/>
           <w:sz w:val="22"/>
         </w:rPr>
-        <w:t xml:space="preserve"> as a permanent fixture. Its retention even in the absence of </w:t>
+        <w:t xml:space="preserve"> (</w:t>
+      </w:r>
+      <w:r>
+        <w:rPr>
+          <w:rFonts w:ascii="SBL Hebrew" w:hAnsi="SBL Hebrew" w:cs="SBL Hebrew" w:eastAsia="SBL Hebrew"/>
+          <w:b w:val="0"/>
+          <w:i w:val="0"/>
+          <w:color w:val="1A1A1A"/>
+          <w:sz w:val="22"/>
+        </w:rPr>
+        <w:t>סִדּוּר</w:t>
+      </w:r>
+      <w:r>
+        <w:rPr>
+          <w:rFonts w:ascii="Georgia" w:hAnsi="Georgia" w:cs="SBL Hebrew" w:eastAsia="Georgia"/>
+          <w:b w:val="0"/>
+          <w:i w:val="0"/>
+          <w:color w:val="1A1A1A"/>
+          <w:sz w:val="22"/>
+        </w:rPr>
+        <w:t xml:space="preserve">) as a permanent fixture. Its retention even in the absence of </w:t>
       </w:r>
       <w:r>
         <w:rPr>
@@ -4306,7 +6856,27 @@
           <w:color w:val="1A1A1A"/>
           <w:sz w:val="22"/>
         </w:rPr>
-        <w:t xml:space="preserve"> reflects the principle that a </w:t>
+        <w:t xml:space="preserve"> (</w:t>
+      </w:r>
+      <w:r>
+        <w:rPr>
+          <w:rFonts w:ascii="SBL Hebrew" w:hAnsi="SBL Hebrew" w:cs="SBL Hebrew" w:eastAsia="SBL Hebrew"/>
+          <w:b w:val="0"/>
+          <w:i w:val="0"/>
+          <w:color w:val="1A1A1A"/>
+          <w:sz w:val="22"/>
+        </w:rPr>
+        <w:t>הֶפְסֵק</w:t>
+      </w:r>
+      <w:r>
+        <w:rPr>
+          <w:rFonts w:ascii="Georgia" w:hAnsi="Georgia" w:cs="SBL Hebrew" w:eastAsia="Georgia"/>
+          <w:b w:val="0"/>
+          <w:i w:val="0"/>
+          <w:color w:val="1A1A1A"/>
+          <w:sz w:val="22"/>
+        </w:rPr>
+        <w:t xml:space="preserve">) reflects the principle that a </w:t>
       </w:r>
       <w:r>
         <w:rPr>
@@ -4326,7 +6896,27 @@
           <w:color w:val="1A1A1A"/>
           <w:sz w:val="22"/>
         </w:rPr>
-        <w:t xml:space="preserve"> instituted for the general community, once received, is not lightly removed; and further, that the daily recitation preserves the mechanism in readiness, so that when the moment of interruption arrives — as the </w:t>
+        <w:t xml:space="preserve"> (</w:t>
+      </w:r>
+      <w:r>
+        <w:rPr>
+          <w:rFonts w:ascii="SBL Hebrew" w:hAnsi="SBL Hebrew" w:cs="SBL Hebrew" w:eastAsia="SBL Hebrew"/>
+          <w:b w:val="0"/>
+          <w:i w:val="0"/>
+          <w:color w:val="1A1A1A"/>
+          <w:sz w:val="22"/>
+        </w:rPr>
+        <w:t>תַּקָּנָה</w:t>
+      </w:r>
+      <w:r>
+        <w:rPr>
+          <w:rFonts w:ascii="Georgia" w:hAnsi="Georgia" w:cs="SBL Hebrew" w:eastAsia="Georgia"/>
+          <w:b w:val="0"/>
+          <w:i w:val="0"/>
+          <w:color w:val="1A1A1A"/>
+          <w:sz w:val="22"/>
+        </w:rPr>
+        <w:t xml:space="preserve">) instituted for the general community, once received, is not lightly removed; and further, that the daily recitation preserves the mechanism in readiness, so that when the moment of interruption arrives — as the </w:t>
       </w:r>
       <w:r>
         <w:rPr>
@@ -4346,7 +6936,27 @@
           <w:color w:val="1A1A1A"/>
           <w:sz w:val="22"/>
         </w:rPr>
-        <w:t xml:space="preserve"> observes it may still arrive today, in response to </w:t>
+        <w:t xml:space="preserve"> (</w:t>
+      </w:r>
+      <w:r>
+        <w:rPr>
+          <w:rFonts w:ascii="SBL Hebrew" w:hAnsi="SBL Hebrew" w:cs="SBL Hebrew" w:eastAsia="SBL Hebrew"/>
+          <w:b w:val="0"/>
+          <w:i w:val="0"/>
+          <w:color w:val="1A1A1A"/>
+          <w:sz w:val="22"/>
+        </w:rPr>
+        <w:t>מִשְׁנָה בְּרוּרָה</w:t>
+      </w:r>
+      <w:r>
+        <w:rPr>
+          <w:rFonts w:ascii="Georgia" w:hAnsi="Georgia" w:cs="SBL Hebrew" w:eastAsia="Georgia"/>
+          <w:b w:val="0"/>
+          <w:i w:val="0"/>
+          <w:color w:val="1A1A1A"/>
+          <w:sz w:val="22"/>
+        </w:rPr>
+        <w:t xml:space="preserve">) observes it may still arrive today, in response to </w:t>
       </w:r>
       <w:r>
         <w:rPr>
@@ -4366,7 +6976,27 @@
           <w:color w:val="1A1A1A"/>
           <w:sz w:val="22"/>
         </w:rPr>
-        <w:t xml:space="preserve">, </w:t>
+        <w:t xml:space="preserve"> (</w:t>
+      </w:r>
+      <w:r>
+        <w:rPr>
+          <w:rFonts w:ascii="SBL Hebrew" w:hAnsi="SBL Hebrew" w:cs="SBL Hebrew" w:eastAsia="SBL Hebrew"/>
+          <w:b w:val="0"/>
+          <w:i w:val="0"/>
+          <w:color w:val="1A1A1A"/>
+          <w:sz w:val="22"/>
+        </w:rPr>
+        <w:t>קַדִּישׁ</w:t>
+      </w:r>
+      <w:r>
+        <w:rPr>
+          <w:rFonts w:ascii="Georgia" w:hAnsi="Georgia" w:cs="SBL Hebrew" w:eastAsia="Georgia"/>
+          <w:b w:val="0"/>
+          <w:i w:val="0"/>
+          <w:color w:val="1A1A1A"/>
+          <w:sz w:val="22"/>
+        </w:rPr>
+        <w:t xml:space="preserve">), </w:t>
       </w:r>
       <w:r>
         <w:rPr>
@@ -4386,7 +7016,27 @@
           <w:color w:val="1A1A1A"/>
           <w:sz w:val="22"/>
         </w:rPr>
-        <w:t xml:space="preserve">, or personal necessity — the reciter can complete the seal by advancing to </w:t>
+        <w:t xml:space="preserve"> (</w:t>
+      </w:r>
+      <w:r>
+        <w:rPr>
+          <w:rFonts w:ascii="SBL Hebrew" w:hAnsi="SBL Hebrew" w:cs="SBL Hebrew" w:eastAsia="SBL Hebrew"/>
+          <w:b w:val="0"/>
+          <w:i w:val="0"/>
+          <w:color w:val="1A1A1A"/>
+          <w:sz w:val="22"/>
+        </w:rPr>
+        <w:t>קְדֻשָּׁה</w:t>
+      </w:r>
+      <w:r>
+        <w:rPr>
+          <w:rFonts w:ascii="Georgia" w:hAnsi="Georgia" w:cs="SBL Hebrew" w:eastAsia="Georgia"/>
+          <w:b w:val="0"/>
+          <w:i w:val="0"/>
+          <w:color w:val="1A1A1A"/>
+          <w:sz w:val="22"/>
+        </w:rPr>
+        <w:t xml:space="preserve">), or personal necessity — the reciter can complete the seal by advancing to </w:t>
       </w:r>
       <w:r>
         <w:rPr>
@@ -4476,7 +7126,27 @@
           <w:color w:val="1A1A1A"/>
           <w:sz w:val="22"/>
         </w:rPr>
-        <w:t xml:space="preserve">. Rabbeinu Yitzchak Luria was orphaned in his early years and taken by his mother’s family to Egypt, where he was raised in the household of his maternal uncle, Rabbi Mordechai Frances, whose daughter he later married. His father’s house was Ashkenazic (the family name Luria descends from the Rhineland); his mother’s house was Sephardic. His </w:t>
+        <w:t xml:space="preserve"> (</w:t>
+      </w:r>
+      <w:r>
+        <w:rPr>
+          <w:rFonts w:ascii="SBL Hebrew" w:hAnsi="SBL Hebrew" w:cs="SBL Hebrew" w:eastAsia="SBL Hebrew"/>
+          <w:b w:val="0"/>
+          <w:i w:val="0"/>
+          <w:color w:val="1A1A1A"/>
+          <w:sz w:val="22"/>
+        </w:rPr>
+        <w:t>אֲרִיזַ״ל</w:t>
+      </w:r>
+      <w:r>
+        <w:rPr>
+          <w:rFonts w:ascii="Georgia" w:hAnsi="Georgia" w:cs="SBL Hebrew" w:eastAsia="Georgia"/>
+          <w:b w:val="0"/>
+          <w:i w:val="0"/>
+          <w:color w:val="1A1A1A"/>
+          <w:sz w:val="22"/>
+        </w:rPr>
+        <w:t xml:space="preserve">). Rabbeinu Yitzchak Luria was orphaned in his early years and taken by his mother’s family to Egypt, where he was raised in the household of his maternal uncle, Rabbi Mordechai Frances, whose daughter he later married. His father’s house was Ashkenazic (the family name Luria descends from the Rhineland); his mother’s house was Sephardic. His </w:t>
       </w:r>
       <w:r>
         <w:rPr>
@@ -4516,7 +7186,27 @@
           <w:color w:val="1A1A1A"/>
           <w:sz w:val="22"/>
         </w:rPr>
-        <w:t xml:space="preserve"> which he found consistent with the teaching of the </w:t>
+        <w:t xml:space="preserve"> (</w:t>
+      </w:r>
+      <w:r>
+        <w:rPr>
+          <w:rFonts w:ascii="SBL Hebrew" w:hAnsi="SBL Hebrew" w:cs="SBL Hebrew" w:eastAsia="SBL Hebrew"/>
+          <w:b w:val="0"/>
+          <w:i w:val="0"/>
+          <w:color w:val="1A1A1A"/>
+          <w:sz w:val="22"/>
+        </w:rPr>
+        <w:t>גְּדוֹלִים</w:t>
+      </w:r>
+      <w:r>
+        <w:rPr>
+          <w:rFonts w:ascii="Georgia" w:hAnsi="Georgia" w:cs="SBL Hebrew" w:eastAsia="Georgia"/>
+          <w:b w:val="0"/>
+          <w:i w:val="0"/>
+          <w:color w:val="1A1A1A"/>
+          <w:sz w:val="22"/>
+        </w:rPr>
+        <w:t xml:space="preserve">) which he found consistent with the teaching of the </w:t>
       </w:r>
       <w:r>
         <w:rPr>
@@ -4536,7 +7226,27 @@
           <w:color w:val="1A1A1A"/>
           <w:sz w:val="22"/>
         </w:rPr>
-        <w:t xml:space="preserve"> passed through his authority into </w:t>
+        <w:t xml:space="preserve"> (</w:t>
+      </w:r>
+      <w:r>
+        <w:rPr>
+          <w:rFonts w:ascii="SBL Hebrew" w:hAnsi="SBL Hebrew" w:cs="SBL Hebrew" w:eastAsia="SBL Hebrew"/>
+          <w:b w:val="0"/>
+          <w:i w:val="0"/>
+          <w:color w:val="1A1A1A"/>
+          <w:sz w:val="22"/>
+        </w:rPr>
+        <w:t>זֹהַר</w:t>
+      </w:r>
+      <w:r>
+        <w:rPr>
+          <w:rFonts w:ascii="Georgia" w:hAnsi="Georgia" w:cs="SBL Hebrew" w:eastAsia="Georgia"/>
+          <w:b w:val="0"/>
+          <w:i w:val="0"/>
+          <w:color w:val="1A1A1A"/>
+          <w:sz w:val="22"/>
+        </w:rPr>
+        <w:t xml:space="preserve">) passed through his authority into </w:t>
       </w:r>
       <w:r>
         <w:rPr>
@@ -4556,7 +7266,27 @@
           <w:color w:val="1A1A1A"/>
           <w:sz w:val="22"/>
         </w:rPr>
-        <w:t>. The Maharam’s cluster reached universal practice by this route.</w:t>
+        <w:t xml:space="preserve"> (</w:t>
+      </w:r>
+      <w:r>
+        <w:rPr>
+          <w:rFonts w:ascii="SBL Hebrew" w:hAnsi="SBL Hebrew" w:cs="SBL Hebrew" w:eastAsia="SBL Hebrew"/>
+          <w:b w:val="0"/>
+          <w:i w:val="0"/>
+          <w:color w:val="1A1A1A"/>
+          <w:sz w:val="22"/>
+        </w:rPr>
+        <w:t>נוּסַח סְפָרַד</w:t>
+      </w:r>
+      <w:r>
+        <w:rPr>
+          <w:rFonts w:ascii="Georgia" w:hAnsi="Georgia" w:cs="SBL Hebrew" w:eastAsia="Georgia"/>
+          <w:b w:val="0"/>
+          <w:i w:val="0"/>
+          <w:color w:val="1A1A1A"/>
+          <w:sz w:val="22"/>
+        </w:rPr>
+        <w:t>). The Maharam’s cluster reached universal practice by this route.</w:t>
       </w:r>
     </w:p>
     <w:p>
@@ -4625,7 +7355,27 @@
           <w:color w:val="1A1A1A"/>
           <w:sz w:val="22"/>
         </w:rPr>
-        <w:t xml:space="preserve"> are drawn from </w:t>
+        <w:t xml:space="preserve"> (</w:t>
+      </w:r>
+      <w:r>
+        <w:rPr>
+          <w:rFonts w:ascii="SBL Hebrew" w:hAnsi="SBL Hebrew" w:cs="SBL Hebrew" w:eastAsia="SBL Hebrew"/>
+          <w:b w:val="0"/>
+          <w:i w:val="0"/>
+          <w:color w:val="1A1A1A"/>
+          <w:sz w:val="22"/>
+        </w:rPr>
+        <w:t>וַיְבָרֶךְ דָּוִד אֶת ה׳ לְעֵינֵי כָּל הַקָּהָל</w:t>
+      </w:r>
+      <w:r>
+        <w:rPr>
+          <w:rFonts w:ascii="Georgia" w:hAnsi="Georgia" w:cs="SBL Hebrew" w:eastAsia="Georgia"/>
+          <w:b w:val="0"/>
+          <w:i w:val="0"/>
+          <w:color w:val="1A1A1A"/>
+          <w:sz w:val="22"/>
+        </w:rPr>
+        <w:t xml:space="preserve">) are drawn from </w:t>
       </w:r>
       <w:r>
         <w:rPr>
@@ -4645,7 +7395,27 @@
           <w:color w:val="1A1A1A"/>
           <w:sz w:val="22"/>
         </w:rPr>
-        <w:t xml:space="preserve">, </w:t>
+        <w:t xml:space="preserve"> (</w:t>
+      </w:r>
+      <w:r>
+        <w:rPr>
+          <w:rFonts w:ascii="SBL Hebrew" w:hAnsi="SBL Hebrew" w:cs="SBL Hebrew" w:eastAsia="SBL Hebrew"/>
+          <w:b w:val="0"/>
+          <w:i w:val="0"/>
+          <w:color w:val="1A1A1A"/>
+          <w:sz w:val="22"/>
+        </w:rPr>
+        <w:t>דִּבְרֵי הַיָּמִים א׳</w:t>
+      </w:r>
+      <w:r>
+        <w:rPr>
+          <w:rFonts w:ascii="Georgia" w:hAnsi="Georgia" w:cs="SBL Hebrew" w:eastAsia="Georgia"/>
+          <w:b w:val="0"/>
+          <w:i w:val="0"/>
+          <w:color w:val="1A1A1A"/>
+          <w:sz w:val="22"/>
+        </w:rPr>
+        <w:t xml:space="preserve">), </w:t>
       </w:r>
       <w:r>
         <w:rPr>
@@ -4665,7 +7435,27 @@
           <w:color w:val="1A1A1A"/>
           <w:sz w:val="22"/>
         </w:rPr>
-        <w:t xml:space="preserve"> 29.</w:t>
+        <w:t xml:space="preserve"> (</w:t>
+      </w:r>
+      <w:r>
+        <w:rPr>
+          <w:rFonts w:ascii="SBL Hebrew" w:hAnsi="SBL Hebrew" w:cs="SBL Hebrew" w:eastAsia="SBL Hebrew"/>
+          <w:b w:val="0"/>
+          <w:i w:val="0"/>
+          <w:color w:val="1A1A1A"/>
+          <w:sz w:val="22"/>
+        </w:rPr>
+        <w:t>פֶּרֶק</w:t>
+      </w:r>
+      <w:r>
+        <w:rPr>
+          <w:rFonts w:ascii="Georgia" w:hAnsi="Georgia" w:cs="SBL Hebrew" w:eastAsia="Georgia"/>
+          <w:b w:val="0"/>
+          <w:i w:val="0"/>
+          <w:color w:val="1A1A1A"/>
+          <w:sz w:val="22"/>
+        </w:rPr>
+        <w:t>) 29.</w:t>
       </w:r>
       <w:r>
         <w:rPr>
@@ -4704,7 +7494,27 @@
           <w:color w:val="1A1A1A"/>
           <w:sz w:val="22"/>
         </w:rPr>
-        <w:t>. The meaning of the passage depends upon the historical moment it records.</w:t>
+        <w:t xml:space="preserve"> (</w:t>
+      </w:r>
+      <w:r>
+        <w:rPr>
+          <w:rFonts w:ascii="SBL Hebrew" w:hAnsi="SBL Hebrew" w:cs="SBL Hebrew" w:eastAsia="SBL Hebrew"/>
+          <w:b w:val="0"/>
+          <w:i w:val="0"/>
+          <w:color w:val="1A1A1A"/>
+          <w:sz w:val="22"/>
+        </w:rPr>
+        <w:t>סֵפֶר תְּהִלִּים</w:t>
+      </w:r>
+      <w:r>
+        <w:rPr>
+          <w:rFonts w:ascii="Georgia" w:hAnsi="Georgia" w:cs="SBL Hebrew" w:eastAsia="Georgia"/>
+          <w:b w:val="0"/>
+          <w:i w:val="0"/>
+          <w:color w:val="1A1A1A"/>
+          <w:sz w:val="22"/>
+        </w:rPr>
+        <w:t>). The meaning of the passage depends upon the historical moment it records.</w:t>
       </w:r>
     </w:p>
     <w:p>
@@ -4734,7 +7544,27 @@
           <w:color w:val="1A1A1A"/>
           <w:sz w:val="22"/>
         </w:rPr>
-        <w:t xml:space="preserve">David HaMelech longed to build the </w:t>
+        <w:t>David HaMelech (</w:t>
+      </w:r>
+      <w:r>
+        <w:rPr>
+          <w:rFonts w:ascii="SBL Hebrew" w:hAnsi="SBL Hebrew" w:cs="SBL Hebrew" w:eastAsia="SBL Hebrew"/>
+          <w:b w:val="0"/>
+          <w:i w:val="0"/>
+          <w:color w:val="1A1A1A"/>
+          <w:sz w:val="22"/>
+        </w:rPr>
+        <w:t>דָּוִד הַמֶּלֶךְ</w:t>
+      </w:r>
+      <w:r>
+        <w:rPr>
+          <w:rFonts w:ascii="Georgia" w:hAnsi="Georgia" w:cs="SBL Hebrew" w:eastAsia="Georgia"/>
+          <w:b w:val="0"/>
+          <w:i w:val="0"/>
+          <w:color w:val="1A1A1A"/>
+          <w:sz w:val="22"/>
+        </w:rPr>
+        <w:t xml:space="preserve">) longed to build the </w:t>
       </w:r>
       <w:r>
         <w:rPr>
@@ -4754,7 +7584,27 @@
           <w:color w:val="1A1A1A"/>
           <w:sz w:val="22"/>
         </w:rPr>
-        <w:t xml:space="preserve">. He was not himself </w:t>
+        <w:t xml:space="preserve"> (</w:t>
+      </w:r>
+      <w:r>
+        <w:rPr>
+          <w:rFonts w:ascii="SBL Hebrew" w:hAnsi="SBL Hebrew" w:cs="SBL Hebrew" w:eastAsia="SBL Hebrew"/>
+          <w:b w:val="0"/>
+          <w:i w:val="0"/>
+          <w:color w:val="1A1A1A"/>
+          <w:sz w:val="22"/>
+        </w:rPr>
+        <w:t>בֵּית הַמִּקְדָּשׁ</w:t>
+      </w:r>
+      <w:r>
+        <w:rPr>
+          <w:rFonts w:ascii="Georgia" w:hAnsi="Georgia" w:cs="SBL Hebrew" w:eastAsia="Georgia"/>
+          <w:b w:val="0"/>
+          <w:i w:val="0"/>
+          <w:color w:val="1A1A1A"/>
+          <w:sz w:val="22"/>
+        </w:rPr>
+        <w:t xml:space="preserve">). He was not himself </w:t>
       </w:r>
       <w:r>
         <w:rPr>
@@ -4774,7 +7624,27 @@
           <w:color w:val="1A1A1A"/>
           <w:sz w:val="22"/>
         </w:rPr>
-        <w:t xml:space="preserve"> to the building — that </w:t>
+        <w:t xml:space="preserve"> (</w:t>
+      </w:r>
+      <w:r>
+        <w:rPr>
+          <w:rFonts w:ascii="SBL Hebrew" w:hAnsi="SBL Hebrew" w:cs="SBL Hebrew" w:eastAsia="SBL Hebrew"/>
+          <w:b w:val="0"/>
+          <w:i w:val="0"/>
+          <w:color w:val="1A1A1A"/>
+          <w:sz w:val="22"/>
+        </w:rPr>
+        <w:t>זוֹכֶה</w:t>
+      </w:r>
+      <w:r>
+        <w:rPr>
+          <w:rFonts w:ascii="Georgia" w:hAnsi="Georgia" w:cs="SBL Hebrew" w:eastAsia="Georgia"/>
+          <w:b w:val="0"/>
+          <w:i w:val="0"/>
+          <w:color w:val="1A1A1A"/>
+          <w:sz w:val="22"/>
+        </w:rPr>
+        <w:t xml:space="preserve">) to the building — that </w:t>
       </w:r>
       <w:r>
         <w:rPr>
@@ -4794,7 +7664,47 @@
           <w:color w:val="1A1A1A"/>
           <w:sz w:val="22"/>
         </w:rPr>
-        <w:t xml:space="preserve"> was reserved for Shlomo — but he prepared it in every particular. The </w:t>
+        <w:t xml:space="preserve"> (</w:t>
+      </w:r>
+      <w:r>
+        <w:rPr>
+          <w:rFonts w:ascii="SBL Hebrew" w:hAnsi="SBL Hebrew" w:cs="SBL Hebrew" w:eastAsia="SBL Hebrew"/>
+          <w:b w:val="0"/>
+          <w:i w:val="0"/>
+          <w:color w:val="1A1A1A"/>
+          <w:sz w:val="22"/>
+        </w:rPr>
+        <w:t>זְכוּת</w:t>
+      </w:r>
+      <w:r>
+        <w:rPr>
+          <w:rFonts w:ascii="Georgia" w:hAnsi="Georgia" w:cs="SBL Hebrew" w:eastAsia="Georgia"/>
+          <w:b w:val="0"/>
+          <w:i w:val="0"/>
+          <w:color w:val="1A1A1A"/>
+          <w:sz w:val="22"/>
+        </w:rPr>
+        <w:t>) was reserved for Shlomo (</w:t>
+      </w:r>
+      <w:r>
+        <w:rPr>
+          <w:rFonts w:ascii="SBL Hebrew" w:hAnsi="SBL Hebrew" w:cs="SBL Hebrew" w:eastAsia="SBL Hebrew"/>
+          <w:b w:val="0"/>
+          <w:i w:val="0"/>
+          <w:color w:val="1A1A1A"/>
+          <w:sz w:val="22"/>
+        </w:rPr>
+        <w:t>שְׁלֹמֹה</w:t>
+      </w:r>
+      <w:r>
+        <w:rPr>
+          <w:rFonts w:ascii="Georgia" w:hAnsi="Georgia" w:cs="SBL Hebrew" w:eastAsia="Georgia"/>
+          <w:b w:val="0"/>
+          <w:i w:val="0"/>
+          <w:color w:val="1A1A1A"/>
+          <w:sz w:val="22"/>
+        </w:rPr>
+        <w:t xml:space="preserve">) — but he prepared it in every particular. The </w:t>
       </w:r>
       <w:r>
         <w:rPr>
@@ -4825,6 +7735,36 @@
           <w:sz w:val="22"/>
         </w:rPr>
         <w:t>Sukkah</w:t>
+      </w:r>
+      <w:r>
+        <w:rPr>
+          <w:rFonts w:ascii="Georgia" w:hAnsi="Georgia" w:cs="SBL Hebrew" w:eastAsia="Georgia"/>
+          <w:b w:val="0"/>
+          <w:i w:val="0"/>
+          <w:color w:val="1A1A1A"/>
+          <w:sz w:val="22"/>
+        </w:rPr>
+        <w:t xml:space="preserve"> (</w:t>
+      </w:r>
+      <w:r>
+        <w:rPr>
+          <w:rFonts w:ascii="SBL Hebrew" w:hAnsi="SBL Hebrew" w:cs="SBL Hebrew" w:eastAsia="SBL Hebrew"/>
+          <w:b w:val="0"/>
+          <w:i w:val="0"/>
+          <w:color w:val="1A1A1A"/>
+          <w:sz w:val="22"/>
+        </w:rPr>
+        <w:t>סֻכָּה</w:t>
+      </w:r>
+      <w:r>
+        <w:rPr>
+          <w:rFonts w:ascii="Georgia" w:hAnsi="Georgia" w:cs="SBL Hebrew" w:eastAsia="Georgia"/>
+          <w:b w:val="0"/>
+          <w:i w:val="0"/>
+          <w:color w:val="1A1A1A"/>
+          <w:sz w:val="22"/>
+        </w:rPr>
+        <w:t>)</w:t>
       </w:r>
       <w:r>
         <w:rPr>
@@ -4863,7 +7803,27 @@
           <w:color w:val="1A1A1A"/>
           <w:sz w:val="22"/>
         </w:rPr>
-        <w:t xml:space="preserve">, the </w:t>
+        <w:t xml:space="preserve"> (</w:t>
+      </w:r>
+      <w:r>
+        <w:rPr>
+          <w:rFonts w:ascii="SBL Hebrew" w:hAnsi="SBL Hebrew" w:cs="SBL Hebrew" w:eastAsia="SBL Hebrew"/>
+          <w:b w:val="0"/>
+          <w:i w:val="0"/>
+          <w:color w:val="1A1A1A"/>
+          <w:sz w:val="22"/>
+        </w:rPr>
+        <w:t>מִקְדָּשׁ</w:t>
+      </w:r>
+      <w:r>
+        <w:rPr>
+          <w:rFonts w:ascii="Georgia" w:hAnsi="Georgia" w:cs="SBL Hebrew" w:eastAsia="Georgia"/>
+          <w:b w:val="0"/>
+          <w:i w:val="0"/>
+          <w:color w:val="1A1A1A"/>
+          <w:sz w:val="22"/>
+        </w:rPr>
+        <w:t xml:space="preserve">), the </w:t>
       </w:r>
       <w:r>
         <w:rPr>
@@ -4883,7 +7843,27 @@
           <w:color w:val="1A1A1A"/>
           <w:sz w:val="22"/>
         </w:rPr>
-        <w:t xml:space="preserve"> — the cosmic underground waters — rose from the depths and threatened to inundate the world. David inscribed the </w:t>
+        <w:t xml:space="preserve"> (</w:t>
+      </w:r>
+      <w:r>
+        <w:rPr>
+          <w:rFonts w:ascii="SBL Hebrew" w:hAnsi="SBL Hebrew" w:cs="SBL Hebrew" w:eastAsia="SBL Hebrew"/>
+          <w:b w:val="0"/>
+          <w:i w:val="0"/>
+          <w:color w:val="1A1A1A"/>
+          <w:sz w:val="22"/>
+        </w:rPr>
+        <w:t>תְּהוֹם</w:t>
+      </w:r>
+      <w:r>
+        <w:rPr>
+          <w:rFonts w:ascii="Georgia" w:hAnsi="Georgia" w:cs="SBL Hebrew" w:eastAsia="Georgia"/>
+          <w:b w:val="0"/>
+          <w:i w:val="0"/>
+          <w:color w:val="1A1A1A"/>
+          <w:sz w:val="22"/>
+        </w:rPr>
+        <w:t xml:space="preserve">) — the cosmic underground waters — rose from the depths and threatened to inundate the world. David inscribed the </w:t>
       </w:r>
       <w:r>
         <w:rPr>
@@ -4903,7 +7883,27 @@
           <w:color w:val="1A1A1A"/>
           <w:sz w:val="22"/>
         </w:rPr>
-        <w:t xml:space="preserve"> upon a shard of pottery and cast it into the rising waters; the </w:t>
+        <w:t xml:space="preserve"> (</w:t>
+      </w:r>
+      <w:r>
+        <w:rPr>
+          <w:rFonts w:ascii="SBL Hebrew" w:hAnsi="SBL Hebrew" w:cs="SBL Hebrew" w:eastAsia="SBL Hebrew"/>
+          <w:b w:val="0"/>
+          <w:i w:val="0"/>
+          <w:color w:val="1A1A1A"/>
+          <w:sz w:val="22"/>
+        </w:rPr>
+        <w:t>שֵׁם ה׳</w:t>
+      </w:r>
+      <w:r>
+        <w:rPr>
+          <w:rFonts w:ascii="Georgia" w:hAnsi="Georgia" w:cs="SBL Hebrew" w:eastAsia="Georgia"/>
+          <w:b w:val="0"/>
+          <w:i w:val="0"/>
+          <w:color w:val="1A1A1A"/>
+          <w:sz w:val="22"/>
+        </w:rPr>
+        <w:t xml:space="preserve">) upon a shard of pottery and cast it into the rising waters; the </w:t>
       </w:r>
       <w:r>
         <w:rPr>
@@ -4963,7 +7963,27 @@
           <w:color w:val="1A1A1A"/>
           <w:sz w:val="22"/>
         </w:rPr>
-        <w:t xml:space="preserve"> speaks every morning in </w:t>
+        <w:t xml:space="preserve"> (</w:t>
+      </w:r>
+      <w:r>
+        <w:rPr>
+          <w:rFonts w:ascii="SBL Hebrew" w:hAnsi="SBL Hebrew" w:cs="SBL Hebrew" w:eastAsia="SBL Hebrew"/>
+          <w:b w:val="0"/>
+          <w:i w:val="0"/>
+          <w:color w:val="1A1A1A"/>
+          <w:sz w:val="22"/>
+        </w:rPr>
+        <w:t>צִבּוּר</w:t>
+      </w:r>
+      <w:r>
+        <w:rPr>
+          <w:rFonts w:ascii="Georgia" w:hAnsi="Georgia" w:cs="SBL Hebrew" w:eastAsia="Georgia"/>
+          <w:b w:val="0"/>
+          <w:i w:val="0"/>
+          <w:color w:val="1A1A1A"/>
+          <w:sz w:val="22"/>
+        </w:rPr>
+        <w:t xml:space="preserve">) speaks every morning in </w:t>
       </w:r>
       <w:r>
         <w:rPr>
@@ -5073,7 +8093,27 @@
           <w:color w:val="1A1A1A"/>
           <w:sz w:val="22"/>
         </w:rPr>
-        <w:t xml:space="preserve"> in the moment of that closure: </w:t>
+        <w:t xml:space="preserve"> (</w:t>
+      </w:r>
+      <w:r>
+        <w:rPr>
+          <w:rFonts w:ascii="SBL Hebrew" w:hAnsi="SBL Hebrew" w:cs="SBL Hebrew" w:eastAsia="SBL Hebrew"/>
+          <w:b w:val="0"/>
+          <w:i w:val="0"/>
+          <w:color w:val="1A1A1A"/>
+          <w:sz w:val="22"/>
+        </w:rPr>
+        <w:t>הוֹדָאָה</w:t>
+      </w:r>
+      <w:r>
+        <w:rPr>
+          <w:rFonts w:ascii="Georgia" w:hAnsi="Georgia" w:cs="SBL Hebrew" w:eastAsia="Georgia"/>
+          <w:b w:val="0"/>
+          <w:i w:val="0"/>
+          <w:color w:val="1A1A1A"/>
+          <w:sz w:val="22"/>
+        </w:rPr>
+        <w:t xml:space="preserve">) in the moment of that closure: </w:t>
       </w:r>
       <w:r>
         <w:rPr>
@@ -5118,7 +8158,27 @@
           <w:color w:val="1A1A1A"/>
           <w:sz w:val="22"/>
         </w:rPr>
-        <w:t xml:space="preserve"> as the archetype of </w:t>
+        <w:t xml:space="preserve"> (</w:t>
+      </w:r>
+      <w:r>
+        <w:rPr>
+          <w:rFonts w:ascii="SBL Hebrew" w:hAnsi="SBL Hebrew" w:cs="SBL Hebrew" w:eastAsia="SBL Hebrew"/>
+          <w:b w:val="0"/>
+          <w:i w:val="0"/>
+          <w:color w:val="1A1A1A"/>
+          <w:sz w:val="22"/>
+        </w:rPr>
+        <w:t>סִדּוּר</w:t>
+      </w:r>
+      <w:r>
+        <w:rPr>
+          <w:rFonts w:ascii="Georgia" w:hAnsi="Georgia" w:cs="SBL Hebrew" w:eastAsia="Georgia"/>
+          <w:b w:val="0"/>
+          <w:i w:val="0"/>
+          <w:color w:val="1A1A1A"/>
+          <w:sz w:val="22"/>
+        </w:rPr>
+        <w:t xml:space="preserve">) as the archetype of </w:t>
       </w:r>
       <w:r>
         <w:rPr>
@@ -5138,7 +8198,27 @@
           <w:color w:val="1A1A1A"/>
           <w:sz w:val="22"/>
         </w:rPr>
-        <w:t>-after-</w:t>
+        <w:t xml:space="preserve"> (</w:t>
+      </w:r>
+      <w:r>
+        <w:rPr>
+          <w:rFonts w:ascii="SBL Hebrew" w:hAnsi="SBL Hebrew" w:cs="SBL Hebrew" w:eastAsia="SBL Hebrew"/>
+          <w:b w:val="0"/>
+          <w:i w:val="0"/>
+          <w:color w:val="1A1A1A"/>
+          <w:sz w:val="22"/>
+        </w:rPr>
+        <w:t>תְּפִלָּה</w:t>
+      </w:r>
+      <w:r>
+        <w:rPr>
+          <w:rFonts w:ascii="Georgia" w:hAnsi="Georgia" w:cs="SBL Hebrew" w:eastAsia="Georgia"/>
+          <w:b w:val="0"/>
+          <w:i w:val="0"/>
+          <w:color w:val="1A1A1A"/>
+          <w:sz w:val="22"/>
+        </w:rPr>
+        <w:t>)-after-</w:t>
       </w:r>
       <w:r>
         <w:rPr>
@@ -5178,7 +8258,27 @@
           <w:color w:val="1A1A1A"/>
           <w:sz w:val="22"/>
         </w:rPr>
-        <w:t xml:space="preserve"> in praise, before every other response. David’s example is set as the daily pattern for a nation still in </w:t>
+        <w:t xml:space="preserve"> (</w:t>
+      </w:r>
+      <w:r>
+        <w:rPr>
+          <w:rFonts w:ascii="SBL Hebrew" w:hAnsi="SBL Hebrew" w:cs="SBL Hebrew" w:eastAsia="SBL Hebrew"/>
+          <w:b w:val="0"/>
+          <w:i w:val="0"/>
+          <w:color w:val="1A1A1A"/>
+          <w:sz w:val="22"/>
+        </w:rPr>
+        <w:t>הַקָּדוֹשׁ בָּרוּךְ הוּא</w:t>
+      </w:r>
+      <w:r>
+        <w:rPr>
+          <w:rFonts w:ascii="Georgia" w:hAnsi="Georgia" w:cs="SBL Hebrew" w:eastAsia="Georgia"/>
+          <w:b w:val="0"/>
+          <w:i w:val="0"/>
+          <w:color w:val="1A1A1A"/>
+          <w:sz w:val="22"/>
+        </w:rPr>
+        <w:t xml:space="preserve">) in praise, before every other response. David’s example is set as the daily pattern for a nation still in </w:t>
       </w:r>
       <w:r>
         <w:rPr>
@@ -5198,7 +8298,27 @@
           <w:color w:val="1A1A1A"/>
           <w:sz w:val="22"/>
         </w:rPr>
-        <w:t>, still praying for the return of its house.</w:t>
+        <w:t xml:space="preserve"> (</w:t>
+      </w:r>
+      <w:r>
+        <w:rPr>
+          <w:rFonts w:ascii="SBL Hebrew" w:hAnsi="SBL Hebrew" w:cs="SBL Hebrew" w:eastAsia="SBL Hebrew"/>
+          <w:b w:val="0"/>
+          <w:i w:val="0"/>
+          <w:color w:val="1A1A1A"/>
+          <w:sz w:val="22"/>
+        </w:rPr>
+        <w:t>גָּלוּת</w:t>
+      </w:r>
+      <w:r>
+        <w:rPr>
+          <w:rFonts w:ascii="Georgia" w:hAnsi="Georgia" w:cs="SBL Hebrew" w:eastAsia="Georgia"/>
+          <w:b w:val="0"/>
+          <w:i w:val="0"/>
+          <w:color w:val="1A1A1A"/>
+          <w:sz w:val="22"/>
+        </w:rPr>
+        <w:t>), still praying for the return of its house.</w:t>
       </w:r>
     </w:p>
     <w:p>
@@ -5248,7 +8368,27 @@
           <w:color w:val="1A1A1A"/>
           <w:sz w:val="22"/>
         </w:rPr>
-        <w:t xml:space="preserve"> of giving </w:t>
+        <w:t xml:space="preserve"> (</w:t>
+      </w:r>
+      <w:r>
+        <w:rPr>
+          <w:rFonts w:ascii="SBL Hebrew" w:hAnsi="SBL Hebrew" w:cs="SBL Hebrew" w:eastAsia="SBL Hebrew"/>
+          <w:b w:val="0"/>
+          <w:i w:val="0"/>
+          <w:color w:val="1A1A1A"/>
+          <w:sz w:val="22"/>
+        </w:rPr>
+        <w:t>מִנְהָג</w:t>
+      </w:r>
+      <w:r>
+        <w:rPr>
+          <w:rFonts w:ascii="Georgia" w:hAnsi="Georgia" w:cs="SBL Hebrew" w:eastAsia="Georgia"/>
+          <w:b w:val="0"/>
+          <w:i w:val="0"/>
+          <w:color w:val="1A1A1A"/>
+          <w:sz w:val="22"/>
+        </w:rPr>
+        <w:t xml:space="preserve">) of giving </w:t>
       </w:r>
       <w:r>
         <w:rPr>
@@ -5268,7 +8408,27 @@
           <w:color w:val="1A1A1A"/>
           <w:sz w:val="22"/>
         </w:rPr>
-        <w:t xml:space="preserve"> at the recitation of </w:t>
+        <w:t xml:space="preserve"> (</w:t>
+      </w:r>
+      <w:r>
+        <w:rPr>
+          <w:rFonts w:ascii="SBL Hebrew" w:hAnsi="SBL Hebrew" w:cs="SBL Hebrew" w:eastAsia="SBL Hebrew"/>
+          <w:b w:val="0"/>
+          <w:i w:val="0"/>
+          <w:color w:val="1A1A1A"/>
+          <w:sz w:val="22"/>
+        </w:rPr>
+        <w:t>צְדָקָה</w:t>
+      </w:r>
+      <w:r>
+        <w:rPr>
+          <w:rFonts w:ascii="Georgia" w:hAnsi="Georgia" w:cs="SBL Hebrew" w:eastAsia="Georgia"/>
+          <w:b w:val="0"/>
+          <w:i w:val="0"/>
+          <w:color w:val="1A1A1A"/>
+          <w:sz w:val="22"/>
+        </w:rPr>
+        <w:t xml:space="preserve">) at the recitation of </w:t>
       </w:r>
       <w:r>
         <w:rPr>
@@ -5308,7 +8468,27 @@
           <w:color w:val="1A1A1A"/>
           <w:sz w:val="22"/>
         </w:rPr>
-        <w:t xml:space="preserve">, cited in the </w:t>
+        <w:t xml:space="preserve"> (</w:t>
+      </w:r>
+      <w:r>
+        <w:rPr>
+          <w:rFonts w:ascii="SBL Hebrew" w:hAnsi="SBL Hebrew" w:cs="SBL Hebrew" w:eastAsia="SBL Hebrew"/>
+          <w:b w:val="0"/>
+          <w:i w:val="0"/>
+          <w:color w:val="1A1A1A"/>
+          <w:sz w:val="22"/>
+        </w:rPr>
+        <w:t>אֲרִיזַ״ל</w:t>
+      </w:r>
+      <w:r>
+        <w:rPr>
+          <w:rFonts w:ascii="Georgia" w:hAnsi="Georgia" w:cs="SBL Hebrew" w:eastAsia="Georgia"/>
+          <w:b w:val="0"/>
+          <w:i w:val="0"/>
+          <w:color w:val="1A1A1A"/>
+          <w:sz w:val="22"/>
+        </w:rPr>
+        <w:t xml:space="preserve">), cited in the </w:t>
       </w:r>
       <w:r>
         <w:rPr>
@@ -5328,7 +8508,27 @@
           <w:color w:val="1A1A1A"/>
           <w:sz w:val="22"/>
         </w:rPr>
-        <w:t xml:space="preserve">, gave three </w:t>
+        <w:t xml:space="preserve"> (</w:t>
+      </w:r>
+      <w:r>
+        <w:rPr>
+          <w:rFonts w:ascii="SBL Hebrew" w:hAnsi="SBL Hebrew" w:cs="SBL Hebrew" w:eastAsia="SBL Hebrew"/>
+          <w:b w:val="0"/>
+          <w:i w:val="0"/>
+          <w:color w:val="1A1A1A"/>
+          <w:sz w:val="22"/>
+        </w:rPr>
+        <w:t>מִשְׁנָה בְּרוּרָה</w:t>
+      </w:r>
+      <w:r>
+        <w:rPr>
+          <w:rFonts w:ascii="Georgia" w:hAnsi="Georgia" w:cs="SBL Hebrew" w:eastAsia="Georgia"/>
+          <w:b w:val="0"/>
+          <w:i w:val="0"/>
+          <w:color w:val="1A1A1A"/>
+          <w:sz w:val="22"/>
+        </w:rPr>
+        <w:t xml:space="preserve">), gave three </w:t>
       </w:r>
       <w:r>
         <w:rPr>
@@ -5348,7 +8548,27 @@
           <w:color w:val="1A1A1A"/>
           <w:sz w:val="22"/>
         </w:rPr>
-        <w:t xml:space="preserve"> at this point in the </w:t>
+        <w:t xml:space="preserve"> (</w:t>
+      </w:r>
+      <w:r>
+        <w:rPr>
+          <w:rFonts w:ascii="SBL Hebrew" w:hAnsi="SBL Hebrew" w:cs="SBL Hebrew" w:eastAsia="SBL Hebrew"/>
+          <w:b w:val="0"/>
+          <w:i w:val="0"/>
+          <w:color w:val="1A1A1A"/>
+          <w:sz w:val="22"/>
+        </w:rPr>
+        <w:t>פְּרוּטוֹת</w:t>
+      </w:r>
+      <w:r>
+        <w:rPr>
+          <w:rFonts w:ascii="Georgia" w:hAnsi="Georgia" w:cs="SBL Hebrew" w:eastAsia="Georgia"/>
+          <w:b w:val="0"/>
+          <w:i w:val="0"/>
+          <w:color w:val="1A1A1A"/>
+          <w:sz w:val="22"/>
+        </w:rPr>
+        <w:t xml:space="preserve">) at this point in the </w:t>
       </w:r>
       <w:r>
         <w:rPr>
@@ -5379,6 +8599,36 @@
           <w:sz w:val="22"/>
         </w:rPr>
         <w:t>Shelah HaKadosh</w:t>
+      </w:r>
+      <w:r>
+        <w:rPr>
+          <w:rFonts w:ascii="Georgia" w:hAnsi="Georgia" w:cs="SBL Hebrew" w:eastAsia="Georgia"/>
+          <w:b w:val="0"/>
+          <w:i w:val="0"/>
+          <w:color w:val="1A1A1A"/>
+          <w:sz w:val="22"/>
+        </w:rPr>
+        <w:t xml:space="preserve"> (</w:t>
+      </w:r>
+      <w:r>
+        <w:rPr>
+          <w:rFonts w:ascii="SBL Hebrew" w:hAnsi="SBL Hebrew" w:cs="SBL Hebrew" w:eastAsia="SBL Hebrew"/>
+          <w:b w:val="0"/>
+          <w:i w:val="0"/>
+          <w:color w:val="1A1A1A"/>
+          <w:sz w:val="22"/>
+        </w:rPr>
+        <w:t>שְׁלָ״ה הַקָּדוֹשׁ</w:t>
+      </w:r>
+      <w:r>
+        <w:rPr>
+          <w:rFonts w:ascii="Georgia" w:hAnsi="Georgia" w:cs="SBL Hebrew" w:eastAsia="Georgia"/>
+          <w:b w:val="0"/>
+          <w:i w:val="0"/>
+          <w:color w:val="1A1A1A"/>
+          <w:sz w:val="22"/>
+        </w:rPr>
+        <w:t>)</w:t>
       </w:r>
       <w:r>
         <w:rPr>
@@ -5497,7 +8747,27 @@
           <w:color w:val="1A1A1A"/>
           <w:sz w:val="22"/>
         </w:rPr>
-        <w:t xml:space="preserve">. The </w:t>
+        <w:t xml:space="preserve"> (</w:t>
+      </w:r>
+      <w:r>
+        <w:rPr>
+          <w:rFonts w:ascii="SBL Hebrew" w:hAnsi="SBL Hebrew" w:cs="SBL Hebrew" w:eastAsia="SBL Hebrew"/>
+          <w:b w:val="0"/>
+          <w:i w:val="0"/>
+          <w:color w:val="1A1A1A"/>
+          <w:sz w:val="22"/>
+        </w:rPr>
+        <w:t>ה׳</w:t>
+      </w:r>
+      <w:r>
+        <w:rPr>
+          <w:rFonts w:ascii="Georgia" w:hAnsi="Georgia" w:cs="SBL Hebrew" w:eastAsia="Georgia"/>
+          <w:b w:val="0"/>
+          <w:i w:val="0"/>
+          <w:color w:val="1A1A1A"/>
+          <w:sz w:val="22"/>
+        </w:rPr>
+        <w:t xml:space="preserve">). The </w:t>
       </w:r>
       <w:r>
         <w:rPr>
@@ -5577,7 +8847,27 @@
           <w:color w:val="1A1A1A"/>
           <w:sz w:val="22"/>
         </w:rPr>
-        <w:t xml:space="preserve"> the passage demands.</w:t>
+        <w:t xml:space="preserve"> (</w:t>
+      </w:r>
+      <w:r>
+        <w:rPr>
+          <w:rFonts w:ascii="SBL Hebrew" w:hAnsi="SBL Hebrew" w:cs="SBL Hebrew" w:eastAsia="SBL Hebrew"/>
+          <w:b w:val="0"/>
+          <w:i w:val="0"/>
+          <w:color w:val="1A1A1A"/>
+          <w:sz w:val="22"/>
+        </w:rPr>
+        <w:t>כַּוָּנָה</w:t>
+      </w:r>
+      <w:r>
+        <w:rPr>
+          <w:rFonts w:ascii="Georgia" w:hAnsi="Georgia" w:cs="SBL Hebrew" w:eastAsia="Georgia"/>
+          <w:b w:val="0"/>
+          <w:i w:val="0"/>
+          <w:color w:val="1A1A1A"/>
+          <w:sz w:val="22"/>
+        </w:rPr>
+        <w:t>) the passage demands.</w:t>
       </w:r>
     </w:p>
     <w:p>
@@ -5646,7 +8936,27 @@
           <w:color w:val="1A1A1A"/>
           <w:sz w:val="22"/>
         </w:rPr>
-        <w:t xml:space="preserve"> is not, in fact, a single passage. It is a composite. The opening verses are from </w:t>
+        <w:t xml:space="preserve"> (</w:t>
+      </w:r>
+      <w:r>
+        <w:rPr>
+          <w:rFonts w:ascii="SBL Hebrew" w:hAnsi="SBL Hebrew" w:cs="SBL Hebrew" w:eastAsia="SBL Hebrew"/>
+          <w:b w:val="0"/>
+          <w:i w:val="0"/>
+          <w:color w:val="1A1A1A"/>
+          <w:sz w:val="22"/>
+        </w:rPr>
+        <w:t>וַיְבָרֶךְ דָּוִד</w:t>
+      </w:r>
+      <w:r>
+        <w:rPr>
+          <w:rFonts w:ascii="Georgia" w:hAnsi="Georgia" w:cs="SBL Hebrew" w:eastAsia="Georgia"/>
+          <w:b w:val="0"/>
+          <w:i w:val="0"/>
+          <w:color w:val="1A1A1A"/>
+          <w:sz w:val="22"/>
+        </w:rPr>
+        <w:t xml:space="preserve">) is not, in fact, a single passage. It is a composite. The opening verses are from </w:t>
       </w:r>
       <w:r>
         <w:rPr>
@@ -5666,7 +8976,27 @@
           <w:color w:val="1A1A1A"/>
           <w:sz w:val="22"/>
         </w:rPr>
-        <w:t xml:space="preserve">, but partway through the recitation the text shifts to a wholly separate passage: </w:t>
+        <w:t xml:space="preserve"> (</w:t>
+      </w:r>
+      <w:r>
+        <w:rPr>
+          <w:rFonts w:ascii="SBL Hebrew" w:hAnsi="SBL Hebrew" w:cs="SBL Hebrew" w:eastAsia="SBL Hebrew"/>
+          <w:b w:val="0"/>
+          <w:i w:val="0"/>
+          <w:color w:val="1A1A1A"/>
+          <w:sz w:val="22"/>
+        </w:rPr>
+        <w:t>דִּבְרֵי הַיָּמִים א׳</w:t>
+      </w:r>
+      <w:r>
+        <w:rPr>
+          <w:rFonts w:ascii="Georgia" w:hAnsi="Georgia" w:cs="SBL Hebrew" w:eastAsia="Georgia"/>
+          <w:b w:val="0"/>
+          <w:i w:val="0"/>
+          <w:color w:val="1A1A1A"/>
+          <w:sz w:val="22"/>
+        </w:rPr>
+        <w:t xml:space="preserve">), but partway through the recitation the text shifts to a wholly separate passage: </w:t>
       </w:r>
       <w:r>
         <w:rPr>
@@ -5677,6 +9007,36 @@
           <w:sz w:val="22"/>
         </w:rPr>
         <w:t>“Atah hu Hashem l’vadecha; atah asisa es ha’shamayim …”</w:t>
+      </w:r>
+      <w:r>
+        <w:rPr>
+          <w:rFonts w:ascii="Georgia" w:hAnsi="Georgia" w:cs="SBL Hebrew" w:eastAsia="Georgia"/>
+          <w:b w:val="0"/>
+          <w:i w:val="0"/>
+          <w:color w:val="1A1A1A"/>
+          <w:sz w:val="22"/>
+        </w:rPr>
+        <w:t xml:space="preserve"> (</w:t>
+      </w:r>
+      <w:r>
+        <w:rPr>
+          <w:rFonts w:ascii="SBL Hebrew" w:hAnsi="SBL Hebrew" w:cs="SBL Hebrew" w:eastAsia="SBL Hebrew"/>
+          <w:b w:val="0"/>
+          <w:i w:val="0"/>
+          <w:color w:val="1A1A1A"/>
+          <w:sz w:val="22"/>
+        </w:rPr>
+        <w:t>אַתָּה הוּא ה׳ לְבַדֶּךָ, אַתָּה עָשִׂיתָ אֶת הַשָּׁמַיִם</w:t>
+      </w:r>
+      <w:r>
+        <w:rPr>
+          <w:rFonts w:ascii="Georgia" w:hAnsi="Georgia" w:cs="SBL Hebrew" w:eastAsia="Georgia"/>
+          <w:b w:val="0"/>
+          <w:i w:val="0"/>
+          <w:color w:val="1A1A1A"/>
+          <w:sz w:val="22"/>
+        </w:rPr>
+        <w:t>)</w:t>
       </w:r>
       <w:r>
         <w:rPr>
@@ -5715,7 +9075,27 @@
           <w:color w:val="1A1A1A"/>
           <w:sz w:val="22"/>
         </w:rPr>
-        <w:t xml:space="preserve"> of the </w:t>
+        <w:t xml:space="preserve"> (</w:t>
+      </w:r>
+      <w:r>
+        <w:rPr>
+          <w:rFonts w:ascii="SBL Hebrew" w:hAnsi="SBL Hebrew" w:cs="SBL Hebrew" w:eastAsia="SBL Hebrew"/>
+          <w:b w:val="0"/>
+          <w:i w:val="0"/>
+          <w:color w:val="1A1A1A"/>
+          <w:sz w:val="22"/>
+        </w:rPr>
+        <w:t>שִׁירָה</w:t>
+      </w:r>
+      <w:r>
+        <w:rPr>
+          <w:rFonts w:ascii="Georgia" w:hAnsi="Georgia" w:cs="SBL Hebrew" w:eastAsia="Georgia"/>
+          <w:b w:val="0"/>
+          <w:i w:val="0"/>
+          <w:color w:val="1A1A1A"/>
+          <w:sz w:val="22"/>
+        </w:rPr>
+        <w:t xml:space="preserve">) of the </w:t>
       </w:r>
       <w:r>
         <w:rPr>
@@ -5735,7 +9115,27 @@
           <w:color w:val="1A1A1A"/>
           <w:sz w:val="22"/>
         </w:rPr>
-        <w:t xml:space="preserve"> in </w:t>
+        <w:t xml:space="preserve"> (</w:t>
+      </w:r>
+      <w:r>
+        <w:rPr>
+          <w:rFonts w:ascii="SBL Hebrew" w:hAnsi="SBL Hebrew" w:cs="SBL Hebrew" w:eastAsia="SBL Hebrew"/>
+          <w:b w:val="0"/>
+          <w:i w:val="0"/>
+          <w:color w:val="1A1A1A"/>
+          <w:sz w:val="22"/>
+        </w:rPr>
+        <w:t>לְוִיִּים</w:t>
+      </w:r>
+      <w:r>
+        <w:rPr>
+          <w:rFonts w:ascii="Georgia" w:hAnsi="Georgia" w:cs="SBL Hebrew" w:eastAsia="Georgia"/>
+          <w:b w:val="0"/>
+          <w:i w:val="0"/>
+          <w:color w:val="1A1A1A"/>
+          <w:sz w:val="22"/>
+        </w:rPr>
+        <w:t xml:space="preserve">) in </w:t>
       </w:r>
       <w:r>
         <w:rPr>
@@ -5755,7 +9155,27 @@
           <w:color w:val="1A1A1A"/>
           <w:sz w:val="22"/>
         </w:rPr>
-        <w:t xml:space="preserve">, </w:t>
+        <w:t xml:space="preserve"> (</w:t>
+      </w:r>
+      <w:r>
+        <w:rPr>
+          <w:rFonts w:ascii="SBL Hebrew" w:hAnsi="SBL Hebrew" w:cs="SBL Hebrew" w:eastAsia="SBL Hebrew"/>
+          <w:b w:val="0"/>
+          <w:i w:val="0"/>
+          <w:color w:val="1A1A1A"/>
+          <w:sz w:val="22"/>
+        </w:rPr>
+        <w:t>נְחֶמְיָה</w:t>
+      </w:r>
+      <w:r>
+        <w:rPr>
+          <w:rFonts w:ascii="Georgia" w:hAnsi="Georgia" w:cs="SBL Hebrew" w:eastAsia="Georgia"/>
+          <w:b w:val="0"/>
+          <w:i w:val="0"/>
+          <w:color w:val="1A1A1A"/>
+          <w:sz w:val="22"/>
+        </w:rPr>
+        <w:t xml:space="preserve">), </w:t>
       </w:r>
       <w:r>
         <w:rPr>
@@ -5775,7 +9195,27 @@
           <w:color w:val="1A1A1A"/>
           <w:sz w:val="22"/>
         </w:rPr>
-        <w:t xml:space="preserve"> 9. Behind the seam sits a second episode entirely.</w:t>
+        <w:t xml:space="preserve"> (</w:t>
+      </w:r>
+      <w:r>
+        <w:rPr>
+          <w:rFonts w:ascii="SBL Hebrew" w:hAnsi="SBL Hebrew" w:cs="SBL Hebrew" w:eastAsia="SBL Hebrew"/>
+          <w:b w:val="0"/>
+          <w:i w:val="0"/>
+          <w:color w:val="1A1A1A"/>
+          <w:sz w:val="22"/>
+        </w:rPr>
+        <w:t>פֶּרֶק</w:t>
+      </w:r>
+      <w:r>
+        <w:rPr>
+          <w:rFonts w:ascii="Georgia" w:hAnsi="Georgia" w:cs="SBL Hebrew" w:eastAsia="Georgia"/>
+          <w:b w:val="0"/>
+          <w:i w:val="0"/>
+          <w:color w:val="1A1A1A"/>
+          <w:sz w:val="22"/>
+        </w:rPr>
+        <w:t>) 9. Behind the seam sits a second episode entirely.</w:t>
       </w:r>
     </w:p>
     <w:p>
@@ -5825,7 +9265,27 @@
           <w:color w:val="1A1A1A"/>
           <w:sz w:val="22"/>
         </w:rPr>
-        <w:t xml:space="preserve">, the first </w:t>
+        <w:t xml:space="preserve"> (</w:t>
+      </w:r>
+      <w:r>
+        <w:rPr>
+          <w:rFonts w:ascii="SBL Hebrew" w:hAnsi="SBL Hebrew" w:cs="SBL Hebrew" w:eastAsia="SBL Hebrew"/>
+          <w:b w:val="0"/>
+          <w:i w:val="0"/>
+          <w:color w:val="1A1A1A"/>
+          <w:sz w:val="22"/>
+        </w:rPr>
+        <w:t>חֻרְבַּן בַּיִת רִאשׁוֹן</w:t>
+      </w:r>
+      <w:r>
+        <w:rPr>
+          <w:rFonts w:ascii="Georgia" w:hAnsi="Georgia" w:cs="SBL Hebrew" w:eastAsia="Georgia"/>
+          <w:b w:val="0"/>
+          <w:i w:val="0"/>
+          <w:color w:val="1A1A1A"/>
+          <w:sz w:val="22"/>
+        </w:rPr>
+        <w:t xml:space="preserve">), the first </w:t>
       </w:r>
       <w:r>
         <w:rPr>
@@ -5845,7 +9305,67 @@
           <w:color w:val="1A1A1A"/>
           <w:sz w:val="22"/>
         </w:rPr>
-        <w:t xml:space="preserve"> from Bavel had begun. Ezra HaSofer remained in Bavel for a further span — the tradition preserves that his own </w:t>
+        <w:t xml:space="preserve"> (</w:t>
+      </w:r>
+      <w:r>
+        <w:rPr>
+          <w:rFonts w:ascii="SBL Hebrew" w:hAnsi="SBL Hebrew" w:cs="SBL Hebrew" w:eastAsia="SBL Hebrew"/>
+          <w:b w:val="0"/>
+          <w:i w:val="0"/>
+          <w:color w:val="1A1A1A"/>
+          <w:sz w:val="22"/>
+        </w:rPr>
+        <w:t>עֲלִיּוֹת</w:t>
+      </w:r>
+      <w:r>
+        <w:rPr>
+          <w:rFonts w:ascii="Georgia" w:hAnsi="Georgia" w:cs="SBL Hebrew" w:eastAsia="Georgia"/>
+          <w:b w:val="0"/>
+          <w:i w:val="0"/>
+          <w:color w:val="1A1A1A"/>
+          <w:sz w:val="22"/>
+        </w:rPr>
+        <w:t>) from Bavel (</w:t>
+      </w:r>
+      <w:r>
+        <w:rPr>
+          <w:rFonts w:ascii="SBL Hebrew" w:hAnsi="SBL Hebrew" w:cs="SBL Hebrew" w:eastAsia="SBL Hebrew"/>
+          <w:b w:val="0"/>
+          <w:i w:val="0"/>
+          <w:color w:val="1A1A1A"/>
+          <w:sz w:val="22"/>
+        </w:rPr>
+        <w:t>בָּבֶל</w:t>
+      </w:r>
+      <w:r>
+        <w:rPr>
+          <w:rFonts w:ascii="Georgia" w:hAnsi="Georgia" w:cs="SBL Hebrew" w:eastAsia="Georgia"/>
+          <w:b w:val="0"/>
+          <w:i w:val="0"/>
+          <w:color w:val="1A1A1A"/>
+          <w:sz w:val="22"/>
+        </w:rPr>
+        <w:t>) had begun. Ezra HaSofer (</w:t>
+      </w:r>
+      <w:r>
+        <w:rPr>
+          <w:rFonts w:ascii="SBL Hebrew" w:hAnsi="SBL Hebrew" w:cs="SBL Hebrew" w:eastAsia="SBL Hebrew"/>
+          <w:b w:val="0"/>
+          <w:i w:val="0"/>
+          <w:color w:val="1A1A1A"/>
+          <w:sz w:val="22"/>
+        </w:rPr>
+        <w:t>עֶזְרָא הַסּוֹפֵר</w:t>
+      </w:r>
+      <w:r>
+        <w:rPr>
+          <w:rFonts w:ascii="Georgia" w:hAnsi="Georgia" w:cs="SBL Hebrew" w:eastAsia="Georgia"/>
+          <w:b w:val="0"/>
+          <w:i w:val="0"/>
+          <w:color w:val="1A1A1A"/>
+          <w:sz w:val="22"/>
+        </w:rPr>
+        <w:t xml:space="preserve">) remained in Bavel for a further span — the tradition preserves that his own </w:t>
       </w:r>
       <w:r>
         <w:rPr>
@@ -5865,7 +9385,27 @@
           <w:color w:val="1A1A1A"/>
           <w:sz w:val="22"/>
         </w:rPr>
-        <w:t xml:space="preserve"> was still teaching there, and the obligation of learning from one’s </w:t>
+        <w:t xml:space="preserve"> (</w:t>
+      </w:r>
+      <w:r>
+        <w:rPr>
+          <w:rFonts w:ascii="SBL Hebrew" w:hAnsi="SBL Hebrew" w:cs="SBL Hebrew" w:eastAsia="SBL Hebrew"/>
+          <w:b w:val="0"/>
+          <w:i w:val="0"/>
+          <w:color w:val="1A1A1A"/>
+          <w:sz w:val="22"/>
+        </w:rPr>
+        <w:t>רֶבִּי</w:t>
+      </w:r>
+      <w:r>
+        <w:rPr>
+          <w:rFonts w:ascii="Georgia" w:hAnsi="Georgia" w:cs="SBL Hebrew" w:eastAsia="Georgia"/>
+          <w:b w:val="0"/>
+          <w:i w:val="0"/>
+          <w:color w:val="1A1A1A"/>
+          <w:sz w:val="22"/>
+        </w:rPr>
+        <w:t xml:space="preserve">) was still teaching there, and the obligation of learning from one’s </w:t>
       </w:r>
       <w:r>
         <w:rPr>
@@ -5905,7 +9445,27 @@
           <w:color w:val="1A1A1A"/>
           <w:sz w:val="22"/>
         </w:rPr>
-        <w:t xml:space="preserve"> of ascending to </w:t>
+        <w:t xml:space="preserve"> (</w:t>
+      </w:r>
+      <w:r>
+        <w:rPr>
+          <w:rFonts w:ascii="SBL Hebrew" w:hAnsi="SBL Hebrew" w:cs="SBL Hebrew" w:eastAsia="SBL Hebrew"/>
+          <w:b w:val="0"/>
+          <w:i w:val="0"/>
+          <w:color w:val="1A1A1A"/>
+          <w:sz w:val="22"/>
+        </w:rPr>
+        <w:t>מִצְוָה</w:t>
+      </w:r>
+      <w:r>
+        <w:rPr>
+          <w:rFonts w:ascii="Georgia" w:hAnsi="Georgia" w:cs="SBL Hebrew" w:eastAsia="Georgia"/>
+          <w:b w:val="0"/>
+          <w:i w:val="0"/>
+          <w:color w:val="1A1A1A"/>
+          <w:sz w:val="22"/>
+        </w:rPr>
+        <w:t xml:space="preserve">) of ascending to </w:t>
       </w:r>
       <w:r>
         <w:rPr>
@@ -5925,7 +9485,27 @@
           <w:color w:val="1A1A1A"/>
           <w:sz w:val="22"/>
         </w:rPr>
-        <w:t xml:space="preserve">. When Ezra finally ascended, he found a spiritual crisis of grave dimension. The Jews who had returned had entered widely into intermarriage with the surrounding nations. The count preserved in </w:t>
+        <w:t xml:space="preserve"> (</w:t>
+      </w:r>
+      <w:r>
+        <w:rPr>
+          <w:rFonts w:ascii="SBL Hebrew" w:hAnsi="SBL Hebrew" w:cs="SBL Hebrew" w:eastAsia="SBL Hebrew"/>
+          <w:b w:val="0"/>
+          <w:i w:val="0"/>
+          <w:color w:val="1A1A1A"/>
+          <w:sz w:val="22"/>
+        </w:rPr>
+        <w:t>אֶרֶץ יִשְׂרָאֵל</w:t>
+      </w:r>
+      <w:r>
+        <w:rPr>
+          <w:rFonts w:ascii="Georgia" w:hAnsi="Georgia" w:cs="SBL Hebrew" w:eastAsia="Georgia"/>
+          <w:b w:val="0"/>
+          <w:i w:val="0"/>
+          <w:color w:val="1A1A1A"/>
+          <w:sz w:val="22"/>
+        </w:rPr>
+        <w:t xml:space="preserve">). When Ezra finally ascended, he found a spiritual crisis of grave dimension. The Jews who had returned had entered widely into intermarriage with the surrounding nations. The count preserved in </w:t>
       </w:r>
       <w:r>
         <w:rPr>
@@ -5945,7 +9525,27 @@
           <w:color w:val="1A1A1A"/>
           <w:sz w:val="22"/>
         </w:rPr>
-        <w:t xml:space="preserve">, </w:t>
+        <w:t xml:space="preserve"> (</w:t>
+      </w:r>
+      <w:r>
+        <w:rPr>
+          <w:rFonts w:ascii="SBL Hebrew" w:hAnsi="SBL Hebrew" w:cs="SBL Hebrew" w:eastAsia="SBL Hebrew"/>
+          <w:b w:val="0"/>
+          <w:i w:val="0"/>
+          <w:color w:val="1A1A1A"/>
+          <w:sz w:val="22"/>
+        </w:rPr>
+        <w:t>עֶזְרָא</w:t>
+      </w:r>
+      <w:r>
+        <w:rPr>
+          <w:rFonts w:ascii="Georgia" w:hAnsi="Georgia" w:cs="SBL Hebrew" w:eastAsia="Georgia"/>
+          <w:b w:val="0"/>
+          <w:i w:val="0"/>
+          <w:color w:val="1A1A1A"/>
+          <w:sz w:val="22"/>
+        </w:rPr>
+        <w:t xml:space="preserve">), </w:t>
       </w:r>
       <w:r>
         <w:rPr>
@@ -5985,7 +9585,27 @@
           <w:color w:val="1A1A1A"/>
           <w:sz w:val="22"/>
         </w:rPr>
-        <w:t xml:space="preserve">, </w:t>
+        <w:t xml:space="preserve"> (</w:t>
+      </w:r>
+      <w:r>
+        <w:rPr>
+          <w:rFonts w:ascii="SBL Hebrew" w:hAnsi="SBL Hebrew" w:cs="SBL Hebrew" w:eastAsia="SBL Hebrew"/>
+          <w:b w:val="0"/>
+          <w:i w:val="0"/>
+          <w:color w:val="1A1A1A"/>
+          <w:sz w:val="22"/>
+        </w:rPr>
+        <w:t>כֹּהֲנִים</w:t>
+      </w:r>
+      <w:r>
+        <w:rPr>
+          <w:rFonts w:ascii="Georgia" w:hAnsi="Georgia" w:cs="SBL Hebrew" w:eastAsia="Georgia"/>
+          <w:b w:val="0"/>
+          <w:i w:val="0"/>
+          <w:color w:val="1A1A1A"/>
+          <w:sz w:val="22"/>
+        </w:rPr>
+        <w:t xml:space="preserve">), </w:t>
       </w:r>
       <w:r>
         <w:rPr>
@@ -6025,7 +9645,27 @@
           <w:color w:val="1A1A1A"/>
           <w:sz w:val="22"/>
         </w:rPr>
-        <w:t>. Had the pattern continued unbroken, the return from Bavel would have dissolved into the surrounding population within a generation.</w:t>
+        <w:t xml:space="preserve"> (</w:t>
+      </w:r>
+      <w:r>
+        <w:rPr>
+          <w:rFonts w:ascii="SBL Hebrew" w:hAnsi="SBL Hebrew" w:cs="SBL Hebrew" w:eastAsia="SBL Hebrew"/>
+          <w:b w:val="0"/>
+          <w:i w:val="0"/>
+          <w:color w:val="1A1A1A"/>
+          <w:sz w:val="22"/>
+        </w:rPr>
+        <w:t>שָׂרִים</w:t>
+      </w:r>
+      <w:r>
+        <w:rPr>
+          <w:rFonts w:ascii="Georgia" w:hAnsi="Georgia" w:cs="SBL Hebrew" w:eastAsia="Georgia"/>
+          <w:b w:val="0"/>
+          <w:i w:val="0"/>
+          <w:color w:val="1A1A1A"/>
+          <w:sz w:val="22"/>
+        </w:rPr>
+        <w:t>). Had the pattern continued unbroken, the return from Bavel would have dissolved into the surrounding population within a generation.</w:t>
       </w:r>
     </w:p>
     <w:p>
@@ -6075,7 +9715,27 @@
           <w:color w:val="1A1A1A"/>
           <w:sz w:val="22"/>
         </w:rPr>
-        <w:t xml:space="preserve"> in </w:t>
+        <w:t xml:space="preserve"> (</w:t>
+      </w:r>
+      <w:r>
+        <w:rPr>
+          <w:rFonts w:ascii="SBL Hebrew" w:hAnsi="SBL Hebrew" w:cs="SBL Hebrew" w:eastAsia="SBL Hebrew"/>
+          <w:b w:val="0"/>
+          <w:i w:val="0"/>
+          <w:color w:val="1A1A1A"/>
+          <w:sz w:val="22"/>
+        </w:rPr>
+        <w:t>צִבּוּר</w:t>
+      </w:r>
+      <w:r>
+        <w:rPr>
+          <w:rFonts w:ascii="Georgia" w:hAnsi="Georgia" w:cs="SBL Hebrew" w:eastAsia="Georgia"/>
+          <w:b w:val="0"/>
+          <w:i w:val="0"/>
+          <w:color w:val="1A1A1A"/>
+          <w:sz w:val="22"/>
+        </w:rPr>
+        <w:t xml:space="preserve">) in </w:t>
       </w:r>
       <w:r>
         <w:rPr>
@@ -6095,7 +9755,27 @@
           <w:color w:val="1A1A1A"/>
           <w:sz w:val="22"/>
         </w:rPr>
-        <w:t xml:space="preserve"> and decreed that whoever failed to appear would forfeit his property. The assembly gathered. Ezra rose before them with a </w:t>
+        <w:t xml:space="preserve"> (</w:t>
+      </w:r>
+      <w:r>
+        <w:rPr>
+          <w:rFonts w:ascii="SBL Hebrew" w:hAnsi="SBL Hebrew" w:cs="SBL Hebrew" w:eastAsia="SBL Hebrew"/>
+          <w:b w:val="0"/>
+          <w:i w:val="0"/>
+          <w:color w:val="1A1A1A"/>
+          <w:sz w:val="22"/>
+        </w:rPr>
+        <w:t>יְרוּשָׁלַיִם</w:t>
+      </w:r>
+      <w:r>
+        <w:rPr>
+          <w:rFonts w:ascii="Georgia" w:hAnsi="Georgia" w:cs="SBL Hebrew" w:eastAsia="Georgia"/>
+          <w:b w:val="0"/>
+          <w:i w:val="0"/>
+          <w:color w:val="1A1A1A"/>
+          <w:sz w:val="22"/>
+        </w:rPr>
+        <w:t xml:space="preserve">) and decreed that whoever failed to appear would forfeit his property. The assembly gathered. Ezra rose before them with a </w:t>
       </w:r>
       <w:r>
         <w:rPr>
@@ -6115,7 +9795,27 @@
           <w:color w:val="1A1A1A"/>
           <w:sz w:val="22"/>
         </w:rPr>
-        <w:t xml:space="preserve">, tore his garments in mourning, and wept, and the </w:t>
+        <w:t xml:space="preserve"> (</w:t>
+      </w:r>
+      <w:r>
+        <w:rPr>
+          <w:rFonts w:ascii="SBL Hebrew" w:hAnsi="SBL Hebrew" w:cs="SBL Hebrew" w:eastAsia="SBL Hebrew"/>
+          <w:b w:val="0"/>
+          <w:i w:val="0"/>
+          <w:color w:val="1A1A1A"/>
+          <w:sz w:val="22"/>
+        </w:rPr>
+        <w:t>סֵפֶר תּוֹרָה</w:t>
+      </w:r>
+      <w:r>
+        <w:rPr>
+          <w:rFonts w:ascii="Georgia" w:hAnsi="Georgia" w:cs="SBL Hebrew" w:eastAsia="Georgia"/>
+          <w:b w:val="0"/>
+          <w:i w:val="0"/>
+          <w:color w:val="1A1A1A"/>
+          <w:sz w:val="22"/>
+        </w:rPr>
+        <w:t xml:space="preserve">), tore his garments in mourning, and wept, and the </w:t>
       </w:r>
       <w:r>
         <w:rPr>
@@ -6155,7 +9855,27 @@
           <w:color w:val="1A1A1A"/>
           <w:sz w:val="22"/>
         </w:rPr>
-        <w:t xml:space="preserve"> movement preserved in the sources — those who had entered into intermarriage separated from their non-Jewish wives, and the covenant was renewed.</w:t>
+        <w:t xml:space="preserve"> (</w:t>
+      </w:r>
+      <w:r>
+        <w:rPr>
+          <w:rFonts w:ascii="SBL Hebrew" w:hAnsi="SBL Hebrew" w:cs="SBL Hebrew" w:eastAsia="SBL Hebrew"/>
+          <w:b w:val="0"/>
+          <w:i w:val="0"/>
+          <w:color w:val="1A1A1A"/>
+          <w:sz w:val="22"/>
+        </w:rPr>
+        <w:t>תְּשׁוּבָה</w:t>
+      </w:r>
+      <w:r>
+        <w:rPr>
+          <w:rFonts w:ascii="Georgia" w:hAnsi="Georgia" w:cs="SBL Hebrew" w:eastAsia="Georgia"/>
+          <w:b w:val="0"/>
+          <w:i w:val="0"/>
+          <w:color w:val="1A1A1A"/>
+          <w:sz w:val="22"/>
+        </w:rPr>
+        <w:t>) movement preserved in the sources — those who had entered into intermarriage separated from their non-Jewish wives, and the covenant was renewed.</w:t>
       </w:r>
     </w:p>
     <w:p>
@@ -6190,7 +9910,27 @@
           <w:color w:val="1A1A1A"/>
           <w:sz w:val="22"/>
         </w:rPr>
-        <w:t xml:space="preserve"> to sing. The </w:t>
+        <w:t xml:space="preserve"> (</w:t>
+      </w:r>
+      <w:r>
+        <w:rPr>
+          <w:rFonts w:ascii="SBL Hebrew" w:hAnsi="SBL Hebrew" w:cs="SBL Hebrew" w:eastAsia="SBL Hebrew"/>
+          <w:b w:val="0"/>
+          <w:i w:val="0"/>
+          <w:color w:val="1A1A1A"/>
+          <w:sz w:val="22"/>
+        </w:rPr>
+        <w:t>לְוִיִּים</w:t>
+      </w:r>
+      <w:r>
+        <w:rPr>
+          <w:rFonts w:ascii="Georgia" w:hAnsi="Georgia" w:cs="SBL Hebrew" w:eastAsia="Georgia"/>
+          <w:b w:val="0"/>
+          <w:i w:val="0"/>
+          <w:color w:val="1A1A1A"/>
+          <w:sz w:val="22"/>
+        </w:rPr>
+        <w:t xml:space="preserve">) to sing. The </w:t>
       </w:r>
       <w:r>
         <w:rPr>
@@ -6250,7 +9990,27 @@
           <w:color w:val="1A1A1A"/>
           <w:sz w:val="22"/>
         </w:rPr>
-        <w:t xml:space="preserve"> the </w:t>
+        <w:t xml:space="preserve"> (</w:t>
+      </w:r>
+      <w:r>
+        <w:rPr>
+          <w:rFonts w:ascii="SBL Hebrew" w:hAnsi="SBL Hebrew" w:cs="SBL Hebrew" w:eastAsia="SBL Hebrew"/>
+          <w:b w:val="0"/>
+          <w:i w:val="0"/>
+          <w:color w:val="1A1A1A"/>
+          <w:sz w:val="22"/>
+        </w:rPr>
+        <w:t>פְּסוּקִים</w:t>
+      </w:r>
+      <w:r>
+        <w:rPr>
+          <w:rFonts w:ascii="Georgia" w:hAnsi="Georgia" w:cs="SBL Hebrew" w:eastAsia="Georgia"/>
+          <w:b w:val="0"/>
+          <w:i w:val="0"/>
+          <w:color w:val="1A1A1A"/>
+          <w:sz w:val="22"/>
+        </w:rPr>
+        <w:t xml:space="preserve">) the </w:t>
       </w:r>
       <w:r>
         <w:rPr>
@@ -6440,7 +10200,27 @@
           <w:color w:val="1A1A1A"/>
           <w:sz w:val="22"/>
         </w:rPr>
-        <w:t xml:space="preserve"> — is not </w:t>
+        <w:t xml:space="preserve"> (</w:t>
+      </w:r>
+      <w:r>
+        <w:rPr>
+          <w:rFonts w:ascii="SBL Hebrew" w:hAnsi="SBL Hebrew" w:cs="SBL Hebrew" w:eastAsia="SBL Hebrew"/>
+          <w:b w:val="0"/>
+          <w:i w:val="0"/>
+          <w:color w:val="1A1A1A"/>
+          <w:sz w:val="22"/>
+        </w:rPr>
+        <w:t>בַּעֲלֵי תּוֹסָפוֹת</w:t>
+      </w:r>
+      <w:r>
+        <w:rPr>
+          <w:rFonts w:ascii="Georgia" w:hAnsi="Georgia" w:cs="SBL Hebrew" w:eastAsia="Georgia"/>
+          <w:b w:val="0"/>
+          <w:i w:val="0"/>
+          <w:color w:val="1A1A1A"/>
+          <w:sz w:val="22"/>
+        </w:rPr>
+        <w:t xml:space="preserve">) — is not </w:t>
       </w:r>
       <w:r>
         <w:rPr>
@@ -6460,7 +10240,27 @@
           <w:color w:val="1A1A1A"/>
           <w:sz w:val="22"/>
         </w:rPr>
-        <w:t xml:space="preserve">. It joins the two archetypal moments in the life of </w:t>
+        <w:t xml:space="preserve"> (</w:t>
+      </w:r>
+      <w:r>
+        <w:rPr>
+          <w:rFonts w:ascii="SBL Hebrew" w:hAnsi="SBL Hebrew" w:cs="SBL Hebrew" w:eastAsia="SBL Hebrew"/>
+          <w:b w:val="0"/>
+          <w:i w:val="0"/>
+          <w:color w:val="1A1A1A"/>
+          <w:sz w:val="22"/>
+        </w:rPr>
+        <w:t>סְתָם</w:t>
+      </w:r>
+      <w:r>
+        <w:rPr>
+          <w:rFonts w:ascii="Georgia" w:hAnsi="Georgia" w:cs="SBL Hebrew" w:eastAsia="Georgia"/>
+          <w:b w:val="0"/>
+          <w:i w:val="0"/>
+          <w:color w:val="1A1A1A"/>
+          <w:sz w:val="22"/>
+        </w:rPr>
+        <w:t xml:space="preserve">). It joins the two archetypal moments in the life of </w:t>
       </w:r>
       <w:r>
         <w:rPr>
@@ -6480,7 +10280,27 @@
           <w:color w:val="1A1A1A"/>
           <w:sz w:val="22"/>
         </w:rPr>
-        <w:t xml:space="preserve">: David’s mobilization for the building of the </w:t>
+        <w:t xml:space="preserve"> (</w:t>
+      </w:r>
+      <w:r>
+        <w:rPr>
+          <w:rFonts w:ascii="SBL Hebrew" w:hAnsi="SBL Hebrew" w:cs="SBL Hebrew" w:eastAsia="SBL Hebrew"/>
+          <w:b w:val="0"/>
+          <w:i w:val="0"/>
+          <w:color w:val="1A1A1A"/>
+          <w:sz w:val="22"/>
+        </w:rPr>
+        <w:t>כְּלַל יִשְׂרָאֵל</w:t>
+      </w:r>
+      <w:r>
+        <w:rPr>
+          <w:rFonts w:ascii="Georgia" w:hAnsi="Georgia" w:cs="SBL Hebrew" w:eastAsia="Georgia"/>
+          <w:b w:val="0"/>
+          <w:i w:val="0"/>
+          <w:color w:val="1A1A1A"/>
+          <w:sz w:val="22"/>
+        </w:rPr>
+        <w:t xml:space="preserve">): David’s mobilization for the building of the </w:t>
       </w:r>
       <w:r>
         <w:rPr>
@@ -6520,7 +10340,27 @@
           <w:color w:val="1A1A1A"/>
           <w:sz w:val="22"/>
         </w:rPr>
-        <w:t xml:space="preserve">; neither suffices without the other. Every morning the </w:t>
+        <w:t xml:space="preserve"> (</w:t>
+      </w:r>
+      <w:r>
+        <w:rPr>
+          <w:rFonts w:ascii="SBL Hebrew" w:hAnsi="SBL Hebrew" w:cs="SBL Hebrew" w:eastAsia="SBL Hebrew"/>
+          <w:b w:val="0"/>
+          <w:i w:val="0"/>
+          <w:color w:val="1A1A1A"/>
+          <w:sz w:val="22"/>
+        </w:rPr>
+        <w:t>גְּאֻלָּה</w:t>
+      </w:r>
+      <w:r>
+        <w:rPr>
+          <w:rFonts w:ascii="Georgia" w:hAnsi="Georgia" w:cs="SBL Hebrew" w:eastAsia="Georgia"/>
+          <w:b w:val="0"/>
+          <w:i w:val="0"/>
+          <w:color w:val="1A1A1A"/>
+          <w:sz w:val="22"/>
+        </w:rPr>
+        <w:t xml:space="preserve">); neither suffices without the other. Every morning the </w:t>
       </w:r>
       <w:r>
         <w:rPr>
@@ -6594,7 +10434,27 @@
           <w:color w:val="1A1A1A"/>
           <w:sz w:val="22"/>
         </w:rPr>
-        <w:t xml:space="preserve"> teaches</w:t>
+        <w:t xml:space="preserve"> (</w:t>
+      </w:r>
+      <w:r>
+        <w:rPr>
+          <w:rFonts w:ascii="SBL Hebrew" w:hAnsi="SBL Hebrew" w:cs="SBL Hebrew" w:eastAsia="SBL Hebrew"/>
+          <w:b w:val="0"/>
+          <w:i w:val="0"/>
+          <w:color w:val="1A1A1A"/>
+          <w:sz w:val="22"/>
+        </w:rPr>
+        <w:t>מִדְרָשׁ</w:t>
+      </w:r>
+      <w:r>
+        <w:rPr>
+          <w:rFonts w:ascii="Georgia" w:hAnsi="Georgia" w:cs="SBL Hebrew" w:eastAsia="Georgia"/>
+          <w:b w:val="0"/>
+          <w:i w:val="0"/>
+          <w:color w:val="1A1A1A"/>
+          <w:sz w:val="22"/>
+        </w:rPr>
+        <w:t>) teaches</w:t>
       </w:r>
       <w:r>
         <w:rPr>
@@ -6633,7 +10493,27 @@
           <w:color w:val="1A1A1A"/>
           <w:sz w:val="22"/>
         </w:rPr>
-        <w:t xml:space="preserve"> is composed of five </w:t>
+        <w:t xml:space="preserve"> (</w:t>
+      </w:r>
+      <w:r>
+        <w:rPr>
+          <w:rFonts w:ascii="SBL Hebrew" w:hAnsi="SBL Hebrew" w:cs="SBL Hebrew" w:eastAsia="SBL Hebrew"/>
+          <w:b w:val="0"/>
+          <w:i w:val="0"/>
+          <w:color w:val="1A1A1A"/>
+          <w:sz w:val="22"/>
+        </w:rPr>
+        <w:t>סֵפֶר תְּהִלִּים</w:t>
+      </w:r>
+      <w:r>
+        <w:rPr>
+          <w:rFonts w:ascii="Georgia" w:hAnsi="Georgia" w:cs="SBL Hebrew" w:eastAsia="Georgia"/>
+          <w:b w:val="0"/>
+          <w:i w:val="0"/>
+          <w:color w:val="1A1A1A"/>
+          <w:sz w:val="22"/>
+        </w:rPr>
+        <w:t xml:space="preserve">) is composed of five </w:t>
       </w:r>
       <w:r>
         <w:rPr>
@@ -6653,7 +10533,27 @@
           <w:color w:val="1A1A1A"/>
           <w:sz w:val="22"/>
         </w:rPr>
-        <w:t xml:space="preserve">, corresponding to the five </w:t>
+        <w:t xml:space="preserve"> (</w:t>
+      </w:r>
+      <w:r>
+        <w:rPr>
+          <w:rFonts w:ascii="SBL Hebrew" w:hAnsi="SBL Hebrew" w:cs="SBL Hebrew" w:eastAsia="SBL Hebrew"/>
+          <w:b w:val="0"/>
+          <w:i w:val="0"/>
+          <w:color w:val="1A1A1A"/>
+          <w:sz w:val="22"/>
+        </w:rPr>
+        <w:t>סְפָרִים</w:t>
+      </w:r>
+      <w:r>
+        <w:rPr>
+          <w:rFonts w:ascii="Georgia" w:hAnsi="Georgia" w:cs="SBL Hebrew" w:eastAsia="Georgia"/>
+          <w:b w:val="0"/>
+          <w:i w:val="0"/>
+          <w:color w:val="1A1A1A"/>
+          <w:sz w:val="22"/>
+        </w:rPr>
+        <w:t xml:space="preserve">), corresponding to the five </w:t>
       </w:r>
       <w:r>
         <w:rPr>
@@ -6673,7 +10573,47 @@
           <w:color w:val="1A1A1A"/>
           <w:sz w:val="22"/>
         </w:rPr>
-        <w:t xml:space="preserve"> of the Torah:</w:t>
+        <w:t xml:space="preserve"> (</w:t>
+      </w:r>
+      <w:r>
+        <w:rPr>
+          <w:rFonts w:ascii="SBL Hebrew" w:hAnsi="SBL Hebrew" w:cs="SBL Hebrew" w:eastAsia="SBL Hebrew"/>
+          <w:b w:val="0"/>
+          <w:i w:val="0"/>
+          <w:color w:val="1A1A1A"/>
+          <w:sz w:val="22"/>
+        </w:rPr>
+        <w:t>חוּמָשִׁים</w:t>
+      </w:r>
+      <w:r>
+        <w:rPr>
+          <w:rFonts w:ascii="Georgia" w:hAnsi="Georgia" w:cs="SBL Hebrew" w:eastAsia="Georgia"/>
+          <w:b w:val="0"/>
+          <w:i w:val="0"/>
+          <w:color w:val="1A1A1A"/>
+          <w:sz w:val="22"/>
+        </w:rPr>
+        <w:t>) of the Torah (</w:t>
+      </w:r>
+      <w:r>
+        <w:rPr>
+          <w:rFonts w:ascii="SBL Hebrew" w:hAnsi="SBL Hebrew" w:cs="SBL Hebrew" w:eastAsia="SBL Hebrew"/>
+          <w:b w:val="0"/>
+          <w:i w:val="0"/>
+          <w:color w:val="1A1A1A"/>
+          <w:sz w:val="22"/>
+        </w:rPr>
+        <w:t>תּוֹרָה</w:t>
+      </w:r>
+      <w:r>
+        <w:rPr>
+          <w:rFonts w:ascii="Georgia" w:hAnsi="Georgia" w:cs="SBL Hebrew" w:eastAsia="Georgia"/>
+          <w:b w:val="0"/>
+          <w:i w:val="0"/>
+          <w:color w:val="1A1A1A"/>
+          <w:sz w:val="22"/>
+        </w:rPr>
+        <w:t>):</w:t>
       </w:r>
     </w:p>
     <w:p>
@@ -6768,7 +10708,27 @@
           <w:color w:val="1A1A1A"/>
           <w:sz w:val="22"/>
         </w:rPr>
-        <w:t xml:space="preserve"> print, after the recitation of </w:t>
+        <w:t xml:space="preserve"> (</w:t>
+      </w:r>
+      <w:r>
+        <w:rPr>
+          <w:rFonts w:ascii="SBL Hebrew" w:hAnsi="SBL Hebrew" w:cs="SBL Hebrew" w:eastAsia="SBL Hebrew"/>
+          <w:b w:val="0"/>
+          <w:i w:val="0"/>
+          <w:color w:val="1A1A1A"/>
+          <w:sz w:val="22"/>
+        </w:rPr>
+        <w:t>סִדּוּרִים</w:t>
+      </w:r>
+      <w:r>
+        <w:rPr>
+          <w:rFonts w:ascii="Georgia" w:hAnsi="Georgia" w:cs="SBL Hebrew" w:eastAsia="Georgia"/>
+          <w:b w:val="0"/>
+          <w:i w:val="0"/>
+          <w:color w:val="1A1A1A"/>
+          <w:sz w:val="22"/>
+        </w:rPr>
+        <w:t xml:space="preserve">) print, after the recitation of </w:t>
       </w:r>
       <w:r>
         <w:rPr>
@@ -6788,7 +10748,27 @@
           <w:color w:val="1A1A1A"/>
           <w:sz w:val="22"/>
         </w:rPr>
-        <w:t xml:space="preserve">, four further verses whose purpose is to complete symbolically the five books of </w:t>
+        <w:t xml:space="preserve"> (</w:t>
+      </w:r>
+      <w:r>
+        <w:rPr>
+          <w:rFonts w:ascii="SBL Hebrew" w:hAnsi="SBL Hebrew" w:cs="SBL Hebrew" w:eastAsia="SBL Hebrew"/>
+          <w:b w:val="0"/>
+          <w:i w:val="0"/>
+          <w:color w:val="1A1A1A"/>
+          <w:sz w:val="22"/>
+        </w:rPr>
+        <w:t>כֹּל הַנְּשָׁמָה</w:t>
+      </w:r>
+      <w:r>
+        <w:rPr>
+          <w:rFonts w:ascii="Georgia" w:hAnsi="Georgia" w:cs="SBL Hebrew" w:eastAsia="Georgia"/>
+          <w:b w:val="0"/>
+          <w:i w:val="0"/>
+          <w:color w:val="1A1A1A"/>
+          <w:sz w:val="22"/>
+        </w:rPr>
+        <w:t xml:space="preserve">), four further verses whose purpose is to complete symbolically the five books of </w:t>
       </w:r>
       <w:r>
         <w:rPr>
@@ -6828,7 +10808,27 @@
           <w:color w:val="1A1A1A"/>
           <w:sz w:val="22"/>
         </w:rPr>
-        <w:t xml:space="preserve">. Since </w:t>
+        <w:t xml:space="preserve"> (</w:t>
+      </w:r>
+      <w:r>
+        <w:rPr>
+          <w:rFonts w:ascii="SBL Hebrew" w:hAnsi="SBL Hebrew" w:cs="SBL Hebrew" w:eastAsia="SBL Hebrew"/>
+          <w:b w:val="0"/>
+          <w:i w:val="0"/>
+          <w:color w:val="1A1A1A"/>
+          <w:sz w:val="22"/>
+        </w:rPr>
+        <w:t>תְּפִלָּה</w:t>
+      </w:r>
+      <w:r>
+        <w:rPr>
+          <w:rFonts w:ascii="Georgia" w:hAnsi="Georgia" w:cs="SBL Hebrew" w:eastAsia="Georgia"/>
+          <w:b w:val="0"/>
+          <w:i w:val="0"/>
+          <w:color w:val="1A1A1A"/>
+          <w:sz w:val="22"/>
+        </w:rPr>
+        <w:t xml:space="preserve">). Since </w:t>
       </w:r>
       <w:r>
         <w:rPr>
@@ -6923,7 +10923,27 @@
           <w:color w:val="1A1A1A"/>
           <w:sz w:val="22"/>
         </w:rPr>
-        <w:t xml:space="preserve"> observed a difficulty in the received arrangement: only two of the four appended verses are, in fact, the closing verses of their respective books. The four verses commonly printed are the closing verse of </w:t>
+        <w:t xml:space="preserve"> (</w:t>
+      </w:r>
+      <w:r>
+        <w:rPr>
+          <w:rFonts w:ascii="SBL Hebrew" w:hAnsi="SBL Hebrew" w:cs="SBL Hebrew" w:eastAsia="SBL Hebrew"/>
+          <w:b w:val="0"/>
+          <w:i w:val="0"/>
+          <w:color w:val="1A1A1A"/>
+          <w:sz w:val="22"/>
+        </w:rPr>
+        <w:t>רִאשׁוֹנִים</w:t>
+      </w:r>
+      <w:r>
+        <w:rPr>
+          <w:rFonts w:ascii="Georgia" w:hAnsi="Georgia" w:cs="SBL Hebrew" w:eastAsia="Georgia"/>
+          <w:b w:val="0"/>
+          <w:i w:val="0"/>
+          <w:color w:val="1A1A1A"/>
+          <w:sz w:val="22"/>
+        </w:rPr>
+        <w:t xml:space="preserve">) observed a difficulty in the received arrangement: only two of the four appended verses are, in fact, the closing verses of their respective books. The four verses commonly printed are the closing verse of </w:t>
       </w:r>
       <w:r>
         <w:rPr>
@@ -7123,7 +11143,27 @@
           <w:color w:val="1A1A1A"/>
           <w:sz w:val="22"/>
         </w:rPr>
-        <w:t>.</w:t>
+        <w:t xml:space="preserve"> (</w:t>
+      </w:r>
+      <w:r>
+        <w:rPr>
+          <w:rFonts w:ascii="SBL Hebrew" w:hAnsi="SBL Hebrew" w:cs="SBL Hebrew" w:eastAsia="SBL Hebrew"/>
+          <w:b w:val="0"/>
+          <w:i w:val="0"/>
+          <w:color w:val="1A1A1A"/>
+          <w:sz w:val="22"/>
+        </w:rPr>
+        <w:t>אָמֵן וְאָמֵן</w:t>
+      </w:r>
+      <w:r>
+        <w:rPr>
+          <w:rFonts w:ascii="Georgia" w:hAnsi="Georgia" w:cs="SBL Hebrew" w:eastAsia="Georgia"/>
+          <w:b w:val="0"/>
+          <w:i w:val="0"/>
+          <w:color w:val="1A1A1A"/>
+          <w:sz w:val="22"/>
+        </w:rPr>
+        <w:t>).</w:t>
       </w:r>
     </w:p>
     <w:p>
@@ -7178,7 +11218,27 @@
           <w:color w:val="1A1A1A"/>
           <w:sz w:val="22"/>
         </w:rPr>
-        <w:t xml:space="preserve"> has retained the received arrangement without emendation — a reflection of the general principle that the received text of </w:t>
+        <w:t xml:space="preserve"> (</w:t>
+      </w:r>
+      <w:r>
+        <w:rPr>
+          <w:rFonts w:ascii="SBL Hebrew" w:hAnsi="SBL Hebrew" w:cs="SBL Hebrew" w:eastAsia="SBL Hebrew"/>
+          <w:b w:val="0"/>
+          <w:i w:val="0"/>
+          <w:color w:val="1A1A1A"/>
+          <w:sz w:val="22"/>
+        </w:rPr>
+        <w:t>מָסוֹרָה</w:t>
+      </w:r>
+      <w:r>
+        <w:rPr>
+          <w:rFonts w:ascii="Georgia" w:hAnsi="Georgia" w:cs="SBL Hebrew" w:eastAsia="Georgia"/>
+          <w:b w:val="0"/>
+          <w:i w:val="0"/>
+          <w:color w:val="1A1A1A"/>
+          <w:sz w:val="22"/>
+        </w:rPr>
+        <w:t xml:space="preserve">) has retained the received arrangement without emendation — a reflection of the general principle that the received text of </w:t>
       </w:r>
       <w:r>
         <w:rPr>
@@ -7287,7 +11347,27 @@
           <w:color w:val="1A1A1A"/>
           <w:sz w:val="22"/>
         </w:rPr>
-        <w:t xml:space="preserve"> after </w:t>
+        <w:t xml:space="preserve"> (</w:t>
+      </w:r>
+      <w:r>
+        <w:rPr>
+          <w:rFonts w:ascii="SBL Hebrew" w:hAnsi="SBL Hebrew" w:cs="SBL Hebrew" w:eastAsia="SBL Hebrew"/>
+          <w:b w:val="0"/>
+          <w:i w:val="0"/>
+          <w:color w:val="1A1A1A"/>
+          <w:sz w:val="22"/>
+        </w:rPr>
+        <w:t>שִׁירַת הַיָּם</w:t>
+      </w:r>
+      <w:r>
+        <w:rPr>
+          <w:rFonts w:ascii="Georgia" w:hAnsi="Georgia" w:cs="SBL Hebrew" w:eastAsia="Georgia"/>
+          <w:b w:val="0"/>
+          <w:i w:val="0"/>
+          <w:color w:val="1A1A1A"/>
+          <w:sz w:val="22"/>
+        </w:rPr>
+        <w:t xml:space="preserve">) after </w:t>
       </w:r>
       <w:r>
         <w:rPr>
@@ -7307,7 +11387,27 @@
           <w:color w:val="1A1A1A"/>
           <w:sz w:val="22"/>
         </w:rPr>
-        <w:t xml:space="preserve"> and before </w:t>
+        <w:t xml:space="preserve"> (</w:t>
+      </w:r>
+      <w:r>
+        <w:rPr>
+          <w:rFonts w:ascii="SBL Hebrew" w:hAnsi="SBL Hebrew" w:cs="SBL Hebrew" w:eastAsia="SBL Hebrew"/>
+          <w:b w:val="0"/>
+          <w:i w:val="0"/>
+          <w:color w:val="1A1A1A"/>
+          <w:sz w:val="22"/>
+        </w:rPr>
+        <w:t>בָּרוּךְ ה׳ לְעוֹלָם</w:t>
+      </w:r>
+      <w:r>
+        <w:rPr>
+          <w:rFonts w:ascii="Georgia" w:hAnsi="Georgia" w:cs="SBL Hebrew" w:eastAsia="Georgia"/>
+          <w:b w:val="0"/>
+          <w:i w:val="0"/>
+          <w:color w:val="1A1A1A"/>
+          <w:sz w:val="22"/>
+        </w:rPr>
+        <w:t xml:space="preserve">) and before </w:t>
       </w:r>
       <w:r>
         <w:rPr>
@@ -7327,7 +11427,27 @@
           <w:color w:val="1A1A1A"/>
           <w:sz w:val="22"/>
         </w:rPr>
-        <w:t xml:space="preserve"> presents, strictly, a structural difficulty. </w:t>
+        <w:t xml:space="preserve"> (</w:t>
+      </w:r>
+      <w:r>
+        <w:rPr>
+          <w:rFonts w:ascii="SBL Hebrew" w:hAnsi="SBL Hebrew" w:cs="SBL Hebrew" w:eastAsia="SBL Hebrew"/>
+          <w:b w:val="0"/>
+          <w:i w:val="0"/>
+          <w:color w:val="1A1A1A"/>
+          <w:sz w:val="22"/>
+        </w:rPr>
+        <w:t>יִשְׁתַּבַּח</w:t>
+      </w:r>
+      <w:r>
+        <w:rPr>
+          <w:rFonts w:ascii="Georgia" w:hAnsi="Georgia" w:cs="SBL Hebrew" w:eastAsia="Georgia"/>
+          <w:b w:val="0"/>
+          <w:i w:val="0"/>
+          <w:color w:val="1A1A1A"/>
+          <w:sz w:val="22"/>
+        </w:rPr>
+        <w:t xml:space="preserve">) presents, strictly, a structural difficulty. </w:t>
       </w:r>
       <w:r>
         <w:rPr>
@@ -7347,7 +11467,27 @@
           <w:color w:val="1A1A1A"/>
           <w:sz w:val="22"/>
         </w:rPr>
-        <w:t xml:space="preserve"> is a bracketed unit sealed by </w:t>
+        <w:t xml:space="preserve"> (</w:t>
+      </w:r>
+      <w:r>
+        <w:rPr>
+          <w:rFonts w:ascii="SBL Hebrew" w:hAnsi="SBL Hebrew" w:cs="SBL Hebrew" w:eastAsia="SBL Hebrew"/>
+          <w:b w:val="0"/>
+          <w:i w:val="0"/>
+          <w:color w:val="1A1A1A"/>
+          <w:sz w:val="22"/>
+        </w:rPr>
+        <w:t>פְּסוּקֵי דְּזִמְרָה</w:t>
+      </w:r>
+      <w:r>
+        <w:rPr>
+          <w:rFonts w:ascii="Georgia" w:hAnsi="Georgia" w:cs="SBL Hebrew" w:eastAsia="Georgia"/>
+          <w:b w:val="0"/>
+          <w:i w:val="0"/>
+          <w:color w:val="1A1A1A"/>
+          <w:sz w:val="22"/>
+        </w:rPr>
+        <w:t xml:space="preserve">) is a bracketed unit sealed by </w:t>
       </w:r>
       <w:r>
         <w:rPr>
@@ -7387,7 +11527,27 @@
           <w:color w:val="1A1A1A"/>
           <w:sz w:val="22"/>
         </w:rPr>
-        <w:t xml:space="preserve"> before that closure is at least on the surface a </w:t>
+        <w:t xml:space="preserve"> (</w:t>
+      </w:r>
+      <w:r>
+        <w:rPr>
+          <w:rFonts w:ascii="SBL Hebrew" w:hAnsi="SBL Hebrew" w:cs="SBL Hebrew" w:eastAsia="SBL Hebrew"/>
+          <w:b w:val="0"/>
+          <w:i w:val="0"/>
+          <w:color w:val="1A1A1A"/>
+          <w:sz w:val="22"/>
+        </w:rPr>
+        <w:t>חוּמָשׁ</w:t>
+      </w:r>
+      <w:r>
+        <w:rPr>
+          <w:rFonts w:ascii="Georgia" w:hAnsi="Georgia" w:cs="SBL Hebrew" w:eastAsia="Georgia"/>
+          <w:b w:val="0"/>
+          <w:i w:val="0"/>
+          <w:color w:val="1A1A1A"/>
+          <w:sz w:val="22"/>
+        </w:rPr>
+        <w:t xml:space="preserve">) before that closure is at least on the surface a </w:t>
       </w:r>
       <w:r>
         <w:rPr>
@@ -7407,7 +11567,27 @@
           <w:color w:val="1A1A1A"/>
           <w:sz w:val="22"/>
         </w:rPr>
-        <w:t xml:space="preserve">. The </w:t>
+        <w:t xml:space="preserve"> (</w:t>
+      </w:r>
+      <w:r>
+        <w:rPr>
+          <w:rFonts w:ascii="SBL Hebrew" w:hAnsi="SBL Hebrew" w:cs="SBL Hebrew" w:eastAsia="SBL Hebrew"/>
+          <w:b w:val="0"/>
+          <w:i w:val="0"/>
+          <w:color w:val="1A1A1A"/>
+          <w:sz w:val="22"/>
+        </w:rPr>
+        <w:t>הֶפְסֵק</w:t>
+      </w:r>
+      <w:r>
+        <w:rPr>
+          <w:rFonts w:ascii="Georgia" w:hAnsi="Georgia" w:cs="SBL Hebrew" w:eastAsia="Georgia"/>
+          <w:b w:val="0"/>
+          <w:i w:val="0"/>
+          <w:color w:val="1A1A1A"/>
+          <w:sz w:val="22"/>
+        </w:rPr>
+        <w:t xml:space="preserve">). The </w:t>
       </w:r>
       <w:r>
         <w:rPr>
@@ -7427,7 +11607,27 @@
           <w:color w:val="1A1A1A"/>
           <w:sz w:val="22"/>
         </w:rPr>
-        <w:t xml:space="preserve"> divided on the question.</w:t>
+        <w:t xml:space="preserve"> (</w:t>
+      </w:r>
+      <w:r>
+        <w:rPr>
+          <w:rFonts w:ascii="SBL Hebrew" w:hAnsi="SBL Hebrew" w:cs="SBL Hebrew" w:eastAsia="SBL Hebrew"/>
+          <w:b w:val="0"/>
+          <w:i w:val="0"/>
+          <w:color w:val="1A1A1A"/>
+          <w:sz w:val="22"/>
+        </w:rPr>
+        <w:t>רִאשׁוֹנִים</w:t>
+      </w:r>
+      <w:r>
+        <w:rPr>
+          <w:rFonts w:ascii="Georgia" w:hAnsi="Georgia" w:cs="SBL Hebrew" w:eastAsia="Georgia"/>
+          <w:b w:val="0"/>
+          <w:i w:val="0"/>
+          <w:color w:val="1A1A1A"/>
+          <w:sz w:val="22"/>
+        </w:rPr>
+        <w:t>) divided on the question.</w:t>
       </w:r>
     </w:p>
     <w:p>
@@ -7477,7 +11677,27 @@
           <w:color w:val="1A1A1A"/>
           <w:sz w:val="22"/>
         </w:rPr>
-        <w:t xml:space="preserve"> of the </w:t>
+        <w:t xml:space="preserve"> (</w:t>
+      </w:r>
+      <w:r>
+        <w:rPr>
+          <w:rFonts w:ascii="SBL Hebrew" w:hAnsi="SBL Hebrew" w:cs="SBL Hebrew" w:eastAsia="SBL Hebrew"/>
+          <w:b w:val="0"/>
+          <w:i w:val="0"/>
+          <w:color w:val="1A1A1A"/>
+          <w:sz w:val="22"/>
+        </w:rPr>
+        <w:t>סִדּוּרִים</w:t>
+      </w:r>
+      <w:r>
+        <w:rPr>
+          <w:rFonts w:ascii="Georgia" w:hAnsi="Georgia" w:cs="SBL Hebrew" w:eastAsia="Georgia"/>
+          <w:b w:val="0"/>
+          <w:i w:val="0"/>
+          <w:color w:val="1A1A1A"/>
+          <w:sz w:val="22"/>
+        </w:rPr>
+        <w:t xml:space="preserve">) of the </w:t>
       </w:r>
       <w:r>
         <w:rPr>
@@ -7497,7 +11717,27 @@
           <w:color w:val="1A1A1A"/>
           <w:sz w:val="22"/>
         </w:rPr>
-        <w:t xml:space="preserve"> — both </w:t>
+        <w:t xml:space="preserve"> (</w:t>
+      </w:r>
+      <w:r>
+        <w:rPr>
+          <w:rFonts w:ascii="SBL Hebrew" w:hAnsi="SBL Hebrew" w:cs="SBL Hebrew" w:eastAsia="SBL Hebrew"/>
+          <w:b w:val="0"/>
+          <w:i w:val="0"/>
+          <w:color w:val="1A1A1A"/>
+          <w:sz w:val="22"/>
+        </w:rPr>
+        <w:t>גְּאוֹנִים</w:t>
+      </w:r>
+      <w:r>
+        <w:rPr>
+          <w:rFonts w:ascii="Georgia" w:hAnsi="Georgia" w:cs="SBL Hebrew" w:eastAsia="Georgia"/>
+          <w:b w:val="0"/>
+          <w:i w:val="0"/>
+          <w:color w:val="1A1A1A"/>
+          <w:sz w:val="22"/>
+        </w:rPr>
+        <w:t xml:space="preserve">) — both </w:t>
       </w:r>
       <w:r>
         <w:rPr>
@@ -7517,7 +11757,27 @@
           <w:color w:val="1A1A1A"/>
           <w:sz w:val="22"/>
         </w:rPr>
-        <w:t xml:space="preserve"> and </w:t>
+        <w:t xml:space="preserve"> (</w:t>
+      </w:r>
+      <w:r>
+        <w:rPr>
+          <w:rFonts w:ascii="SBL Hebrew" w:hAnsi="SBL Hebrew" w:cs="SBL Hebrew" w:eastAsia="SBL Hebrew"/>
+          <w:b w:val="0"/>
+          <w:i w:val="0"/>
+          <w:color w:val="1A1A1A"/>
+          <w:sz w:val="22"/>
+        </w:rPr>
+        <w:t>סִדּוּר רַב עַמְרָם גָּאוֹן</w:t>
+      </w:r>
+      <w:r>
+        <w:rPr>
+          <w:rFonts w:ascii="Georgia" w:hAnsi="Georgia" w:cs="SBL Hebrew" w:eastAsia="Georgia"/>
+          <w:b w:val="0"/>
+          <w:i w:val="0"/>
+          <w:color w:val="1A1A1A"/>
+          <w:sz w:val="22"/>
+        </w:rPr>
+        <w:t xml:space="preserve">) and </w:t>
       </w:r>
       <w:r>
         <w:rPr>
@@ -7528,6 +11788,36 @@
           <w:sz w:val="22"/>
         </w:rPr>
         <w:t>Siddur Rav Saadia Gaon</w:t>
+      </w:r>
+      <w:r>
+        <w:rPr>
+          <w:rFonts w:ascii="Georgia" w:hAnsi="Georgia" w:cs="SBL Hebrew" w:eastAsia="Georgia"/>
+          <w:b w:val="0"/>
+          <w:i w:val="0"/>
+          <w:color w:val="1A1A1A"/>
+          <w:sz w:val="22"/>
+        </w:rPr>
+        <w:t xml:space="preserve"> (</w:t>
+      </w:r>
+      <w:r>
+        <w:rPr>
+          <w:rFonts w:ascii="SBL Hebrew" w:hAnsi="SBL Hebrew" w:cs="SBL Hebrew" w:eastAsia="SBL Hebrew"/>
+          <w:b w:val="0"/>
+          <w:i w:val="0"/>
+          <w:color w:val="1A1A1A"/>
+          <w:sz w:val="22"/>
+        </w:rPr>
+        <w:t>סִדּוּר רַב סְעַדְיָה גָּאוֹן</w:t>
+      </w:r>
+      <w:r>
+        <w:rPr>
+          <w:rFonts w:ascii="Georgia" w:hAnsi="Georgia" w:cs="SBL Hebrew" w:eastAsia="Georgia"/>
+          <w:b w:val="0"/>
+          <w:i w:val="0"/>
+          <w:color w:val="1A1A1A"/>
+          <w:sz w:val="22"/>
+        </w:rPr>
+        <w:t>)</w:t>
       </w:r>
       <w:r>
         <w:rPr>
@@ -7586,7 +11876,47 @@
           <w:color w:val="1A1A1A"/>
           <w:sz w:val="22"/>
         </w:rPr>
-        <w:t xml:space="preserve">. Both write expressly that a community wishing to recite it on Shabbos and </w:t>
+        <w:t xml:space="preserve"> (</w:t>
+      </w:r>
+      <w:r>
+        <w:rPr>
+          <w:rFonts w:ascii="SBL Hebrew" w:hAnsi="SBL Hebrew" w:cs="SBL Hebrew" w:eastAsia="SBL Hebrew"/>
+          <w:b w:val="0"/>
+          <w:i w:val="0"/>
+          <w:color w:val="1A1A1A"/>
+          <w:sz w:val="22"/>
+        </w:rPr>
+        <w:t>תְּפִלָּה</w:t>
+      </w:r>
+      <w:r>
+        <w:rPr>
+          <w:rFonts w:ascii="Georgia" w:hAnsi="Georgia" w:cs="SBL Hebrew" w:eastAsia="Georgia"/>
+          <w:b w:val="0"/>
+          <w:i w:val="0"/>
+          <w:color w:val="1A1A1A"/>
+          <w:sz w:val="22"/>
+        </w:rPr>
+        <w:t>). Both write expressly that a community wishing to recite it on Shabbos (</w:t>
+      </w:r>
+      <w:r>
+        <w:rPr>
+          <w:rFonts w:ascii="SBL Hebrew" w:hAnsi="SBL Hebrew" w:cs="SBL Hebrew" w:eastAsia="SBL Hebrew"/>
+          <w:b w:val="0"/>
+          <w:i w:val="0"/>
+          <w:color w:val="1A1A1A"/>
+          <w:sz w:val="22"/>
+        </w:rPr>
+        <w:t>שַׁבָּת</w:t>
+      </w:r>
+      <w:r>
+        <w:rPr>
+          <w:rFonts w:ascii="Georgia" w:hAnsi="Georgia" w:cs="SBL Hebrew" w:eastAsia="Georgia"/>
+          <w:b w:val="0"/>
+          <w:i w:val="0"/>
+          <w:color w:val="1A1A1A"/>
+          <w:sz w:val="22"/>
+        </w:rPr>
+        <w:t xml:space="preserve">) and </w:t>
       </w:r>
       <w:r>
         <w:rPr>
@@ -7606,7 +11936,27 @@
           <w:color w:val="1A1A1A"/>
           <w:sz w:val="22"/>
         </w:rPr>
-        <w:t xml:space="preserve"> may do so, but the recitation is not required, and one who omits it is not to be protested. The two great </w:t>
+        <w:t xml:space="preserve"> (</w:t>
+      </w:r>
+      <w:r>
+        <w:rPr>
+          <w:rFonts w:ascii="SBL Hebrew" w:hAnsi="SBL Hebrew" w:cs="SBL Hebrew" w:eastAsia="SBL Hebrew"/>
+          <w:b w:val="0"/>
+          <w:i w:val="0"/>
+          <w:color w:val="1A1A1A"/>
+          <w:sz w:val="22"/>
+        </w:rPr>
+        <w:t>יוֹם טוֹב</w:t>
+      </w:r>
+      <w:r>
+        <w:rPr>
+          <w:rFonts w:ascii="Georgia" w:hAnsi="Georgia" w:cs="SBL Hebrew" w:eastAsia="Georgia"/>
+          <w:b w:val="0"/>
+          <w:i w:val="0"/>
+          <w:color w:val="1A1A1A"/>
+          <w:sz w:val="22"/>
+        </w:rPr>
+        <w:t xml:space="preserve">) may do so, but the recitation is not required, and one who omits it is not to be protested. The two great </w:t>
       </w:r>
       <w:r>
         <w:rPr>
@@ -7626,7 +11976,27 @@
           <w:color w:val="1A1A1A"/>
           <w:sz w:val="22"/>
         </w:rPr>
-        <w:t xml:space="preserve"> of Sura and Pumbedisa — whose leadership constituted the halachic backbone of the Geonic period — preserved the </w:t>
+        <w:t xml:space="preserve"> (</w:t>
+      </w:r>
+      <w:r>
+        <w:rPr>
+          <w:rFonts w:ascii="SBL Hebrew" w:hAnsi="SBL Hebrew" w:cs="SBL Hebrew" w:eastAsia="SBL Hebrew"/>
+          <w:b w:val="0"/>
+          <w:i w:val="0"/>
+          <w:color w:val="1A1A1A"/>
+          <w:sz w:val="22"/>
+        </w:rPr>
+        <w:t>יְשִׁיבוֹת</w:t>
+      </w:r>
+      <w:r>
+        <w:rPr>
+          <w:rFonts w:ascii="Georgia" w:hAnsi="Georgia" w:cs="SBL Hebrew" w:eastAsia="Georgia"/>
+          <w:b w:val="0"/>
+          <w:i w:val="0"/>
+          <w:color w:val="1A1A1A"/>
+          <w:sz w:val="22"/>
+        </w:rPr>
+        <w:t xml:space="preserve">) of Sura and Pumbedisa — whose leadership constituted the halachic backbone of the Geonic period — preserved the </w:t>
       </w:r>
       <w:r>
         <w:rPr>
@@ -7696,7 +12066,27 @@
           <w:color w:val="1A1A1A"/>
           <w:sz w:val="22"/>
         </w:rPr>
-        <w:t xml:space="preserve">, in </w:t>
+        <w:t xml:space="preserve"> (</w:t>
+      </w:r>
+      <w:r>
+        <w:rPr>
+          <w:rFonts w:ascii="SBL Hebrew" w:hAnsi="SBL Hebrew" w:cs="SBL Hebrew" w:eastAsia="SBL Hebrew"/>
+          <w:b w:val="0"/>
+          <w:i w:val="0"/>
+          <w:color w:val="1A1A1A"/>
+          <w:sz w:val="22"/>
+        </w:rPr>
+        <w:t>רַמְבַּ״ם</w:t>
+      </w:r>
+      <w:r>
+        <w:rPr>
+          <w:rFonts w:ascii="Georgia" w:hAnsi="Georgia" w:cs="SBL Hebrew" w:eastAsia="Georgia"/>
+          <w:b w:val="0"/>
+          <w:i w:val="0"/>
+          <w:color w:val="1A1A1A"/>
+          <w:sz w:val="22"/>
+        </w:rPr>
+        <w:t xml:space="preserve">), in </w:t>
       </w:r>
       <w:r>
         <w:rPr>
@@ -7716,7 +12106,27 @@
           <w:color w:val="1A1A1A"/>
           <w:sz w:val="22"/>
         </w:rPr>
-        <w:t>,</w:t>
+        <w:t xml:space="preserve"> (</w:t>
+      </w:r>
+      <w:r>
+        <w:rPr>
+          <w:rFonts w:ascii="SBL Hebrew" w:hAnsi="SBL Hebrew" w:cs="SBL Hebrew" w:eastAsia="SBL Hebrew"/>
+          <w:b w:val="0"/>
+          <w:i w:val="0"/>
+          <w:color w:val="1A1A1A"/>
+          <w:sz w:val="22"/>
+        </w:rPr>
+        <w:t>הִלְכוֹת תְּפִלָּה</w:t>
+      </w:r>
+      <w:r>
+        <w:rPr>
+          <w:rFonts w:ascii="Georgia" w:hAnsi="Georgia" w:cs="SBL Hebrew" w:eastAsia="Georgia"/>
+          <w:b w:val="0"/>
+          <w:i w:val="0"/>
+          <w:color w:val="1A1A1A"/>
+          <w:sz w:val="22"/>
+        </w:rPr>
+        <w:t>),</w:t>
       </w:r>
       <w:r>
         <w:rPr>
@@ -7815,7 +12225,27 @@
           <w:color w:val="1A1A1A"/>
           <w:sz w:val="22"/>
         </w:rPr>
-        <w:t xml:space="preserve">-frame of </w:t>
+        <w:t xml:space="preserve"> (</w:t>
+      </w:r>
+      <w:r>
+        <w:rPr>
+          <w:rFonts w:ascii="SBL Hebrew" w:hAnsi="SBL Hebrew" w:cs="SBL Hebrew" w:eastAsia="SBL Hebrew"/>
+          <w:b w:val="0"/>
+          <w:i w:val="0"/>
+          <w:color w:val="1A1A1A"/>
+          <w:sz w:val="22"/>
+        </w:rPr>
+        <w:t>בְּרָכָה</w:t>
+      </w:r>
+      <w:r>
+        <w:rPr>
+          <w:rFonts w:ascii="Georgia" w:hAnsi="Georgia" w:cs="SBL Hebrew" w:eastAsia="Georgia"/>
+          <w:b w:val="0"/>
+          <w:i w:val="0"/>
+          <w:color w:val="1A1A1A"/>
+          <w:sz w:val="22"/>
+        </w:rPr>
+        <w:t xml:space="preserve">)-frame of </w:t>
       </w:r>
       <w:r>
         <w:rPr>
@@ -7905,7 +12335,27 @@
           <w:color w:val="1A1A1A"/>
           <w:sz w:val="22"/>
         </w:rPr>
-        <w:t xml:space="preserve">, in its treatment of </w:t>
+        <w:t xml:space="preserve"> (</w:t>
+      </w:r>
+      <w:r>
+        <w:rPr>
+          <w:rFonts w:ascii="SBL Hebrew" w:hAnsi="SBL Hebrew" w:cs="SBL Hebrew" w:eastAsia="SBL Hebrew"/>
+          <w:b w:val="0"/>
+          <w:i w:val="0"/>
+          <w:color w:val="1A1A1A"/>
+          <w:sz w:val="22"/>
+        </w:rPr>
+        <w:t>זֹהַר הַקָּדוֹשׁ</w:t>
+      </w:r>
+      <w:r>
+        <w:rPr>
+          <w:rFonts w:ascii="Georgia" w:hAnsi="Georgia" w:cs="SBL Hebrew" w:eastAsia="Georgia"/>
+          <w:b w:val="0"/>
+          <w:i w:val="0"/>
+          <w:color w:val="1A1A1A"/>
+          <w:sz w:val="22"/>
+        </w:rPr>
+        <w:t xml:space="preserve">), in its treatment of </w:t>
       </w:r>
       <w:r>
         <w:rPr>
@@ -7925,7 +12375,27 @@
           <w:color w:val="1A1A1A"/>
           <w:sz w:val="22"/>
         </w:rPr>
-        <w:t>,</w:t>
+        <w:t xml:space="preserve"> (</w:t>
+      </w:r>
+      <w:r>
+        <w:rPr>
+          <w:rFonts w:ascii="SBL Hebrew" w:hAnsi="SBL Hebrew" w:cs="SBL Hebrew" w:eastAsia="SBL Hebrew"/>
+          <w:b w:val="0"/>
+          <w:i w:val="0"/>
+          <w:color w:val="1A1A1A"/>
+          <w:sz w:val="22"/>
+        </w:rPr>
+        <w:t>פָּרָשַׁת בְּשַׁלַּח</w:t>
+      </w:r>
+      <w:r>
+        <w:rPr>
+          <w:rFonts w:ascii="Georgia" w:hAnsi="Georgia" w:cs="SBL Hebrew" w:eastAsia="Georgia"/>
+          <w:b w:val="0"/>
+          <w:i w:val="0"/>
+          <w:color w:val="1A1A1A"/>
+          <w:sz w:val="22"/>
+        </w:rPr>
+        <w:t>),</w:t>
       </w:r>
       <w:r>
         <w:rPr>
@@ -7984,7 +12454,27 @@
           <w:color w:val="1A1A1A"/>
           <w:sz w:val="22"/>
         </w:rPr>
-        <w:t xml:space="preserve"> — and requires its recitation in the position preceding </w:t>
+        <w:t xml:space="preserve"> (</w:t>
+      </w:r>
+      <w:r>
+        <w:rPr>
+          <w:rFonts w:ascii="SBL Hebrew" w:hAnsi="SBL Hebrew" w:cs="SBL Hebrew" w:eastAsia="SBL Hebrew"/>
+          <w:b w:val="0"/>
+          <w:i w:val="0"/>
+          <w:color w:val="1A1A1A"/>
+          <w:sz w:val="22"/>
+        </w:rPr>
+        <w:t>עַל פִּי סוֹד</w:t>
+      </w:r>
+      <w:r>
+        <w:rPr>
+          <w:rFonts w:ascii="Georgia" w:hAnsi="Georgia" w:cs="SBL Hebrew" w:eastAsia="Georgia"/>
+          <w:b w:val="0"/>
+          <w:i w:val="0"/>
+          <w:color w:val="1A1A1A"/>
+          <w:sz w:val="22"/>
+        </w:rPr>
+        <w:t xml:space="preserve">) — and requires its recitation in the position preceding </w:t>
       </w:r>
       <w:r>
         <w:rPr>
@@ -8024,7 +12514,27 @@
           <w:color w:val="1A1A1A"/>
           <w:sz w:val="22"/>
         </w:rPr>
-        <w:t xml:space="preserve"> systematized this </w:t>
+        <w:t xml:space="preserve"> (</w:t>
+      </w:r>
+      <w:r>
+        <w:rPr>
+          <w:rFonts w:ascii="SBL Hebrew" w:hAnsi="SBL Hebrew" w:cs="SBL Hebrew" w:eastAsia="SBL Hebrew"/>
+          <w:b w:val="0"/>
+          <w:i w:val="0"/>
+          <w:color w:val="1A1A1A"/>
+          <w:sz w:val="22"/>
+        </w:rPr>
+        <w:t>אֲרִיזַ״ל</w:t>
+      </w:r>
+      <w:r>
+        <w:rPr>
+          <w:rFonts w:ascii="Georgia" w:hAnsi="Georgia" w:cs="SBL Hebrew" w:eastAsia="Georgia"/>
+          <w:b w:val="0"/>
+          <w:i w:val="0"/>
+          <w:color w:val="1A1A1A"/>
+          <w:sz w:val="22"/>
+        </w:rPr>
+        <w:t xml:space="preserve">) systematized this </w:t>
       </w:r>
       <w:r>
         <w:rPr>
@@ -8044,7 +12554,27 @@
           <w:color w:val="1A1A1A"/>
           <w:sz w:val="22"/>
         </w:rPr>
-        <w:t xml:space="preserve"> into universal daily practice.</w:t>
+        <w:t xml:space="preserve"> (</w:t>
+      </w:r>
+      <w:r>
+        <w:rPr>
+          <w:rFonts w:ascii="SBL Hebrew" w:hAnsi="SBL Hebrew" w:cs="SBL Hebrew" w:eastAsia="SBL Hebrew"/>
+          <w:b w:val="0"/>
+          <w:i w:val="0"/>
+          <w:color w:val="1A1A1A"/>
+          <w:sz w:val="22"/>
+        </w:rPr>
+        <w:t>פְּסָק</w:t>
+      </w:r>
+      <w:r>
+        <w:rPr>
+          <w:rFonts w:ascii="Georgia" w:hAnsi="Georgia" w:cs="SBL Hebrew" w:eastAsia="Georgia"/>
+          <w:b w:val="0"/>
+          <w:i w:val="0"/>
+          <w:color w:val="1A1A1A"/>
+          <w:sz w:val="22"/>
+        </w:rPr>
+        <w:t>) into universal daily practice.</w:t>
       </w:r>
     </w:p>
     <w:p>
@@ -8099,7 +12629,27 @@
           <w:color w:val="1A1A1A"/>
           <w:sz w:val="22"/>
         </w:rPr>
-        <w:t xml:space="preserve"> hold that </w:t>
+        <w:t xml:space="preserve"> (</w:t>
+      </w:r>
+      <w:r>
+        <w:rPr>
+          <w:rFonts w:ascii="SBL Hebrew" w:hAnsi="SBL Hebrew" w:cs="SBL Hebrew" w:eastAsia="SBL Hebrew"/>
+          <w:b w:val="0"/>
+          <w:i w:val="0"/>
+          <w:color w:val="1A1A1A"/>
+          <w:sz w:val="22"/>
+        </w:rPr>
+        <w:t>פּוֹסְקִים</w:t>
+      </w:r>
+      <w:r>
+        <w:rPr>
+          <w:rFonts w:ascii="Georgia" w:hAnsi="Georgia" w:cs="SBL Hebrew" w:eastAsia="Georgia"/>
+          <w:b w:val="0"/>
+          <w:i w:val="0"/>
+          <w:color w:val="1A1A1A"/>
+          <w:sz w:val="22"/>
+        </w:rPr>
+        <w:t xml:space="preserve">) hold that </w:t>
       </w:r>
       <w:r>
         <w:rPr>
@@ -8139,7 +12689,27 @@
           <w:color w:val="1A1A1A"/>
           <w:sz w:val="22"/>
         </w:rPr>
-        <w:t xml:space="preserve">, is not a foreign body inserted into </w:t>
+        <w:t xml:space="preserve"> (</w:t>
+      </w:r>
+      <w:r>
+        <w:rPr>
+          <w:rFonts w:ascii="SBL Hebrew" w:hAnsi="SBL Hebrew" w:cs="SBL Hebrew" w:eastAsia="SBL Hebrew"/>
+          <w:b w:val="0"/>
+          <w:i w:val="0"/>
+          <w:color w:val="1A1A1A"/>
+          <w:sz w:val="22"/>
+        </w:rPr>
+        <w:t>זֹהַר</w:t>
+      </w:r>
+      <w:r>
+        <w:rPr>
+          <w:rFonts w:ascii="Georgia" w:hAnsi="Georgia" w:cs="SBL Hebrew" w:eastAsia="Georgia"/>
+          <w:b w:val="0"/>
+          <w:i w:val="0"/>
+          <w:color w:val="1A1A1A"/>
+          <w:sz w:val="22"/>
+        </w:rPr>
+        <w:t xml:space="preserve">), is not a foreign body inserted into </w:t>
       </w:r>
       <w:r>
         <w:rPr>
@@ -8179,7 +12749,27 @@
           <w:color w:val="1A1A1A"/>
           <w:sz w:val="22"/>
         </w:rPr>
-        <w:t xml:space="preserve"> unit itself — a further layer of the very praise of which </w:t>
+        <w:t xml:space="preserve"> (</w:t>
+      </w:r>
+      <w:r>
+        <w:rPr>
+          <w:rFonts w:ascii="SBL Hebrew" w:hAnsi="SBL Hebrew" w:cs="SBL Hebrew" w:eastAsia="SBL Hebrew"/>
+          <w:b w:val="0"/>
+          <w:i w:val="0"/>
+          <w:color w:val="1A1A1A"/>
+          <w:sz w:val="22"/>
+        </w:rPr>
+        <w:t>שֶׁבַח</w:t>
+      </w:r>
+      <w:r>
+        <w:rPr>
+          <w:rFonts w:ascii="Georgia" w:hAnsi="Georgia" w:cs="SBL Hebrew" w:eastAsia="Georgia"/>
+          <w:b w:val="0"/>
+          <w:i w:val="0"/>
+          <w:color w:val="1A1A1A"/>
+          <w:sz w:val="22"/>
+        </w:rPr>
+        <w:t xml:space="preserve">) unit itself — a further layer of the very praise of which </w:t>
       </w:r>
       <w:r>
         <w:rPr>
@@ -8239,7 +12829,27 @@
           <w:color w:val="1A1A1A"/>
           <w:sz w:val="22"/>
         </w:rPr>
-        <w:t xml:space="preserve">: an extension of the closing praise, not an interruption of it. The Rambam and the </w:t>
+        <w:t xml:space="preserve"> (</w:t>
+      </w:r>
+      <w:r>
+        <w:rPr>
+          <w:rFonts w:ascii="SBL Hebrew" w:hAnsi="SBL Hebrew" w:cs="SBL Hebrew" w:eastAsia="SBL Hebrew"/>
+          <w:b w:val="0"/>
+          <w:i w:val="0"/>
+          <w:color w:val="1A1A1A"/>
+          <w:sz w:val="22"/>
+        </w:rPr>
+        <w:t>צֹרֶךְ הַתְּפִלָּה</w:t>
+      </w:r>
+      <w:r>
+        <w:rPr>
+          <w:rFonts w:ascii="Georgia" w:hAnsi="Georgia" w:cs="SBL Hebrew" w:eastAsia="Georgia"/>
+          <w:b w:val="0"/>
+          <w:i w:val="0"/>
+          <w:color w:val="1A1A1A"/>
+          <w:sz w:val="22"/>
+        </w:rPr>
+        <w:t xml:space="preserve">): an extension of the closing praise, not an interruption of it. The Rambam and the </w:t>
       </w:r>
       <w:r>
         <w:rPr>
@@ -8339,7 +12949,27 @@
           <w:color w:val="1A1A1A"/>
           <w:sz w:val="22"/>
         </w:rPr>
-        <w:t xml:space="preserve">, whose </w:t>
+        <w:t xml:space="preserve"> (</w:t>
+      </w:r>
+      <w:r>
+        <w:rPr>
+          <w:rFonts w:ascii="SBL Hebrew" w:hAnsi="SBL Hebrew" w:cs="SBL Hebrew" w:eastAsia="SBL Hebrew"/>
+          <w:b w:val="0"/>
+          <w:i w:val="0"/>
+          <w:color w:val="1A1A1A"/>
+          <w:sz w:val="22"/>
+        </w:rPr>
+        <w:t>סִדּוּר</w:t>
+      </w:r>
+      <w:r>
+        <w:rPr>
+          <w:rFonts w:ascii="Georgia" w:hAnsi="Georgia" w:cs="SBL Hebrew" w:eastAsia="Georgia"/>
+          <w:b w:val="0"/>
+          <w:i w:val="0"/>
+          <w:color w:val="1A1A1A"/>
+          <w:sz w:val="22"/>
+        </w:rPr>
+        <w:t xml:space="preserve">), whose </w:t>
       </w:r>
       <w:r>
         <w:rPr>
@@ -8379,7 +13009,27 @@
           <w:color w:val="1A1A1A"/>
           <w:sz w:val="22"/>
         </w:rPr>
-        <w:t xml:space="preserve"> extended a degree of trust exceeding the ordinary protocols of </w:t>
+        <w:t xml:space="preserve"> (</w:t>
+      </w:r>
+      <w:r>
+        <w:rPr>
+          <w:rFonts w:ascii="SBL Hebrew" w:hAnsi="SBL Hebrew" w:cs="SBL Hebrew" w:eastAsia="SBL Hebrew"/>
+          <w:b w:val="0"/>
+          <w:i w:val="0"/>
+          <w:color w:val="1A1A1A"/>
+          <w:sz w:val="22"/>
+        </w:rPr>
+        <w:t>כְּלַל יִשְׂרָאֵל</w:t>
+      </w:r>
+      <w:r>
+        <w:rPr>
+          <w:rFonts w:ascii="Georgia" w:hAnsi="Georgia" w:cs="SBL Hebrew" w:eastAsia="Georgia"/>
+          <w:b w:val="0"/>
+          <w:i w:val="0"/>
+          <w:color w:val="1A1A1A"/>
+          <w:sz w:val="22"/>
+        </w:rPr>
+        <w:t xml:space="preserve">) extended a degree of trust exceeding the ordinary protocols of </w:t>
       </w:r>
       <w:r>
         <w:rPr>
@@ -8399,7 +13049,27 @@
           <w:color w:val="1A1A1A"/>
           <w:sz w:val="22"/>
         </w:rPr>
-        <w:t xml:space="preserve"> — the structural objection ceased to apply.</w:t>
+        <w:t xml:space="preserve"> (</w:t>
+      </w:r>
+      <w:r>
+        <w:rPr>
+          <w:rFonts w:ascii="SBL Hebrew" w:hAnsi="SBL Hebrew" w:cs="SBL Hebrew" w:eastAsia="SBL Hebrew"/>
+          <w:b w:val="0"/>
+          <w:i w:val="0"/>
+          <w:color w:val="1A1A1A"/>
+          <w:sz w:val="22"/>
+        </w:rPr>
+        <w:t>פְּסִיקָה</w:t>
+      </w:r>
+      <w:r>
+        <w:rPr>
+          <w:rFonts w:ascii="Georgia" w:hAnsi="Georgia" w:cs="SBL Hebrew" w:eastAsia="Georgia"/>
+          <w:b w:val="0"/>
+          <w:i w:val="0"/>
+          <w:color w:val="1A1A1A"/>
+          <w:sz w:val="22"/>
+        </w:rPr>
+        <w:t>) — the structural objection ceased to apply.</w:t>
       </w:r>
     </w:p>
     <w:p>
@@ -8449,7 +13119,27 @@
           <w:color w:val="1A1A1A"/>
           <w:sz w:val="22"/>
         </w:rPr>
-        <w:t xml:space="preserve"> terms. There is a daily </w:t>
+        <w:t xml:space="preserve"> (</w:t>
+      </w:r>
+      <w:r>
+        <w:rPr>
+          <w:rFonts w:ascii="SBL Hebrew" w:hAnsi="SBL Hebrew" w:cs="SBL Hebrew" w:eastAsia="SBL Hebrew"/>
+          <w:b w:val="0"/>
+          <w:i w:val="0"/>
+          <w:color w:val="1A1A1A"/>
+          <w:sz w:val="22"/>
+        </w:rPr>
+        <w:t>נִגְלֶה</w:t>
+      </w:r>
+      <w:r>
+        <w:rPr>
+          <w:rFonts w:ascii="Georgia" w:hAnsi="Georgia" w:cs="SBL Hebrew" w:eastAsia="Georgia"/>
+          <w:b w:val="0"/>
+          <w:i w:val="0"/>
+          <w:color w:val="1A1A1A"/>
+          <w:sz w:val="22"/>
+        </w:rPr>
+        <w:t xml:space="preserve">) terms. There is a daily </w:t>
       </w:r>
       <w:r>
         <w:rPr>
@@ -8469,7 +13159,27 @@
           <w:color w:val="1A1A1A"/>
           <w:sz w:val="22"/>
         </w:rPr>
-        <w:t xml:space="preserve"> of </w:t>
+        <w:t xml:space="preserve"> (</w:t>
+      </w:r>
+      <w:r>
+        <w:rPr>
+          <w:rFonts w:ascii="SBL Hebrew" w:hAnsi="SBL Hebrew" w:cs="SBL Hebrew" w:eastAsia="SBL Hebrew"/>
+          <w:b w:val="0"/>
+          <w:i w:val="0"/>
+          <w:color w:val="1A1A1A"/>
+          <w:sz w:val="22"/>
+        </w:rPr>
+        <w:t>מִצְוָה</w:t>
+      </w:r>
+      <w:r>
+        <w:rPr>
+          <w:rFonts w:ascii="Georgia" w:hAnsi="Georgia" w:cs="SBL Hebrew" w:eastAsia="Georgia"/>
+          <w:b w:val="0"/>
+          <w:i w:val="0"/>
+          <w:color w:val="1A1A1A"/>
+          <w:sz w:val="22"/>
+        </w:rPr>
+        <w:t xml:space="preserve">) of </w:t>
       </w:r>
       <w:r>
         <w:rPr>
@@ -8489,7 +13199,27 @@
           <w:color w:val="1A1A1A"/>
           <w:sz w:val="22"/>
         </w:rPr>
-        <w:t xml:space="preserve">, whose primary fulfillment occurs at </w:t>
+        <w:t xml:space="preserve"> (</w:t>
+      </w:r>
+      <w:r>
+        <w:rPr>
+          <w:rFonts w:ascii="SBL Hebrew" w:hAnsi="SBL Hebrew" w:cs="SBL Hebrew" w:eastAsia="SBL Hebrew"/>
+          <w:b w:val="0"/>
+          <w:i w:val="0"/>
+          <w:color w:val="1A1A1A"/>
+          <w:sz w:val="22"/>
+        </w:rPr>
+        <w:t>זְכִירַת יְצִיאַת מִצְרַיִם</w:t>
+      </w:r>
+      <w:r>
+        <w:rPr>
+          <w:rFonts w:ascii="Georgia" w:hAnsi="Georgia" w:cs="SBL Hebrew" w:eastAsia="Georgia"/>
+          <w:b w:val="0"/>
+          <w:i w:val="0"/>
+          <w:color w:val="1A1A1A"/>
+          <w:sz w:val="22"/>
+        </w:rPr>
+        <w:t xml:space="preserve">), whose primary fulfillment occurs at </w:t>
       </w:r>
       <w:r>
         <w:rPr>
@@ -8509,7 +13239,27 @@
           <w:color w:val="1A1A1A"/>
           <w:sz w:val="22"/>
         </w:rPr>
-        <w:t xml:space="preserve">. </w:t>
+        <w:t xml:space="preserve"> (</w:t>
+      </w:r>
+      <w:r>
+        <w:rPr>
+          <w:rFonts w:ascii="SBL Hebrew" w:hAnsi="SBL Hebrew" w:cs="SBL Hebrew" w:eastAsia="SBL Hebrew"/>
+          <w:b w:val="0"/>
+          <w:i w:val="0"/>
+          <w:color w:val="1A1A1A"/>
+          <w:sz w:val="22"/>
+        </w:rPr>
+        <w:t>קְרִיאַת שְׁמַע</w:t>
+      </w:r>
+      <w:r>
+        <w:rPr>
+          <w:rFonts w:ascii="Georgia" w:hAnsi="Georgia" w:cs="SBL Hebrew" w:eastAsia="Georgia"/>
+          <w:b w:val="0"/>
+          <w:i w:val="0"/>
+          <w:color w:val="1A1A1A"/>
+          <w:sz w:val="22"/>
+        </w:rPr>
+        <w:t xml:space="preserve">). </w:t>
       </w:r>
       <w:r>
         <w:rPr>
@@ -8529,7 +13279,27 @@
           <w:color w:val="1A1A1A"/>
           <w:sz w:val="22"/>
         </w:rPr>
-        <w:t xml:space="preserve"> is the climax of the exodus. The recitation of </w:t>
+        <w:t xml:space="preserve"> (</w:t>
+      </w:r>
+      <w:r>
+        <w:rPr>
+          <w:rFonts w:ascii="SBL Hebrew" w:hAnsi="SBL Hebrew" w:cs="SBL Hebrew" w:eastAsia="SBL Hebrew"/>
+          <w:b w:val="0"/>
+          <w:i w:val="0"/>
+          <w:color w:val="1A1A1A"/>
+          <w:sz w:val="22"/>
+        </w:rPr>
+        <w:t>קְרִיעַת יַם סוּף</w:t>
+      </w:r>
+      <w:r>
+        <w:rPr>
+          <w:rFonts w:ascii="Georgia" w:hAnsi="Georgia" w:cs="SBL Hebrew" w:eastAsia="Georgia"/>
+          <w:b w:val="0"/>
+          <w:i w:val="0"/>
+          <w:color w:val="1A1A1A"/>
+          <w:sz w:val="22"/>
+        </w:rPr>
+        <w:t xml:space="preserve">) is the climax of the exodus. The recitation of </w:t>
       </w:r>
       <w:r>
         <w:rPr>
@@ -8589,7 +13359,27 @@
           <w:color w:val="1A1A1A"/>
           <w:sz w:val="22"/>
         </w:rPr>
-        <w:t xml:space="preserve"> proper begins, deepens and reinforces that daily </w:t>
+        <w:t xml:space="preserve"> (</w:t>
+      </w:r>
+      <w:r>
+        <w:rPr>
+          <w:rFonts w:ascii="SBL Hebrew" w:hAnsi="SBL Hebrew" w:cs="SBL Hebrew" w:eastAsia="SBL Hebrew"/>
+          <w:b w:val="0"/>
+          <w:i w:val="0"/>
+          <w:color w:val="1A1A1A"/>
+          <w:sz w:val="22"/>
+        </w:rPr>
+        <w:t>שַׁחֲרִית</w:t>
+      </w:r>
+      <w:r>
+        <w:rPr>
+          <w:rFonts w:ascii="Georgia" w:hAnsi="Georgia" w:cs="SBL Hebrew" w:eastAsia="Georgia"/>
+          <w:b w:val="0"/>
+          <w:i w:val="0"/>
+          <w:color w:val="1A1A1A"/>
+          <w:sz w:val="22"/>
+        </w:rPr>
+        <w:t xml:space="preserve">) proper begins, deepens and reinforces that daily </w:t>
       </w:r>
       <w:r>
         <w:rPr>
@@ -8609,7 +13399,27 @@
           <w:color w:val="1A1A1A"/>
           <w:sz w:val="22"/>
         </w:rPr>
-        <w:t>.</w:t>
+        <w:t xml:space="preserve"> (</w:t>
+      </w:r>
+      <w:r>
+        <w:rPr>
+          <w:rFonts w:ascii="SBL Hebrew" w:hAnsi="SBL Hebrew" w:cs="SBL Hebrew" w:eastAsia="SBL Hebrew"/>
+          <w:b w:val="0"/>
+          <w:i w:val="0"/>
+          <w:color w:val="1A1A1A"/>
+          <w:sz w:val="22"/>
+        </w:rPr>
+        <w:t>זְכִירָה</w:t>
+      </w:r>
+      <w:r>
+        <w:rPr>
+          <w:rFonts w:ascii="Georgia" w:hAnsi="Georgia" w:cs="SBL Hebrew" w:eastAsia="Georgia"/>
+          <w:b w:val="0"/>
+          <w:i w:val="0"/>
+          <w:color w:val="1A1A1A"/>
+          <w:sz w:val="22"/>
+        </w:rPr>
+        <w:t>).</w:t>
       </w:r>
     </w:p>
     <w:p>
@@ -8678,7 +13488,27 @@
           <w:color w:val="1A1A1A"/>
           <w:sz w:val="22"/>
         </w:rPr>
-        <w:t xml:space="preserve">, drawing on the </w:t>
+        <w:t xml:space="preserve"> (</w:t>
+      </w:r>
+      <w:r>
+        <w:rPr>
+          <w:rFonts w:ascii="SBL Hebrew" w:hAnsi="SBL Hebrew" w:cs="SBL Hebrew" w:eastAsia="SBL Hebrew"/>
+          <w:b w:val="0"/>
+          <w:i w:val="0"/>
+          <w:color w:val="1A1A1A"/>
+          <w:sz w:val="22"/>
+        </w:rPr>
+        <w:t>מִשְׁנָה בְּרוּרָה</w:t>
+      </w:r>
+      <w:r>
+        <w:rPr>
+          <w:rFonts w:ascii="Georgia" w:hAnsi="Georgia" w:cs="SBL Hebrew" w:eastAsia="Georgia"/>
+          <w:b w:val="0"/>
+          <w:i w:val="0"/>
+          <w:color w:val="1A1A1A"/>
+          <w:sz w:val="22"/>
+        </w:rPr>
+        <w:t xml:space="preserve">), drawing on the </w:t>
       </w:r>
       <w:r>
         <w:rPr>
@@ -8689,6 +13519,36 @@
           <w:sz w:val="22"/>
         </w:rPr>
         <w:t>Chida</w:t>
+      </w:r>
+      <w:r>
+        <w:rPr>
+          <w:rFonts w:ascii="Georgia" w:hAnsi="Georgia" w:cs="SBL Hebrew" w:eastAsia="Georgia"/>
+          <w:b w:val="0"/>
+          <w:i w:val="0"/>
+          <w:color w:val="1A1A1A"/>
+          <w:sz w:val="22"/>
+        </w:rPr>
+        <w:t xml:space="preserve"> (</w:t>
+      </w:r>
+      <w:r>
+        <w:rPr>
+          <w:rFonts w:ascii="SBL Hebrew" w:hAnsi="SBL Hebrew" w:cs="SBL Hebrew" w:eastAsia="SBL Hebrew"/>
+          <w:b w:val="0"/>
+          <w:i w:val="0"/>
+          <w:color w:val="1A1A1A"/>
+          <w:sz w:val="22"/>
+        </w:rPr>
+        <w:t>חִידָ״א</w:t>
+      </w:r>
+      <w:r>
+        <w:rPr>
+          <w:rFonts w:ascii="Georgia" w:hAnsi="Georgia" w:cs="SBL Hebrew" w:eastAsia="Georgia"/>
+          <w:b w:val="0"/>
+          <w:i w:val="0"/>
+          <w:color w:val="1A1A1A"/>
+          <w:sz w:val="22"/>
+        </w:rPr>
+        <w:t>)</w:t>
       </w:r>
       <w:r>
         <w:rPr>
@@ -8727,7 +13587,27 @@
           <w:color w:val="1A1A1A"/>
           <w:sz w:val="22"/>
         </w:rPr>
-        <w:t xml:space="preserve">, records that the daily recitation of </w:t>
+        <w:t xml:space="preserve"> (</w:t>
+      </w:r>
+      <w:r>
+        <w:rPr>
+          <w:rFonts w:ascii="SBL Hebrew" w:hAnsi="SBL Hebrew" w:cs="SBL Hebrew" w:eastAsia="SBL Hebrew"/>
+          <w:b w:val="0"/>
+          <w:i w:val="0"/>
+          <w:color w:val="1A1A1A"/>
+          <w:sz w:val="22"/>
+        </w:rPr>
+        <w:t>אֲרִיזַ״ל</w:t>
+      </w:r>
+      <w:r>
+        <w:rPr>
+          <w:rFonts w:ascii="Georgia" w:hAnsi="Georgia" w:cs="SBL Hebrew" w:eastAsia="Georgia"/>
+          <w:b w:val="0"/>
+          <w:i w:val="0"/>
+          <w:color w:val="1A1A1A"/>
+          <w:sz w:val="22"/>
+        </w:rPr>
+        <w:t xml:space="preserve">), records that the daily recitation of </w:t>
       </w:r>
       <w:r>
         <w:rPr>
@@ -8747,7 +13627,27 @@
           <w:color w:val="1A1A1A"/>
           <w:sz w:val="22"/>
         </w:rPr>
-        <w:t xml:space="preserve"> with proper </w:t>
+        <w:t xml:space="preserve"> (</w:t>
+      </w:r>
+      <w:r>
+        <w:rPr>
+          <w:rFonts w:ascii="SBL Hebrew" w:hAnsi="SBL Hebrew" w:cs="SBL Hebrew" w:eastAsia="SBL Hebrew"/>
+          <w:b w:val="0"/>
+          <w:i w:val="0"/>
+          <w:color w:val="1A1A1A"/>
+          <w:sz w:val="22"/>
+        </w:rPr>
+        <w:t>שִׁירַת הַיָּם</w:t>
+      </w:r>
+      <w:r>
+        <w:rPr>
+          <w:rFonts w:ascii="Georgia" w:hAnsi="Georgia" w:cs="SBL Hebrew" w:eastAsia="Georgia"/>
+          <w:b w:val="0"/>
+          <w:i w:val="0"/>
+          <w:color w:val="1A1A1A"/>
+          <w:sz w:val="22"/>
+        </w:rPr>
+        <w:t xml:space="preserve">) with proper </w:t>
       </w:r>
       <w:r>
         <w:rPr>
@@ -8767,7 +13667,27 @@
           <w:color w:val="1A1A1A"/>
           <w:sz w:val="22"/>
         </w:rPr>
-        <w:t xml:space="preserve"> is a </w:t>
+        <w:t xml:space="preserve"> (</w:t>
+      </w:r>
+      <w:r>
+        <w:rPr>
+          <w:rFonts w:ascii="SBL Hebrew" w:hAnsi="SBL Hebrew" w:cs="SBL Hebrew" w:eastAsia="SBL Hebrew"/>
+          <w:b w:val="0"/>
+          <w:i w:val="0"/>
+          <w:color w:val="1A1A1A"/>
+          <w:sz w:val="22"/>
+        </w:rPr>
+        <w:t>כַּוָּנָה</w:t>
+      </w:r>
+      <w:r>
+        <w:rPr>
+          <w:rFonts w:ascii="Georgia" w:hAnsi="Georgia" w:cs="SBL Hebrew" w:eastAsia="Georgia"/>
+          <w:b w:val="0"/>
+          <w:i w:val="0"/>
+          <w:color w:val="1A1A1A"/>
+          <w:sz w:val="22"/>
+        </w:rPr>
+        <w:t xml:space="preserve">) is a </w:t>
       </w:r>
       <w:r>
         <w:rPr>
@@ -8787,7 +13707,27 @@
           <w:color w:val="1A1A1A"/>
           <w:sz w:val="22"/>
         </w:rPr>
-        <w:t xml:space="preserve"> for </w:t>
+        <w:t xml:space="preserve"> (</w:t>
+      </w:r>
+      <w:r>
+        <w:rPr>
+          <w:rFonts w:ascii="SBL Hebrew" w:hAnsi="SBL Hebrew" w:cs="SBL Hebrew" w:eastAsia="SBL Hebrew"/>
+          <w:b w:val="0"/>
+          <w:i w:val="0"/>
+          <w:color w:val="1A1A1A"/>
+          <w:sz w:val="22"/>
+        </w:rPr>
+        <w:t>סְגֻלָּה</w:t>
+      </w:r>
+      <w:r>
+        <w:rPr>
+          <w:rFonts w:ascii="Georgia" w:hAnsi="Georgia" w:cs="SBL Hebrew" w:eastAsia="Georgia"/>
+          <w:b w:val="0"/>
+          <w:i w:val="0"/>
+          <w:color w:val="1A1A1A"/>
+          <w:sz w:val="22"/>
+        </w:rPr>
+        <w:t xml:space="preserve">) for </w:t>
       </w:r>
       <w:r>
         <w:rPr>
@@ -8807,7 +13747,27 @@
           <w:color w:val="1A1A1A"/>
           <w:sz w:val="22"/>
         </w:rPr>
-        <w:t xml:space="preserve">. Yet the nature of the required </w:t>
+        <w:t xml:space="preserve"> (</w:t>
+      </w:r>
+      <w:r>
+        <w:rPr>
+          <w:rFonts w:ascii="SBL Hebrew" w:hAnsi="SBL Hebrew" w:cs="SBL Hebrew" w:eastAsia="SBL Hebrew"/>
+          <w:b w:val="0"/>
+          <w:i w:val="0"/>
+          <w:color w:val="1A1A1A"/>
+          <w:sz w:val="22"/>
+        </w:rPr>
+        <w:t>פַּרְנָסָה</w:t>
+      </w:r>
+      <w:r>
+        <w:rPr>
+          <w:rFonts w:ascii="Georgia" w:hAnsi="Georgia" w:cs="SBL Hebrew" w:eastAsia="Georgia"/>
+          <w:b w:val="0"/>
+          <w:i w:val="0"/>
+          <w:color w:val="1A1A1A"/>
+          <w:sz w:val="22"/>
+        </w:rPr>
+        <w:t xml:space="preserve">). Yet the nature of the required </w:t>
       </w:r>
       <w:r>
         <w:rPr>
@@ -8867,7 +13827,27 @@
           <w:color w:val="1A1A1A"/>
           <w:sz w:val="22"/>
         </w:rPr>
-        <w:t xml:space="preserve">; even with </w:t>
+        <w:t xml:space="preserve"> (</w:t>
+      </w:r>
+      <w:r>
+        <w:rPr>
+          <w:rFonts w:ascii="SBL Hebrew" w:hAnsi="SBL Hebrew" w:cs="SBL Hebrew" w:eastAsia="SBL Hebrew"/>
+          <w:b w:val="0"/>
+          <w:i w:val="0"/>
+          <w:color w:val="1A1A1A"/>
+          <w:sz w:val="22"/>
+        </w:rPr>
+        <w:t>חוּמָשׁ</w:t>
+      </w:r>
+      <w:r>
+        <w:rPr>
+          <w:rFonts w:ascii="Georgia" w:hAnsi="Georgia" w:cs="SBL Hebrew" w:eastAsia="Georgia"/>
+          <w:b w:val="0"/>
+          <w:i w:val="0"/>
+          <w:color w:val="1A1A1A"/>
+          <w:sz w:val="22"/>
+        </w:rPr>
+        <w:t xml:space="preserve">); even with </w:t>
       </w:r>
       <w:r>
         <w:rPr>
@@ -8887,7 +13867,27 @@
           <w:color w:val="1A1A1A"/>
           <w:sz w:val="22"/>
         </w:rPr>
-        <w:t xml:space="preserve">, full comprehension of every word requires hours of study, and the daily </w:t>
+        <w:t xml:space="preserve"> (</w:t>
+      </w:r>
+      <w:r>
+        <w:rPr>
+          <w:rFonts w:ascii="SBL Hebrew" w:hAnsi="SBL Hebrew" w:cs="SBL Hebrew" w:eastAsia="SBL Hebrew"/>
+          <w:b w:val="0"/>
+          <w:i w:val="0"/>
+          <w:color w:val="1A1A1A"/>
+          <w:sz w:val="22"/>
+        </w:rPr>
+        <w:t>רַשִׁ״י</w:t>
+      </w:r>
+      <w:r>
+        <w:rPr>
+          <w:rFonts w:ascii="Georgia" w:hAnsi="Georgia" w:cs="SBL Hebrew" w:eastAsia="Georgia"/>
+          <w:b w:val="0"/>
+          <w:i w:val="0"/>
+          <w:color w:val="1A1A1A"/>
+          <w:sz w:val="22"/>
+        </w:rPr>
+        <w:t xml:space="preserve">), full comprehension of every word requires hours of study, and the daily </w:t>
       </w:r>
       <w:r>
         <w:rPr>
@@ -8907,7 +13907,27 @@
           <w:color w:val="1A1A1A"/>
           <w:sz w:val="22"/>
         </w:rPr>
-        <w:t xml:space="preserve"> cannot be presumed to have achieved it. If the </w:t>
+        <w:t xml:space="preserve"> (</w:t>
+      </w:r>
+      <w:r>
+        <w:rPr>
+          <w:rFonts w:ascii="SBL Hebrew" w:hAnsi="SBL Hebrew" w:cs="SBL Hebrew" w:eastAsia="SBL Hebrew"/>
+          <w:b w:val="0"/>
+          <w:i w:val="0"/>
+          <w:color w:val="1A1A1A"/>
+          <w:sz w:val="22"/>
+        </w:rPr>
+        <w:t>מִתְפַּלֵּל</w:t>
+      </w:r>
+      <w:r>
+        <w:rPr>
+          <w:rFonts w:ascii="Georgia" w:hAnsi="Georgia" w:cs="SBL Hebrew" w:eastAsia="Georgia"/>
+          <w:b w:val="0"/>
+          <w:i w:val="0"/>
+          <w:color w:val="1A1A1A"/>
+          <w:sz w:val="22"/>
+        </w:rPr>
+        <w:t xml:space="preserve">) cannot be presumed to have achieved it. If the </w:t>
       </w:r>
       <w:r>
         <w:rPr>
@@ -8947,7 +13967,27 @@
           <w:color w:val="1A1A1A"/>
           <w:sz w:val="22"/>
         </w:rPr>
-        <w:t xml:space="preserve">. Some other understanding of </w:t>
+        <w:t xml:space="preserve"> (</w:t>
+      </w:r>
+      <w:r>
+        <w:rPr>
+          <w:rFonts w:ascii="SBL Hebrew" w:hAnsi="SBL Hebrew" w:cs="SBL Hebrew" w:eastAsia="SBL Hebrew"/>
+          <w:b w:val="0"/>
+          <w:i w:val="0"/>
+          <w:color w:val="1A1A1A"/>
+          <w:sz w:val="22"/>
+        </w:rPr>
+        <w:t>שִׁירָה</w:t>
+      </w:r>
+      <w:r>
+        <w:rPr>
+          <w:rFonts w:ascii="Georgia" w:hAnsi="Georgia" w:cs="SBL Hebrew" w:eastAsia="Georgia"/>
+          <w:b w:val="0"/>
+          <w:i w:val="0"/>
+          <w:color w:val="1A1A1A"/>
+          <w:sz w:val="22"/>
+        </w:rPr>
+        <w:t xml:space="preserve">). Some other understanding of </w:t>
       </w:r>
       <w:r>
         <w:rPr>
@@ -9017,7 +14057,27 @@
           <w:color w:val="1A1A1A"/>
           <w:sz w:val="22"/>
         </w:rPr>
-        <w:t xml:space="preserve"> son, Rabbeinu Avraham ben HaRambam, was a </w:t>
+        <w:t xml:space="preserve"> (</w:t>
+      </w:r>
+      <w:r>
+        <w:rPr>
+          <w:rFonts w:ascii="SBL Hebrew" w:hAnsi="SBL Hebrew" w:cs="SBL Hebrew" w:eastAsia="SBL Hebrew"/>
+          <w:b w:val="0"/>
+          <w:i w:val="0"/>
+          <w:color w:val="1A1A1A"/>
+          <w:sz w:val="22"/>
+        </w:rPr>
+        <w:t>רַמְבַּ״ם</w:t>
+      </w:r>
+      <w:r>
+        <w:rPr>
+          <w:rFonts w:ascii="Georgia" w:hAnsi="Georgia" w:cs="SBL Hebrew" w:eastAsia="Georgia"/>
+          <w:b w:val="0"/>
+          <w:i w:val="0"/>
+          <w:color w:val="1A1A1A"/>
+          <w:sz w:val="22"/>
+        </w:rPr>
+        <w:t xml:space="preserve">) son, Rabbeinu Avraham ben HaRambam, was a </w:t>
       </w:r>
       <w:r>
         <w:rPr>
@@ -9037,7 +14097,27 @@
           <w:color w:val="1A1A1A"/>
           <w:sz w:val="22"/>
         </w:rPr>
-        <w:t xml:space="preserve"> and </w:t>
+        <w:t xml:space="preserve"> (</w:t>
+      </w:r>
+      <w:r>
+        <w:rPr>
+          <w:rFonts w:ascii="SBL Hebrew" w:hAnsi="SBL Hebrew" w:cs="SBL Hebrew" w:eastAsia="SBL Hebrew"/>
+          <w:b w:val="0"/>
+          <w:i w:val="0"/>
+          <w:color w:val="1A1A1A"/>
+          <w:sz w:val="22"/>
+        </w:rPr>
+        <w:t>תַּלְמִיד חָכָם</w:t>
+      </w:r>
+      <w:r>
+        <w:rPr>
+          <w:rFonts w:ascii="Georgia" w:hAnsi="Georgia" w:cs="SBL Hebrew" w:eastAsia="Georgia"/>
+          <w:b w:val="0"/>
+          <w:i w:val="0"/>
+          <w:color w:val="1A1A1A"/>
+          <w:sz w:val="22"/>
+        </w:rPr>
+        <w:t xml:space="preserve">) and </w:t>
       </w:r>
       <w:r>
         <w:rPr>
@@ -9057,7 +14137,27 @@
           <w:color w:val="1A1A1A"/>
           <w:sz w:val="22"/>
         </w:rPr>
-        <w:t xml:space="preserve"> of the first rank, whose stature is often obscured by the immensity of his father’s. His principal work, </w:t>
+        <w:t xml:space="preserve"> (</w:t>
+      </w:r>
+      <w:r>
+        <w:rPr>
+          <w:rFonts w:ascii="SBL Hebrew" w:hAnsi="SBL Hebrew" w:cs="SBL Hebrew" w:eastAsia="SBL Hebrew"/>
+          <w:b w:val="0"/>
+          <w:i w:val="0"/>
+          <w:color w:val="1A1A1A"/>
+          <w:sz w:val="22"/>
+        </w:rPr>
+        <w:t>פּוֹסֵק</w:t>
+      </w:r>
+      <w:r>
+        <w:rPr>
+          <w:rFonts w:ascii="Georgia" w:hAnsi="Georgia" w:cs="SBL Hebrew" w:eastAsia="Georgia"/>
+          <w:b w:val="0"/>
+          <w:i w:val="0"/>
+          <w:color w:val="1A1A1A"/>
+          <w:sz w:val="22"/>
+        </w:rPr>
+        <w:t xml:space="preserve">) of the first rank, whose stature is often obscured by the immensity of his father’s. His principal work, </w:t>
       </w:r>
       <w:r>
         <w:rPr>
@@ -9077,7 +14177,27 @@
           <w:color w:val="1A1A1A"/>
           <w:sz w:val="22"/>
         </w:rPr>
-        <w:t>,</w:t>
+        <w:t xml:space="preserve"> (</w:t>
+      </w:r>
+      <w:r>
+        <w:rPr>
+          <w:rFonts w:ascii="SBL Hebrew" w:hAnsi="SBL Hebrew" w:cs="SBL Hebrew" w:eastAsia="SBL Hebrew"/>
+          <w:b w:val="0"/>
+          <w:i w:val="0"/>
+          <w:color w:val="1A1A1A"/>
+          <w:sz w:val="22"/>
+        </w:rPr>
+        <w:t>הַמַּסְפִּיק לְעוֹבְדֵי ה׳</w:t>
+      </w:r>
+      <w:r>
+        <w:rPr>
+          <w:rFonts w:ascii="Georgia" w:hAnsi="Georgia" w:cs="SBL Hebrew" w:eastAsia="Georgia"/>
+          <w:b w:val="0"/>
+          <w:i w:val="0"/>
+          <w:color w:val="1A1A1A"/>
+          <w:sz w:val="22"/>
+        </w:rPr>
+        <w:t>),</w:t>
       </w:r>
       <w:r>
         <w:rPr>
@@ -9116,7 +14236,27 @@
           <w:color w:val="1A1A1A"/>
           <w:sz w:val="22"/>
         </w:rPr>
-        <w:t xml:space="preserve">. In it Rabbeinu Avraham develops a teaching almost unique in classical </w:t>
+        <w:t xml:space="preserve"> (</w:t>
+      </w:r>
+      <w:r>
+        <w:rPr>
+          <w:rFonts w:ascii="SBL Hebrew" w:hAnsi="SBL Hebrew" w:cs="SBL Hebrew" w:eastAsia="SBL Hebrew"/>
+          <w:b w:val="0"/>
+          <w:i w:val="0"/>
+          <w:color w:val="1A1A1A"/>
+          <w:sz w:val="22"/>
+        </w:rPr>
+        <w:t>עֲבוֹדַת ה׳</w:t>
+      </w:r>
+      <w:r>
+        <w:rPr>
+          <w:rFonts w:ascii="Georgia" w:hAnsi="Georgia" w:cs="SBL Hebrew" w:eastAsia="Georgia"/>
+          <w:b w:val="0"/>
+          <w:i w:val="0"/>
+          <w:color w:val="1A1A1A"/>
+          <w:sz w:val="22"/>
+        </w:rPr>
+        <w:t xml:space="preserve">). In it Rabbeinu Avraham develops a teaching almost unique in classical </w:t>
       </w:r>
       <w:r>
         <w:rPr>
@@ -9136,7 +14276,27 @@
           <w:color w:val="1A1A1A"/>
           <w:sz w:val="22"/>
         </w:rPr>
-        <w:t xml:space="preserve">: the disciplined use of the imagination — </w:t>
+        <w:t xml:space="preserve"> (</w:t>
+      </w:r>
+      <w:r>
+        <w:rPr>
+          <w:rFonts w:ascii="SBL Hebrew" w:hAnsi="SBL Hebrew" w:cs="SBL Hebrew" w:eastAsia="SBL Hebrew"/>
+          <w:b w:val="0"/>
+          <w:i w:val="0"/>
+          <w:color w:val="1A1A1A"/>
+          <w:sz w:val="22"/>
+        </w:rPr>
+        <w:t>מַחְשָׁבָה</w:t>
+      </w:r>
+      <w:r>
+        <w:rPr>
+          <w:rFonts w:ascii="Georgia" w:hAnsi="Georgia" w:cs="SBL Hebrew" w:eastAsia="Georgia"/>
+          <w:b w:val="0"/>
+          <w:i w:val="0"/>
+          <w:color w:val="1A1A1A"/>
+          <w:sz w:val="22"/>
+        </w:rPr>
+        <w:t xml:space="preserve">): the disciplined use of the imagination — </w:t>
       </w:r>
       <w:r>
         <w:rPr>
@@ -9156,7 +14316,27 @@
           <w:color w:val="1A1A1A"/>
           <w:sz w:val="22"/>
         </w:rPr>
-        <w:t xml:space="preserve"> — as an instrument of </w:t>
+        <w:t xml:space="preserve"> (</w:t>
+      </w:r>
+      <w:r>
+        <w:rPr>
+          <w:rFonts w:ascii="SBL Hebrew" w:hAnsi="SBL Hebrew" w:cs="SBL Hebrew" w:eastAsia="SBL Hebrew"/>
+          <w:b w:val="0"/>
+          <w:i w:val="0"/>
+          <w:color w:val="1A1A1A"/>
+          <w:sz w:val="22"/>
+        </w:rPr>
+        <w:t>כֹּחַ הַדִּמְיוֹן</w:t>
+      </w:r>
+      <w:r>
+        <w:rPr>
+          <w:rFonts w:ascii="Georgia" w:hAnsi="Georgia" w:cs="SBL Hebrew" w:eastAsia="Georgia"/>
+          <w:b w:val="0"/>
+          <w:i w:val="0"/>
+          <w:color w:val="1A1A1A"/>
+          <w:sz w:val="22"/>
+        </w:rPr>
+        <w:t xml:space="preserve">) — as an instrument of </w:t>
       </w:r>
       <w:r>
         <w:rPr>
@@ -9471,7 +14651,27 @@
           <w:color w:val="1A1A1A"/>
           <w:sz w:val="22"/>
         </w:rPr>
-        <w:t xml:space="preserve"> and in the moments before sleep, without further preparation.</w:t>
+        <w:t xml:space="preserve"> (</w:t>
+      </w:r>
+      <w:r>
+        <w:rPr>
+          <w:rFonts w:ascii="SBL Hebrew" w:hAnsi="SBL Hebrew" w:cs="SBL Hebrew" w:eastAsia="SBL Hebrew"/>
+          <w:b w:val="0"/>
+          <w:i w:val="0"/>
+          <w:color w:val="1A1A1A"/>
+          <w:sz w:val="22"/>
+        </w:rPr>
+        <w:t>דַּאוֶונֶען</w:t>
+      </w:r>
+      <w:r>
+        <w:rPr>
+          <w:rFonts w:ascii="Georgia" w:hAnsi="Georgia" w:cs="SBL Hebrew" w:eastAsia="Georgia"/>
+          <w:b w:val="0"/>
+          <w:i w:val="0"/>
+          <w:color w:val="1A1A1A"/>
+          <w:sz w:val="22"/>
+        </w:rPr>
+        <w:t>) and in the moments before sleep, without further preparation.</w:t>
       </w:r>
     </w:p>
     <w:p>
@@ -9525,7 +14725,27 @@
           <w:color w:val="1A1A1A"/>
           <w:sz w:val="22"/>
         </w:rPr>
-        <w:t xml:space="preserve"> is a seal composed of layers, and each layer records a specific moment in the life of </w:t>
+        <w:t xml:space="preserve"> (</w:t>
+      </w:r>
+      <w:r>
+        <w:rPr>
+          <w:rFonts w:ascii="SBL Hebrew" w:hAnsi="SBL Hebrew" w:cs="SBL Hebrew" w:eastAsia="SBL Hebrew"/>
+          <w:b w:val="0"/>
+          <w:i w:val="0"/>
+          <w:color w:val="1A1A1A"/>
+          <w:sz w:val="22"/>
+        </w:rPr>
+        <w:t>פְּסוּקֵי דְּזִמְרָה</w:t>
+      </w:r>
+      <w:r>
+        <w:rPr>
+          <w:rFonts w:ascii="Georgia" w:hAnsi="Georgia" w:cs="SBL Hebrew" w:eastAsia="Georgia"/>
+          <w:b w:val="0"/>
+          <w:i w:val="0"/>
+          <w:color w:val="1A1A1A"/>
+          <w:sz w:val="22"/>
+        </w:rPr>
+        <w:t xml:space="preserve">) is a seal composed of layers, and each layer records a specific moment in the life of </w:t>
       </w:r>
       <w:r>
         <w:rPr>
@@ -9545,7 +14765,27 @@
           <w:color w:val="1A1A1A"/>
           <w:sz w:val="22"/>
         </w:rPr>
-        <w:t xml:space="preserve">. The </w:t>
+        <w:t xml:space="preserve"> (</w:t>
+      </w:r>
+      <w:r>
+        <w:rPr>
+          <w:rFonts w:ascii="SBL Hebrew" w:hAnsi="SBL Hebrew" w:cs="SBL Hebrew" w:eastAsia="SBL Hebrew"/>
+          <w:b w:val="0"/>
+          <w:i w:val="0"/>
+          <w:color w:val="1A1A1A"/>
+          <w:sz w:val="22"/>
+        </w:rPr>
+        <w:t>כְּלַל יִשְׂרָאֵל</w:t>
+      </w:r>
+      <w:r>
+        <w:rPr>
+          <w:rFonts w:ascii="Georgia" w:hAnsi="Georgia" w:cs="SBL Hebrew" w:eastAsia="Georgia"/>
+          <w:b w:val="0"/>
+          <w:i w:val="0"/>
+          <w:color w:val="1A1A1A"/>
+          <w:sz w:val="22"/>
+        </w:rPr>
+        <w:t xml:space="preserve">). The </w:t>
       </w:r>
       <w:r>
         <w:rPr>
@@ -9565,7 +14805,27 @@
           <w:color w:val="1A1A1A"/>
           <w:sz w:val="22"/>
         </w:rPr>
-        <w:t xml:space="preserve"> close the formal unit and fulfill the aspiration of Rabbi Yossi to be counted among those who complete </w:t>
+        <w:t xml:space="preserve"> (</w:t>
+      </w:r>
+      <w:r>
+        <w:rPr>
+          <w:rFonts w:ascii="SBL Hebrew" w:hAnsi="SBL Hebrew" w:cs="SBL Hebrew" w:eastAsia="SBL Hebrew"/>
+          <w:b w:val="0"/>
+          <w:i w:val="0"/>
+          <w:color w:val="1A1A1A"/>
+          <w:sz w:val="22"/>
+        </w:rPr>
+        <w:t>הַלְלוּיוֹת</w:t>
+      </w:r>
+      <w:r>
+        <w:rPr>
+          <w:rFonts w:ascii="Georgia" w:hAnsi="Georgia" w:cs="SBL Hebrew" w:eastAsia="Georgia"/>
+          <w:b w:val="0"/>
+          <w:i w:val="0"/>
+          <w:color w:val="1A1A1A"/>
+          <w:sz w:val="22"/>
+        </w:rPr>
+        <w:t xml:space="preserve">) close the formal unit and fulfill the aspiration of Rabbi Yossi to be counted among those who complete </w:t>
       </w:r>
       <w:r>
         <w:rPr>
@@ -9585,7 +14845,27 @@
           <w:color w:val="1A1A1A"/>
           <w:sz w:val="22"/>
         </w:rPr>
-        <w:t xml:space="preserve"> every day. The </w:t>
+        <w:t xml:space="preserve"> (</w:t>
+      </w:r>
+      <w:r>
+        <w:rPr>
+          <w:rFonts w:ascii="SBL Hebrew" w:hAnsi="SBL Hebrew" w:cs="SBL Hebrew" w:eastAsia="SBL Hebrew"/>
+          <w:b w:val="0"/>
+          <w:i w:val="0"/>
+          <w:color w:val="1A1A1A"/>
+          <w:sz w:val="22"/>
+        </w:rPr>
+        <w:t>הַלֵּל</w:t>
+      </w:r>
+      <w:r>
+        <w:rPr>
+          <w:rFonts w:ascii="Georgia" w:hAnsi="Georgia" w:cs="SBL Hebrew" w:eastAsia="Georgia"/>
+          <w:b w:val="0"/>
+          <w:i w:val="0"/>
+          <w:color w:val="1A1A1A"/>
+          <w:sz w:val="22"/>
+        </w:rPr>
+        <w:t xml:space="preserve">) every day. The </w:t>
       </w:r>
       <w:r>
         <w:rPr>
@@ -9605,7 +14885,27 @@
           <w:color w:val="1A1A1A"/>
           <w:sz w:val="22"/>
         </w:rPr>
-        <w:t xml:space="preserve"> cluster is the imprint of the Maharam of Rothenburg’s captivity upon the daily </w:t>
+        <w:t xml:space="preserve"> (</w:t>
+      </w:r>
+      <w:r>
+        <w:rPr>
+          <w:rFonts w:ascii="SBL Hebrew" w:hAnsi="SBL Hebrew" w:cs="SBL Hebrew" w:eastAsia="SBL Hebrew"/>
+          <w:b w:val="0"/>
+          <w:i w:val="0"/>
+          <w:color w:val="1A1A1A"/>
+          <w:sz w:val="22"/>
+        </w:rPr>
+        <w:t>בָּרוּךְ ה׳ לְעוֹלָם</w:t>
+      </w:r>
+      <w:r>
+        <w:rPr>
+          <w:rFonts w:ascii="Georgia" w:hAnsi="Georgia" w:cs="SBL Hebrew" w:eastAsia="Georgia"/>
+          <w:b w:val="0"/>
+          <w:i w:val="0"/>
+          <w:color w:val="1A1A1A"/>
+          <w:sz w:val="22"/>
+        </w:rPr>
+        <w:t xml:space="preserve">) cluster is the imprint of the Maharam of Rothenburg’s captivity upon the daily </w:t>
       </w:r>
       <w:r>
         <w:rPr>
@@ -9625,7 +14925,27 @@
           <w:color w:val="1A1A1A"/>
           <w:sz w:val="22"/>
         </w:rPr>
-        <w:t xml:space="preserve"> of every Jew — a </w:t>
+        <w:t xml:space="preserve"> (</w:t>
+      </w:r>
+      <w:r>
+        <w:rPr>
+          <w:rFonts w:ascii="SBL Hebrew" w:hAnsi="SBL Hebrew" w:cs="SBL Hebrew" w:eastAsia="SBL Hebrew"/>
+          <w:b w:val="0"/>
+          <w:i w:val="0"/>
+          <w:color w:val="1A1A1A"/>
+          <w:sz w:val="22"/>
+        </w:rPr>
+        <w:t>תְּפִלָּה</w:t>
+      </w:r>
+      <w:r>
+        <w:rPr>
+          <w:rFonts w:ascii="Georgia" w:hAnsi="Georgia" w:cs="SBL Hebrew" w:eastAsia="Georgia"/>
+          <w:b w:val="0"/>
+          <w:i w:val="0"/>
+          <w:color w:val="1A1A1A"/>
+          <w:sz w:val="22"/>
+        </w:rPr>
+        <w:t xml:space="preserve">) of every Jew — a </w:t>
       </w:r>
       <w:r>
         <w:rPr>
@@ -9645,7 +14965,27 @@
           <w:color w:val="1A1A1A"/>
           <w:sz w:val="22"/>
         </w:rPr>
-        <w:t xml:space="preserve"> assembled to seal the </w:t>
+        <w:t xml:space="preserve"> (</w:t>
+      </w:r>
+      <w:r>
+        <w:rPr>
+          <w:rFonts w:ascii="SBL Hebrew" w:hAnsi="SBL Hebrew" w:cs="SBL Hebrew" w:eastAsia="SBL Hebrew"/>
+          <w:b w:val="0"/>
+          <w:i w:val="0"/>
+          <w:color w:val="1A1A1A"/>
+          <w:sz w:val="22"/>
+        </w:rPr>
+        <w:t>מֵעֵין בְּרָכָה</w:t>
+      </w:r>
+      <w:r>
+        <w:rPr>
+          <w:rFonts w:ascii="Georgia" w:hAnsi="Georgia" w:cs="SBL Hebrew" w:eastAsia="Georgia"/>
+          <w:b w:val="0"/>
+          <w:i w:val="0"/>
+          <w:color w:val="1A1A1A"/>
+          <w:sz w:val="22"/>
+        </w:rPr>
+        <w:t xml:space="preserve">) assembled to seal the </w:t>
       </w:r>
       <w:r>
         <w:rPr>
@@ -9685,7 +15025,27 @@
           <w:color w:val="1A1A1A"/>
           <w:sz w:val="22"/>
         </w:rPr>
-        <w:t xml:space="preserve"> long after the immediate necessity had passed. </w:t>
+        <w:t xml:space="preserve"> (</w:t>
+      </w:r>
+      <w:r>
+        <w:rPr>
+          <w:rFonts w:ascii="SBL Hebrew" w:hAnsi="SBL Hebrew" w:cs="SBL Hebrew" w:eastAsia="SBL Hebrew"/>
+          <w:b w:val="0"/>
+          <w:i w:val="0"/>
+          <w:color w:val="1A1A1A"/>
+          <w:sz w:val="22"/>
+        </w:rPr>
+        <w:t>סִדּוּר</w:t>
+      </w:r>
+      <w:r>
+        <w:rPr>
+          <w:rFonts w:ascii="Georgia" w:hAnsi="Georgia" w:cs="SBL Hebrew" w:eastAsia="Georgia"/>
+          <w:b w:val="0"/>
+          <w:i w:val="0"/>
+          <w:color w:val="1A1A1A"/>
+          <w:sz w:val="22"/>
+        </w:rPr>
+        <w:t xml:space="preserve">) long after the immediate necessity had passed. </w:t>
       </w:r>
       <w:r>
         <w:rPr>
@@ -9705,7 +15065,27 @@
           <w:color w:val="1A1A1A"/>
           <w:sz w:val="22"/>
         </w:rPr>
-        <w:t xml:space="preserve"> attaches the daily </w:t>
+        <w:t xml:space="preserve"> (</w:t>
+      </w:r>
+      <w:r>
+        <w:rPr>
+          <w:rFonts w:ascii="SBL Hebrew" w:hAnsi="SBL Hebrew" w:cs="SBL Hebrew" w:eastAsia="SBL Hebrew"/>
+          <w:b w:val="0"/>
+          <w:i w:val="0"/>
+          <w:color w:val="1A1A1A"/>
+          <w:sz w:val="22"/>
+        </w:rPr>
+        <w:t>וַיְבָרֶךְ דָּוִד</w:t>
+      </w:r>
+      <w:r>
+        <w:rPr>
+          <w:rFonts w:ascii="Georgia" w:hAnsi="Georgia" w:cs="SBL Hebrew" w:eastAsia="Georgia"/>
+          <w:b w:val="0"/>
+          <w:i w:val="0"/>
+          <w:color w:val="1A1A1A"/>
+          <w:sz w:val="22"/>
+        </w:rPr>
+        <w:t xml:space="preserve">) attaches the daily </w:t>
       </w:r>
       <w:r>
         <w:rPr>
@@ -9725,7 +15105,27 @@
           <w:color w:val="1A1A1A"/>
           <w:sz w:val="22"/>
         </w:rPr>
-        <w:t xml:space="preserve"> to David HaMelech’s appeal for the </w:t>
+        <w:t xml:space="preserve"> to David HaMelech’s (</w:t>
+      </w:r>
+      <w:r>
+        <w:rPr>
+          <w:rFonts w:ascii="SBL Hebrew" w:hAnsi="SBL Hebrew" w:cs="SBL Hebrew" w:eastAsia="SBL Hebrew"/>
+          <w:b w:val="0"/>
+          <w:i w:val="0"/>
+          <w:color w:val="1A1A1A"/>
+          <w:sz w:val="22"/>
+        </w:rPr>
+        <w:t>דָּוִד הַמֶּלֶךְ</w:t>
+      </w:r>
+      <w:r>
+        <w:rPr>
+          <w:rFonts w:ascii="Georgia" w:hAnsi="Georgia" w:cs="SBL Hebrew" w:eastAsia="Georgia"/>
+          <w:b w:val="0"/>
+          <w:i w:val="0"/>
+          <w:color w:val="1A1A1A"/>
+          <w:sz w:val="22"/>
+        </w:rPr>
+        <w:t xml:space="preserve">) appeal for the </w:t>
       </w:r>
       <w:r>
         <w:rPr>
@@ -9745,7 +15145,47 @@
           <w:color w:val="1A1A1A"/>
           <w:sz w:val="22"/>
         </w:rPr>
-        <w:t xml:space="preserve"> and to Ezra HaSofer’s </w:t>
+        <w:t xml:space="preserve"> (</w:t>
+      </w:r>
+      <w:r>
+        <w:rPr>
+          <w:rFonts w:ascii="SBL Hebrew" w:hAnsi="SBL Hebrew" w:cs="SBL Hebrew" w:eastAsia="SBL Hebrew"/>
+          <w:b w:val="0"/>
+          <w:i w:val="0"/>
+          <w:color w:val="1A1A1A"/>
+          <w:sz w:val="22"/>
+        </w:rPr>
+        <w:t>מִקְדָּשׁ</w:t>
+      </w:r>
+      <w:r>
+        <w:rPr>
+          <w:rFonts w:ascii="Georgia" w:hAnsi="Georgia" w:cs="SBL Hebrew" w:eastAsia="Georgia"/>
+          <w:b w:val="0"/>
+          <w:i w:val="0"/>
+          <w:color w:val="1A1A1A"/>
+          <w:sz w:val="22"/>
+        </w:rPr>
+        <w:t>) and to Ezra HaSofer’s (</w:t>
+      </w:r>
+      <w:r>
+        <w:rPr>
+          <w:rFonts w:ascii="SBL Hebrew" w:hAnsi="SBL Hebrew" w:cs="SBL Hebrew" w:eastAsia="SBL Hebrew"/>
+          <w:b w:val="0"/>
+          <w:i w:val="0"/>
+          <w:color w:val="1A1A1A"/>
+          <w:sz w:val="22"/>
+        </w:rPr>
+        <w:t>עֶזְרָא הַסּוֹפֵר</w:t>
+      </w:r>
+      <w:r>
+        <w:rPr>
+          <w:rFonts w:ascii="Georgia" w:hAnsi="Georgia" w:cs="SBL Hebrew" w:eastAsia="Georgia"/>
+          <w:b w:val="0"/>
+          <w:i w:val="0"/>
+          <w:color w:val="1A1A1A"/>
+          <w:sz w:val="22"/>
+        </w:rPr>
+        <w:t xml:space="preserve">) </w:t>
       </w:r>
       <w:r>
         <w:rPr>
@@ -9765,7 +15205,27 @@
           <w:color w:val="1A1A1A"/>
           <w:sz w:val="22"/>
         </w:rPr>
-        <w:t xml:space="preserve"> of renewed covenant — building and boundary, the two pillars of every </w:t>
+        <w:t xml:space="preserve"> (</w:t>
+      </w:r>
+      <w:r>
+        <w:rPr>
+          <w:rFonts w:ascii="SBL Hebrew" w:hAnsi="SBL Hebrew" w:cs="SBL Hebrew" w:eastAsia="SBL Hebrew"/>
+          <w:b w:val="0"/>
+          <w:i w:val="0"/>
+          <w:color w:val="1A1A1A"/>
+          <w:sz w:val="22"/>
+        </w:rPr>
+        <w:t>שִׁירָה</w:t>
+      </w:r>
+      <w:r>
+        <w:rPr>
+          <w:rFonts w:ascii="Georgia" w:hAnsi="Georgia" w:cs="SBL Hebrew" w:eastAsia="Georgia"/>
+          <w:b w:val="0"/>
+          <w:i w:val="0"/>
+          <w:color w:val="1A1A1A"/>
+          <w:sz w:val="22"/>
+        </w:rPr>
+        <w:t xml:space="preserve">) of renewed covenant — building and boundary, the two pillars of every </w:t>
       </w:r>
       <w:r>
         <w:rPr>
@@ -9785,7 +15245,27 @@
           <w:color w:val="1A1A1A"/>
           <w:sz w:val="22"/>
         </w:rPr>
-        <w:t xml:space="preserve">. </w:t>
+        <w:t xml:space="preserve"> (</w:t>
+      </w:r>
+      <w:r>
+        <w:rPr>
+          <w:rFonts w:ascii="SBL Hebrew" w:hAnsi="SBL Hebrew" w:cs="SBL Hebrew" w:eastAsia="SBL Hebrew"/>
+          <w:b w:val="0"/>
+          <w:i w:val="0"/>
+          <w:color w:val="1A1A1A"/>
+          <w:sz w:val="22"/>
+        </w:rPr>
+        <w:t>גְּאֻלָּה</w:t>
+      </w:r>
+      <w:r>
+        <w:rPr>
+          <w:rFonts w:ascii="Georgia" w:hAnsi="Georgia" w:cs="SBL Hebrew" w:eastAsia="Georgia"/>
+          <w:b w:val="0"/>
+          <w:i w:val="0"/>
+          <w:color w:val="1A1A1A"/>
+          <w:sz w:val="22"/>
+        </w:rPr>
+        <w:t xml:space="preserve">). </w:t>
       </w:r>
       <w:r>
         <w:rPr>
@@ -9805,7 +15285,27 @@
           <w:color w:val="1A1A1A"/>
           <w:sz w:val="22"/>
         </w:rPr>
-        <w:t xml:space="preserve">, mandated daily by the </w:t>
+        <w:t xml:space="preserve"> (</w:t>
+      </w:r>
+      <w:r>
+        <w:rPr>
+          <w:rFonts w:ascii="SBL Hebrew" w:hAnsi="SBL Hebrew" w:cs="SBL Hebrew" w:eastAsia="SBL Hebrew"/>
+          <w:b w:val="0"/>
+          <w:i w:val="0"/>
+          <w:color w:val="1A1A1A"/>
+          <w:sz w:val="22"/>
+        </w:rPr>
+        <w:t>שִׁירַת הַיָּם</w:t>
+      </w:r>
+      <w:r>
+        <w:rPr>
+          <w:rFonts w:ascii="Georgia" w:hAnsi="Georgia" w:cs="SBL Hebrew" w:eastAsia="Georgia"/>
+          <w:b w:val="0"/>
+          <w:i w:val="0"/>
+          <w:color w:val="1A1A1A"/>
+          <w:sz w:val="22"/>
+        </w:rPr>
+        <w:t xml:space="preserve">), mandated daily by the </w:t>
       </w:r>
       <w:r>
         <w:rPr>
@@ -9825,7 +15325,27 @@
           <w:color w:val="1A1A1A"/>
           <w:sz w:val="22"/>
         </w:rPr>
-        <w:t xml:space="preserve"> and received into universal practice through the authority of the </w:t>
+        <w:t xml:space="preserve"> (</w:t>
+      </w:r>
+      <w:r>
+        <w:rPr>
+          <w:rFonts w:ascii="SBL Hebrew" w:hAnsi="SBL Hebrew" w:cs="SBL Hebrew" w:eastAsia="SBL Hebrew"/>
+          <w:b w:val="0"/>
+          <w:i w:val="0"/>
+          <w:color w:val="1A1A1A"/>
+          <w:sz w:val="22"/>
+        </w:rPr>
+        <w:t>זֹהַר הַקָּדוֹשׁ</w:t>
+      </w:r>
+      <w:r>
+        <w:rPr>
+          <w:rFonts w:ascii="Georgia" w:hAnsi="Georgia" w:cs="SBL Hebrew" w:eastAsia="Georgia"/>
+          <w:b w:val="0"/>
+          <w:i w:val="0"/>
+          <w:color w:val="1A1A1A"/>
+          <w:sz w:val="22"/>
+        </w:rPr>
+        <w:t xml:space="preserve">) and received into universal practice through the authority of the </w:t>
       </w:r>
       <w:r>
         <w:rPr>
@@ -9845,7 +15365,27 @@
           <w:color w:val="1A1A1A"/>
           <w:sz w:val="22"/>
         </w:rPr>
-        <w:t xml:space="preserve">, transforms the morning </w:t>
+        <w:t xml:space="preserve"> (</w:t>
+      </w:r>
+      <w:r>
+        <w:rPr>
+          <w:rFonts w:ascii="SBL Hebrew" w:hAnsi="SBL Hebrew" w:cs="SBL Hebrew" w:eastAsia="SBL Hebrew"/>
+          <w:b w:val="0"/>
+          <w:i w:val="0"/>
+          <w:color w:val="1A1A1A"/>
+          <w:sz w:val="22"/>
+        </w:rPr>
+        <w:t>אֲרִיזַ״ל</w:t>
+      </w:r>
+      <w:r>
+        <w:rPr>
+          <w:rFonts w:ascii="Georgia" w:hAnsi="Georgia" w:cs="SBL Hebrew" w:eastAsia="Georgia"/>
+          <w:b w:val="0"/>
+          <w:i w:val="0"/>
+          <w:color w:val="1A1A1A"/>
+          <w:sz w:val="22"/>
+        </w:rPr>
+        <w:t xml:space="preserve">), transforms the morning </w:t>
       </w:r>
       <w:r>
         <w:rPr>
@@ -9885,7 +15425,27 @@
           <w:color w:val="1A1A1A"/>
           <w:sz w:val="22"/>
         </w:rPr>
-        <w:t>.</w:t>
+        <w:t xml:space="preserve"> (</w:t>
+      </w:r>
+      <w:r>
+        <w:rPr>
+          <w:rFonts w:ascii="SBL Hebrew" w:hAnsi="SBL Hebrew" w:cs="SBL Hebrew" w:eastAsia="SBL Hebrew"/>
+          <w:b w:val="0"/>
+          <w:i w:val="0"/>
+          <w:color w:val="1A1A1A"/>
+          <w:sz w:val="22"/>
+        </w:rPr>
+        <w:t>יְצִיאַת מִצְרַיִם</w:t>
+      </w:r>
+      <w:r>
+        <w:rPr>
+          <w:rFonts w:ascii="Georgia" w:hAnsi="Georgia" w:cs="SBL Hebrew" w:eastAsia="Georgia"/>
+          <w:b w:val="0"/>
+          <w:i w:val="0"/>
+          <w:color w:val="1A1A1A"/>
+          <w:sz w:val="22"/>
+        </w:rPr>
+        <w:t>).</w:t>
       </w:r>
     </w:p>
     <w:p>
@@ -9940,7 +15500,27 @@
           <w:color w:val="1A1A1A"/>
           <w:sz w:val="22"/>
         </w:rPr>
-        <w:t>, in their assembled depth, were designed to restore.</w:t>
+        <w:t xml:space="preserve"> (</w:t>
+      </w:r>
+      <w:r>
+        <w:rPr>
+          <w:rFonts w:ascii="SBL Hebrew" w:hAnsi="SBL Hebrew" w:cs="SBL Hebrew" w:eastAsia="SBL Hebrew"/>
+          <w:b w:val="0"/>
+          <w:i w:val="0"/>
+          <w:color w:val="1A1A1A"/>
+          <w:sz w:val="22"/>
+        </w:rPr>
+        <w:t>תְּפִלּוֹת</w:t>
+      </w:r>
+      <w:r>
+        <w:rPr>
+          <w:rFonts w:ascii="Georgia" w:hAnsi="Georgia" w:cs="SBL Hebrew" w:eastAsia="Georgia"/>
+          <w:b w:val="0"/>
+          <w:i w:val="0"/>
+          <w:color w:val="1A1A1A"/>
+          <w:sz w:val="22"/>
+        </w:rPr>
+        <w:t>), in their assembled depth, were designed to restore.</w:t>
       </w:r>
     </w:p>
     <w:p>
